--- a/Modelo_AF.docx
+++ b/Modelo_AF.docx
@@ -4,18 +4,17 @@
   <w:body>
     <w:p>
       <w:pPr>
-        <w:pStyle w:val="LOnormal"/>
+        <w:pStyle w:val="LO-normal"/>
         <w:keepNext w:val="false"/>
         <w:keepLines w:val="false"/>
         <w:pageBreakBefore w:val="false"/>
         <w:widowControl w:val="false"/>
         <w:shd w:val="clear" w:fill="auto"/>
         <w:spacing w:lineRule="auto" w:line="276" w:before="0" w:after="0"/>
-        <w:ind w:left="0" w:right="0" w:hanging="0"/>
+        <w:ind w:hanging="0" w:left="0" w:right="0"/>
         <w:jc w:val="left"/>
         <w:rPr>
           <w:rFonts w:ascii="Arial" w:hAnsi="Arial" w:eastAsia="Arial" w:cs="Arial"/>
-          <w:b w:val="false"/>
           <w:b w:val="false"/>
           <w:bCs w:val="false"/>
           <w:i w:val="false"/>
@@ -73,8 +72,8 @@
         <w:tblLook w:val="0000"/>
       </w:tblPr>
       <w:tblGrid>
-        <w:gridCol w:w="1263"/>
-        <w:gridCol w:w="6243"/>
+        <w:gridCol w:w="1261"/>
+        <w:gridCol w:w="6245"/>
         <w:gridCol w:w="2267"/>
       </w:tblGrid>
       <w:tr>
@@ -95,11 +94,10 @@
           </w:tcPr>
           <w:p>
             <w:pPr>
-              <w:pStyle w:val="LOnormal"/>
+              <w:pStyle w:val="LO-normal"/>
               <w:widowControl w:val="false"/>
               <w:rPr>
                 <w:rFonts w:ascii="Arial" w:hAnsi="Arial" w:eastAsia="Arial" w:cs="Arial"/>
-                <w:b/>
                 <w:b/>
                 <w:bCs/>
                 <w:sz w:val="20"/>
@@ -119,11 +117,10 @@
           </w:p>
           <w:p>
             <w:pPr>
-              <w:pStyle w:val="LOnormal"/>
+              <w:pStyle w:val="LO-normal"/>
               <w:widowControl w:val="false"/>
               <w:rPr>
                 <w:rFonts w:ascii="Arial" w:hAnsi="Arial" w:eastAsia="Arial" w:cs="Arial"/>
-                <w:b/>
                 <w:b/>
                 <w:bCs/>
                 <w:sz w:val="22"/>
@@ -143,11 +140,10 @@
           </w:p>
           <w:p>
             <w:pPr>
-              <w:pStyle w:val="LOnormal"/>
+              <w:pStyle w:val="LO-normal"/>
               <w:widowControl w:val="false"/>
               <w:rPr>
                 <w:rFonts w:ascii="Arial" w:hAnsi="Arial" w:eastAsia="Arial" w:cs="Arial"/>
-                <w:b/>
                 <w:b/>
                 <w:bCs/>
                 <w:sz w:val="22"/>
@@ -167,11 +163,10 @@
           </w:p>
           <w:p>
             <w:pPr>
-              <w:pStyle w:val="LOnormal"/>
+              <w:pStyle w:val="LO-normal"/>
               <w:widowControl w:val="false"/>
               <w:rPr>
                 <w:rFonts w:ascii="Arial" w:hAnsi="Arial" w:eastAsia="Arial" w:cs="Arial"/>
-                <w:b/>
                 <w:b/>
                 <w:bCs/>
                 <w:sz w:val="22"/>
@@ -203,11 +198,10 @@
           </w:tcPr>
           <w:p>
             <w:pPr>
-              <w:pStyle w:val="LOnormal"/>
+              <w:pStyle w:val="LO-normal"/>
               <w:widowControl w:val="false"/>
               <w:rPr>
                 <w:rFonts w:ascii="Arial" w:hAnsi="Arial" w:eastAsia="Arial" w:cs="Arial"/>
-                <w:b/>
                 <w:b/>
                 <w:bCs/>
                 <w:sz w:val="20"/>
@@ -227,11 +221,10 @@
           </w:p>
           <w:p>
             <w:pPr>
-              <w:pStyle w:val="LOnormal"/>
+              <w:pStyle w:val="LO-normal"/>
               <w:widowControl w:val="false"/>
               <w:rPr>
                 <w:rFonts w:ascii="Arial" w:hAnsi="Arial" w:eastAsia="Arial" w:cs="Arial"/>
-                <w:b/>
                 <w:b/>
                 <w:bCs/>
                 <w:sz w:val="20"/>
@@ -251,11 +244,10 @@
           </w:p>
           <w:p>
             <w:pPr>
-              <w:pStyle w:val="LOnormal"/>
+              <w:pStyle w:val="LO-normal"/>
               <w:widowControl w:val="false"/>
               <w:rPr>
                 <w:rFonts w:ascii="Arial" w:hAnsi="Arial" w:eastAsia="Arial" w:cs="Arial"/>
-                <w:b/>
                 <w:b/>
                 <w:bCs/>
                 <w:sz w:val="20"/>
@@ -275,11 +267,10 @@
           </w:p>
           <w:p>
             <w:pPr>
-              <w:pStyle w:val="LOnormal"/>
+              <w:pStyle w:val="LO-normal"/>
               <w:widowControl w:val="false"/>
               <w:rPr>
                 <w:rFonts w:ascii="Arial" w:hAnsi="Arial" w:eastAsia="Arial" w:cs="Arial"/>
-                <w:b/>
                 <w:b/>
                 <w:bCs/>
                 <w:sz w:val="20"/>
@@ -299,7 +290,7 @@
           </w:p>
           <w:p>
             <w:pPr>
-              <w:pStyle w:val="LOnormal"/>
+              <w:pStyle w:val="LO-normal"/>
               <w:widowControl w:val="false"/>
               <w:rPr>
                 <w:i/>
@@ -328,7 +319,7 @@
         </w:trPr>
         <w:tc>
           <w:tcPr>
-            <w:tcW w:w="1263" w:type="dxa"/>
+            <w:tcW w:w="1261" w:type="dxa"/>
             <w:tcBorders>
               <w:top w:val="single" w:sz="4" w:space="0" w:color="000000"/>
               <w:left w:val="single" w:sz="4" w:space="0" w:color="000000"/>
@@ -339,11 +330,10 @@
           </w:tcPr>
           <w:p>
             <w:pPr>
-              <w:pStyle w:val="LOnormal"/>
+              <w:pStyle w:val="LO-normal"/>
               <w:widowControl w:val="false"/>
               <w:rPr>
                 <w:rFonts w:ascii="Arial" w:hAnsi="Arial" w:eastAsia="Arial" w:cs="Arial"/>
-                <w:b/>
                 <w:b/>
                 <w:bCs/>
                 <w:sz w:val="22"/>
@@ -364,7 +354,7 @@
         </w:tc>
         <w:tc>
           <w:tcPr>
-            <w:tcW w:w="8510" w:type="dxa"/>
+            <w:tcW w:w="8512" w:type="dxa"/>
             <w:gridSpan w:val="2"/>
             <w:tcBorders>
               <w:top w:val="single" w:sz="4" w:space="0" w:color="000000"/>
@@ -377,12 +367,11 @@
           </w:tcPr>
           <w:p>
             <w:pPr>
-              <w:pStyle w:val="LOnormal"/>
+              <w:pStyle w:val="LO-normal"/>
               <w:widowControl w:val="false"/>
-              <w:ind w:left="27" w:hanging="0"/>
+              <w:ind w:hanging="0" w:left="27"/>
               <w:rPr>
                 <w:rFonts w:ascii="Arial" w:hAnsi="Arial" w:eastAsia="Arial" w:cs="Arial"/>
-                <w:b/>
                 <w:b/>
                 <w:bCs/>
                 <w:sz w:val="20"/>
@@ -420,11 +409,10 @@
           </w:tcPr>
           <w:p>
             <w:pPr>
-              <w:pStyle w:val="LOnormal"/>
+              <w:pStyle w:val="LO-normal"/>
               <w:widowControl w:val="false"/>
               <w:rPr>
                 <w:rFonts w:ascii="Arial" w:hAnsi="Arial" w:eastAsia="Arial" w:cs="Arial"/>
-                <w:b/>
                 <w:b/>
                 <w:bCs/>
                 <w:sz w:val="20"/>
@@ -456,11 +444,10 @@
           </w:tcPr>
           <w:p>
             <w:pPr>
-              <w:pStyle w:val="LOnormal"/>
+              <w:pStyle w:val="LO-normal"/>
               <w:widowControl w:val="false"/>
               <w:rPr>
                 <w:rFonts w:ascii="Arial" w:hAnsi="Arial" w:eastAsia="Arial" w:cs="Arial"/>
-                <w:b/>
                 <w:b/>
                 <w:bCs/>
                 <w:sz w:val="20"/>
@@ -483,7 +470,7 @@
     </w:tbl>
     <w:p>
       <w:pPr>
-        <w:pStyle w:val="LOnormal"/>
+        <w:pStyle w:val="LO-normal"/>
         <w:rPr>
           <w:rFonts w:ascii="Arial" w:hAnsi="Arial" w:eastAsia="Arial" w:cs="Arial"/>
           <w:sz w:val="20"/>
@@ -500,7 +487,7 @@
     </w:p>
     <w:p>
       <w:pPr>
-        <w:pStyle w:val="LOnormal"/>
+        <w:pStyle w:val="LO-normal"/>
         <w:jc w:val="center"/>
         <w:rPr>
           <w:sz w:val="28"/>
@@ -520,7 +507,7 @@
     </w:p>
     <w:p>
       <w:pPr>
-        <w:pStyle w:val="LOnormal"/>
+        <w:pStyle w:val="LO-normal"/>
         <w:jc w:val="both"/>
         <w:rPr>
           <w:rFonts w:ascii="Arial" w:hAnsi="Arial" w:eastAsia="Arial" w:cs="Arial"/>
@@ -538,44 +525,118 @@
     </w:p>
     <w:p>
       <w:pPr>
-        <w:pStyle w:val="LOnormal"/>
+        <w:pStyle w:val="normal1"/>
+        <w:keepNext w:val="false"/>
+        <w:keepLines w:val="false"/>
+        <w:pageBreakBefore w:val="false"/>
+        <w:widowControl w:val="false"/>
         <w:numPr>
           <w:ilvl w:val="0"/>
           <w:numId w:val="1"/>
         </w:numPr>
-        <w:ind w:left="720" w:hanging="360"/>
+        <w:shd w:val="clear" w:fill="auto"/>
+        <w:spacing w:lineRule="auto" w:line="240" w:before="0" w:after="0"/>
+        <w:ind w:hanging="426" w:left="426" w:right="0"/>
         <w:jc w:val="both"/>
         <w:rPr>
           <w:rFonts w:ascii="Georgia" w:hAnsi="Georgia" w:eastAsia="Georgia" w:cs="Georgia"/>
-        </w:rPr>
-      </w:pPr>
-      <w:r>
-        <w:rPr>
-          <w:rFonts w:eastAsia="Georgia" w:cs="Georgia" w:ascii="Georgia" w:hAnsi="Georgia"/>
-          <w:sz w:val="21"/>
-          <w:szCs w:val="21"/>
+          <w:b w:val="false"/>
+          <w:bCs w:val="false"/>
+          <w:i w:val="false"/>
+          <w:i w:val="false"/>
+          <w:iCs w:val="false"/>
+          <w:caps w:val="false"/>
+          <w:smallCaps w:val="false"/>
+          <w:strike w:val="false"/>
+          <w:dstrike w:val="false"/>
+          <w:color w:val="000000"/>
+          <w:position w:val="0"/>
+          <w:sz w:val="24"/>
+          <w:sz w:val="24"/>
+          <w:szCs w:val="24"/>
+          <w:u w:val="none"/>
+          <w:shd w:fill="auto" w:val="clear"/>
+          <w:vertAlign w:val="baseline"/>
+        </w:rPr>
+      </w:pPr>
+      <w:r>
+        <w:rPr>
+          <w:rFonts w:eastAsia="Georgia" w:cs="Georgia" w:ascii="Georgia" w:hAnsi="Georgia"/>
+          <w:b w:val="false"/>
+          <w:bCs w:val="false"/>
+          <w:i w:val="false"/>
+          <w:iCs w:val="false"/>
+          <w:caps w:val="false"/>
+          <w:smallCaps w:val="false"/>
+          <w:strike w:val="false"/>
+          <w:dstrike w:val="false"/>
+          <w:color w:val="000000"/>
+          <w:position w:val="0"/>
+          <w:sz w:val="21"/>
+          <w:sz w:val="21"/>
+          <w:szCs w:val="21"/>
+          <w:u w:val="none"/>
+          <w:shd w:fill="auto" w:val="clear"/>
+          <w:vertAlign w:val="baseline"/>
         </w:rPr>
         <w:t>Escreva seu Nome Completo e RGM na parte superior desta folha.</w:t>
       </w:r>
     </w:p>
     <w:p>
       <w:pPr>
-        <w:pStyle w:val="LOnormal"/>
+        <w:pStyle w:val="normal1"/>
+        <w:keepNext w:val="false"/>
+        <w:keepLines w:val="false"/>
+        <w:pageBreakBefore w:val="false"/>
+        <w:widowControl w:val="false"/>
         <w:numPr>
           <w:ilvl w:val="0"/>
           <w:numId w:val="1"/>
         </w:numPr>
-        <w:ind w:left="720" w:hanging="360"/>
+        <w:shd w:val="clear" w:fill="auto"/>
+        <w:spacing w:lineRule="auto" w:line="240" w:before="0" w:after="0"/>
+        <w:ind w:hanging="426" w:left="426" w:right="0"/>
         <w:jc w:val="both"/>
         <w:rPr>
           <w:rFonts w:ascii="Georgia" w:hAnsi="Georgia" w:eastAsia="Georgia" w:cs="Georgia"/>
-        </w:rPr>
-      </w:pPr>
-      <w:r>
-        <w:rPr>
-          <w:rFonts w:eastAsia="Georgia" w:cs="Georgia" w:ascii="Georgia" w:hAnsi="Georgia"/>
-          <w:sz w:val="21"/>
-          <w:szCs w:val="21"/>
+          <w:b w:val="false"/>
+          <w:bCs w:val="false"/>
+          <w:i w:val="false"/>
+          <w:i w:val="false"/>
+          <w:iCs w:val="false"/>
+          <w:caps w:val="false"/>
+          <w:smallCaps w:val="false"/>
+          <w:strike w:val="false"/>
+          <w:dstrike w:val="false"/>
+          <w:color w:val="000000"/>
+          <w:position w:val="0"/>
+          <w:sz w:val="24"/>
+          <w:sz w:val="24"/>
+          <w:szCs w:val="24"/>
+          <w:u w:val="none"/>
+          <w:shd w:fill="auto" w:val="clear"/>
+          <w:vertAlign w:val="baseline"/>
+        </w:rPr>
+      </w:pPr>
+      <w:r>
+        <w:rPr>
+          <w:rFonts w:eastAsia="Georgia" w:cs="Georgia" w:ascii="Georgia" w:hAnsi="Georgia"/>
+          <w:b w:val="false"/>
+          <w:bCs w:val="false"/>
+          <w:i w:val="false"/>
+          <w:iCs w:val="false"/>
+          <w:caps w:val="false"/>
+          <w:smallCaps w:val="false"/>
+          <w:strike w:val="false"/>
+          <w:dstrike w:val="false"/>
+          <w:color w:val="000000"/>
+          <w:position w:val="0"/>
+          <w:sz w:val="21"/>
+          <w:sz w:val="21"/>
+          <w:szCs w:val="21"/>
+          <w:u w:val="none"/>
+          <w:shd w:fill="auto" w:val="clear"/>
+          <w:vertAlign w:val="baseline"/>
         </w:rPr>
         <w:t>Esta avaliação vale 5,0</w:t>
       </w:r>
@@ -584,104 +645,330 @@
           <w:rFonts w:eastAsia="Georgia" w:cs="Georgia" w:ascii="Georgia" w:hAnsi="Georgia"/>
           <w:b/>
           <w:bCs/>
-          <w:sz w:val="21"/>
-          <w:szCs w:val="21"/>
+          <w:i w:val="false"/>
+          <w:iCs w:val="false"/>
+          <w:caps w:val="false"/>
+          <w:smallCaps w:val="false"/>
+          <w:strike w:val="false"/>
+          <w:dstrike w:val="false"/>
+          <w:color w:val="000000"/>
+          <w:position w:val="0"/>
+          <w:sz w:val="21"/>
+          <w:sz w:val="21"/>
+          <w:szCs w:val="21"/>
+          <w:u w:val="none"/>
+          <w:shd w:fill="auto" w:val="clear"/>
+          <w:vertAlign w:val="baseline"/>
         </w:rPr>
         <w:t xml:space="preserve"> </w:t>
       </w:r>
       <w:r>
         <w:rPr>
           <w:rFonts w:eastAsia="Georgia" w:cs="Georgia" w:ascii="Georgia" w:hAnsi="Georgia"/>
-          <w:sz w:val="21"/>
-          <w:szCs w:val="21"/>
-        </w:rPr>
-        <w:t>pontos. O valor atribuído a cada questão está informado no título das mesmas.</w:t>
-      </w:r>
-    </w:p>
-    <w:p>
-      <w:pPr>
-        <w:pStyle w:val="LOnormal"/>
+          <w:b w:val="false"/>
+          <w:bCs w:val="false"/>
+          <w:i w:val="false"/>
+          <w:iCs w:val="false"/>
+          <w:caps w:val="false"/>
+          <w:smallCaps w:val="false"/>
+          <w:strike w:val="false"/>
+          <w:dstrike w:val="false"/>
+          <w:color w:val="000000"/>
+          <w:position w:val="0"/>
+          <w:sz w:val="21"/>
+          <w:sz w:val="21"/>
+          <w:szCs w:val="21"/>
+          <w:u w:val="none"/>
+          <w:shd w:fill="auto" w:val="clear"/>
+          <w:vertAlign w:val="baseline"/>
+        </w:rPr>
+        <w:t xml:space="preserve">pontos. O valor atribuído a cada </w:t>
+      </w:r>
+      <w:r>
+        <w:rPr>
+          <w:rFonts w:eastAsia="Georgia" w:cs="Georgia" w:ascii="Georgia" w:hAnsi="Georgia"/>
+          <w:sz w:val="21"/>
+          <w:szCs w:val="21"/>
+        </w:rPr>
+        <w:t>questão</w:t>
+      </w:r>
+      <w:r>
+        <w:rPr>
+          <w:rFonts w:eastAsia="Georgia" w:cs="Georgia" w:ascii="Georgia" w:hAnsi="Georgia"/>
+          <w:b w:val="false"/>
+          <w:bCs w:val="false"/>
+          <w:i w:val="false"/>
+          <w:iCs w:val="false"/>
+          <w:caps w:val="false"/>
+          <w:smallCaps w:val="false"/>
+          <w:strike w:val="false"/>
+          <w:dstrike w:val="false"/>
+          <w:color w:val="000000"/>
+          <w:position w:val="0"/>
+          <w:sz w:val="21"/>
+          <w:sz w:val="21"/>
+          <w:szCs w:val="21"/>
+          <w:u w:val="none"/>
+          <w:shd w:fill="auto" w:val="clear"/>
+          <w:vertAlign w:val="baseline"/>
+        </w:rPr>
+        <w:t xml:space="preserve"> está informado no título das mesmas.</w:t>
+      </w:r>
+    </w:p>
+    <w:p>
+      <w:pPr>
+        <w:pStyle w:val="normal1"/>
+        <w:keepNext w:val="false"/>
+        <w:keepLines w:val="false"/>
+        <w:pageBreakBefore w:val="false"/>
+        <w:widowControl w:val="false"/>
         <w:numPr>
           <w:ilvl w:val="0"/>
           <w:numId w:val="1"/>
         </w:numPr>
-        <w:ind w:left="720" w:hanging="360"/>
+        <w:shd w:val="clear" w:fill="auto"/>
+        <w:spacing w:lineRule="auto" w:line="240" w:before="0" w:after="0"/>
+        <w:ind w:hanging="426" w:left="426" w:right="0"/>
         <w:jc w:val="both"/>
         <w:rPr>
           <w:rFonts w:ascii="Georgia" w:hAnsi="Georgia" w:eastAsia="Georgia" w:cs="Georgia"/>
-        </w:rPr>
-      </w:pPr>
-      <w:r>
-        <w:rPr>
-          <w:rFonts w:eastAsia="Georgia" w:cs="Georgia" w:ascii="Georgia" w:hAnsi="Georgia"/>
-          <w:sz w:val="21"/>
-          <w:szCs w:val="21"/>
-        </w:rPr>
-        <w:t>Não são permitidas consultas aos colegas nem aos materiais (cadernos, livros, etc).</w:t>
-      </w:r>
-    </w:p>
-    <w:p>
-      <w:pPr>
-        <w:pStyle w:val="LOnormal"/>
+          <w:b w:val="false"/>
+          <w:bCs w:val="false"/>
+          <w:i w:val="false"/>
+          <w:i w:val="false"/>
+          <w:iCs w:val="false"/>
+          <w:caps w:val="false"/>
+          <w:smallCaps w:val="false"/>
+          <w:strike w:val="false"/>
+          <w:dstrike w:val="false"/>
+          <w:color w:val="000000"/>
+          <w:position w:val="0"/>
+          <w:sz w:val="24"/>
+          <w:sz w:val="24"/>
+          <w:szCs w:val="24"/>
+          <w:u w:val="none"/>
+          <w:shd w:fill="auto" w:val="clear"/>
+          <w:vertAlign w:val="baseline"/>
+        </w:rPr>
+      </w:pPr>
+      <w:r>
+        <w:rPr>
+          <w:rFonts w:eastAsia="Georgia" w:cs="Georgia" w:ascii="Georgia" w:hAnsi="Georgia"/>
+          <w:b w:val="false"/>
+          <w:bCs w:val="false"/>
+          <w:i w:val="false"/>
+          <w:iCs w:val="false"/>
+          <w:caps w:val="false"/>
+          <w:smallCaps w:val="false"/>
+          <w:strike w:val="false"/>
+          <w:dstrike w:val="false"/>
+          <w:color w:val="000000"/>
+          <w:position w:val="0"/>
+          <w:sz w:val="21"/>
+          <w:sz w:val="21"/>
+          <w:szCs w:val="21"/>
+          <w:u w:val="none"/>
+          <w:shd w:fill="auto" w:val="clear"/>
+          <w:vertAlign w:val="baseline"/>
+        </w:rPr>
+        <w:t xml:space="preserve">Não são permitidas consultas aos colegas </w:t>
+      </w:r>
+      <w:r>
+        <w:rPr>
+          <w:rFonts w:eastAsia="Georgia" w:cs="Georgia" w:ascii="Georgia" w:hAnsi="Georgia"/>
+          <w:b w:val="false"/>
+          <w:bCs w:val="false"/>
+          <w:i w:val="false"/>
+          <w:iCs w:val="false"/>
+          <w:caps w:val="false"/>
+          <w:smallCaps w:val="false"/>
+          <w:strike w:val="false"/>
+          <w:dstrike w:val="false"/>
+          <w:color w:val="000000"/>
+          <w:position w:val="0"/>
+          <w:sz w:val="21"/>
+          <w:sz w:val="21"/>
+          <w:szCs w:val="21"/>
+          <w:u w:val="none"/>
+          <w:shd w:fill="auto" w:val="clear"/>
+          <w:vertAlign w:val="baseline"/>
+        </w:rPr>
+        <w:t>ou a qualquer tipo de material</w:t>
+      </w:r>
+    </w:p>
+    <w:p>
+      <w:pPr>
+        <w:pStyle w:val="normal1"/>
+        <w:keepNext w:val="false"/>
+        <w:keepLines w:val="false"/>
+        <w:pageBreakBefore w:val="false"/>
+        <w:widowControl w:val="false"/>
         <w:numPr>
           <w:ilvl w:val="0"/>
           <w:numId w:val="1"/>
         </w:numPr>
-        <w:ind w:left="720" w:hanging="360"/>
+        <w:shd w:val="clear" w:fill="auto"/>
+        <w:spacing w:lineRule="auto" w:line="240" w:before="0" w:after="0"/>
+        <w:ind w:hanging="426" w:left="426" w:right="0"/>
         <w:jc w:val="both"/>
         <w:rPr>
           <w:rFonts w:ascii="Georgia" w:hAnsi="Georgia" w:eastAsia="Georgia" w:cs="Georgia"/>
-        </w:rPr>
-      </w:pPr>
-      <w:r>
-        <w:rPr>
-          <w:rFonts w:eastAsia="Georgia" w:cs="Georgia" w:ascii="Georgia" w:hAnsi="Georgia"/>
-          <w:sz w:val="21"/>
-          <w:szCs w:val="21"/>
-        </w:rPr>
-        <w:t>Não é permitido emprestar material escolar durante a prova. É de responsabilidade do aluno trazer caneta azul ou preta, lápis e borracha.</w:t>
-      </w:r>
-    </w:p>
-    <w:p>
-      <w:pPr>
-        <w:pStyle w:val="LOnormal"/>
+          <w:b w:val="false"/>
+          <w:bCs w:val="false"/>
+          <w:i w:val="false"/>
+          <w:i w:val="false"/>
+          <w:iCs w:val="false"/>
+          <w:caps w:val="false"/>
+          <w:smallCaps w:val="false"/>
+          <w:strike w:val="false"/>
+          <w:dstrike w:val="false"/>
+          <w:color w:val="000000"/>
+          <w:position w:val="0"/>
+          <w:sz w:val="24"/>
+          <w:sz w:val="24"/>
+          <w:szCs w:val="24"/>
+          <w:u w:val="none"/>
+          <w:shd w:fill="auto" w:val="clear"/>
+          <w:vertAlign w:val="baseline"/>
+        </w:rPr>
+      </w:pPr>
+      <w:r>
+        <w:rPr>
+          <w:rFonts w:eastAsia="Georgia" w:cs="Georgia" w:ascii="Georgia" w:hAnsi="Georgia"/>
+          <w:b w:val="false"/>
+          <w:bCs w:val="false"/>
+          <w:i w:val="false"/>
+          <w:iCs w:val="false"/>
+          <w:caps w:val="false"/>
+          <w:smallCaps w:val="false"/>
+          <w:strike w:val="false"/>
+          <w:dstrike w:val="false"/>
+          <w:color w:val="000000"/>
+          <w:position w:val="0"/>
+          <w:sz w:val="21"/>
+          <w:sz w:val="21"/>
+          <w:szCs w:val="21"/>
+          <w:u w:val="none"/>
+          <w:shd w:fill="auto" w:val="clear"/>
+          <w:vertAlign w:val="baseline"/>
+        </w:rPr>
+        <w:t>Não é permitido emprestar material escolar durante a prova. É de responsabilidade do(a) aluno(a) trazer caneta azul ou preta, lápis e borracha.</w:t>
+      </w:r>
+    </w:p>
+    <w:p>
+      <w:pPr>
+        <w:pStyle w:val="normal1"/>
+        <w:keepNext w:val="false"/>
+        <w:keepLines w:val="false"/>
+        <w:pageBreakBefore w:val="false"/>
+        <w:widowControl w:val="false"/>
         <w:numPr>
           <w:ilvl w:val="0"/>
           <w:numId w:val="1"/>
         </w:numPr>
-        <w:ind w:left="720" w:hanging="360"/>
+        <w:shd w:val="clear" w:fill="auto"/>
+        <w:spacing w:lineRule="auto" w:line="240" w:before="0" w:after="0"/>
+        <w:ind w:hanging="426" w:left="426" w:right="0"/>
         <w:jc w:val="both"/>
         <w:rPr>
           <w:rFonts w:ascii="Georgia" w:hAnsi="Georgia" w:eastAsia="Georgia" w:cs="Georgia"/>
-        </w:rPr>
-      </w:pPr>
-      <w:r>
-        <w:rPr>
-          <w:rFonts w:eastAsia="Georgia" w:cs="Georgia" w:ascii="Georgia" w:hAnsi="Georgia"/>
-          <w:sz w:val="21"/>
-          <w:szCs w:val="21"/>
+          <w:b w:val="false"/>
+          <w:bCs w:val="false"/>
+          <w:i w:val="false"/>
+          <w:i w:val="false"/>
+          <w:iCs w:val="false"/>
+          <w:caps w:val="false"/>
+          <w:smallCaps w:val="false"/>
+          <w:strike w:val="false"/>
+          <w:dstrike w:val="false"/>
+          <w:color w:val="000000"/>
+          <w:position w:val="0"/>
+          <w:sz w:val="24"/>
+          <w:sz w:val="24"/>
+          <w:szCs w:val="24"/>
+          <w:u w:val="none"/>
+          <w:shd w:fill="auto" w:val="clear"/>
+          <w:vertAlign w:val="baseline"/>
+        </w:rPr>
+      </w:pPr>
+      <w:r>
+        <w:rPr>
+          <w:rFonts w:eastAsia="Georgia" w:cs="Georgia" w:ascii="Georgia" w:hAnsi="Georgia"/>
+          <w:b w:val="false"/>
+          <w:bCs w:val="false"/>
+          <w:i w:val="false"/>
+          <w:iCs w:val="false"/>
+          <w:caps w:val="false"/>
+          <w:smallCaps w:val="false"/>
+          <w:strike w:val="false"/>
+          <w:dstrike w:val="false"/>
+          <w:color w:val="000000"/>
+          <w:position w:val="0"/>
+          <w:sz w:val="21"/>
+          <w:sz w:val="21"/>
+          <w:szCs w:val="21"/>
+          <w:u w:val="none"/>
+          <w:shd w:fill="auto" w:val="clear"/>
+          <w:vertAlign w:val="baseline"/>
         </w:rPr>
         <w:t>É proibido soltar o grampo que prende as folhas da prova.</w:t>
       </w:r>
     </w:p>
     <w:p>
       <w:pPr>
-        <w:pStyle w:val="LOnormal"/>
+        <w:pStyle w:val="normal1"/>
+        <w:keepNext w:val="false"/>
+        <w:keepLines w:val="false"/>
+        <w:pageBreakBefore w:val="false"/>
+        <w:widowControl w:val="false"/>
         <w:numPr>
           <w:ilvl w:val="0"/>
           <w:numId w:val="1"/>
         </w:numPr>
-        <w:ind w:left="720" w:hanging="360"/>
+        <w:shd w:val="clear" w:fill="auto"/>
+        <w:spacing w:lineRule="auto" w:line="240" w:before="0" w:after="0"/>
+        <w:ind w:hanging="426" w:left="426" w:right="0"/>
         <w:jc w:val="both"/>
         <w:rPr>
           <w:rFonts w:ascii="Georgia" w:hAnsi="Georgia" w:eastAsia="Georgia" w:cs="Georgia"/>
-        </w:rPr>
-      </w:pPr>
-      <w:r>
-        <w:rPr>
-          <w:rFonts w:eastAsia="Georgia" w:cs="Georgia" w:ascii="Georgia" w:hAnsi="Georgia"/>
-          <w:sz w:val="21"/>
-          <w:szCs w:val="21"/>
+          <w:b w:val="false"/>
+          <w:bCs w:val="false"/>
+          <w:i w:val="false"/>
+          <w:i w:val="false"/>
+          <w:iCs w:val="false"/>
+          <w:caps w:val="false"/>
+          <w:smallCaps w:val="false"/>
+          <w:strike w:val="false"/>
+          <w:dstrike w:val="false"/>
+          <w:color w:val="000000"/>
+          <w:position w:val="0"/>
+          <w:sz w:val="24"/>
+          <w:sz w:val="24"/>
+          <w:szCs w:val="24"/>
+          <w:u w:val="none"/>
+          <w:shd w:fill="auto" w:val="clear"/>
+          <w:vertAlign w:val="baseline"/>
+        </w:rPr>
+      </w:pPr>
+      <w:r>
+        <w:rPr>
+          <w:rFonts w:eastAsia="Georgia" w:cs="Georgia" w:ascii="Georgia" w:hAnsi="Georgia"/>
+          <w:b w:val="false"/>
+          <w:bCs w:val="false"/>
+          <w:i w:val="false"/>
+          <w:iCs w:val="false"/>
+          <w:caps w:val="false"/>
+          <w:smallCaps w:val="false"/>
+          <w:strike w:val="false"/>
+          <w:dstrike w:val="false"/>
+          <w:color w:val="000000"/>
+          <w:position w:val="0"/>
+          <w:sz w:val="21"/>
+          <w:sz w:val="21"/>
+          <w:szCs w:val="21"/>
+          <w:u w:val="none"/>
+          <w:shd w:fill="auto" w:val="clear"/>
+          <w:vertAlign w:val="baseline"/>
         </w:rPr>
         <w:t xml:space="preserve">É expressamente proibida a manipulação de </w:t>
       </w:r>
@@ -690,74 +977,189 @@
           <w:rFonts w:eastAsia="Georgia" w:cs="Georgia" w:ascii="Georgia" w:hAnsi="Georgia"/>
           <w:b/>
           <w:bCs/>
-          <w:sz w:val="21"/>
-          <w:szCs w:val="21"/>
-        </w:rPr>
-        <w:t>CELULAR</w:t>
-      </w:r>
-      <w:r>
-        <w:rPr>
-          <w:rFonts w:eastAsia="Georgia" w:cs="Georgia" w:ascii="Georgia" w:hAnsi="Georgia"/>
-          <w:sz w:val="21"/>
-          <w:szCs w:val="21"/>
-        </w:rPr>
-        <w:t xml:space="preserve"> ou </w:t>
+          <w:i w:val="false"/>
+          <w:iCs w:val="false"/>
+          <w:caps w:val="false"/>
+          <w:smallCaps w:val="false"/>
+          <w:strike w:val="false"/>
+          <w:dstrike w:val="false"/>
+          <w:color w:val="000000"/>
+          <w:position w:val="0"/>
+          <w:sz w:val="21"/>
+          <w:sz w:val="21"/>
+          <w:szCs w:val="21"/>
+          <w:u w:val="none"/>
+          <w:shd w:fill="auto" w:val="clear"/>
+          <w:vertAlign w:val="baseline"/>
+        </w:rPr>
+        <w:t>CELULAR,</w:t>
+      </w:r>
+      <w:r>
+        <w:rPr>
+          <w:rFonts w:eastAsia="Georgia" w:cs="Georgia" w:ascii="Georgia" w:hAnsi="Georgia"/>
+          <w:b w:val="false"/>
+          <w:bCs w:val="false"/>
+          <w:i w:val="false"/>
+          <w:iCs w:val="false"/>
+          <w:caps w:val="false"/>
+          <w:smallCaps w:val="false"/>
+          <w:strike w:val="false"/>
+          <w:dstrike w:val="false"/>
+          <w:color w:val="000000"/>
+          <w:position w:val="0"/>
+          <w:sz w:val="21"/>
+          <w:sz w:val="21"/>
+          <w:szCs w:val="21"/>
+          <w:u w:val="none"/>
+          <w:shd w:fill="auto" w:val="clear"/>
+          <w:vertAlign w:val="baseline"/>
+        </w:rPr>
+        <w:t xml:space="preserve"> </w:t>
       </w:r>
       <w:r>
         <w:rPr>
           <w:rFonts w:eastAsia="Georgia" w:cs="Georgia" w:ascii="Georgia" w:hAnsi="Georgia"/>
           <w:b/>
           <w:bCs/>
-          <w:sz w:val="21"/>
-          <w:szCs w:val="21"/>
-        </w:rPr>
-        <w:t>RELÓGIO</w:t>
-      </w:r>
-      <w:r>
-        <w:rPr>
-          <w:rFonts w:eastAsia="Georgia" w:cs="Georgia" w:ascii="Georgia" w:hAnsi="Georgia"/>
-          <w:sz w:val="21"/>
-          <w:szCs w:val="21"/>
-        </w:rPr>
-        <w:t xml:space="preserve"> durante a prova, independentemente das razões. Eles devem ser mantidos em local visível pelo professor, permanecendo desligados e com a tela virada para baixo. Não é permitido o uso de </w:t>
+          <w:i w:val="false"/>
+          <w:iCs w:val="false"/>
+          <w:caps w:val="false"/>
+          <w:smallCaps w:val="false"/>
+          <w:strike w:val="false"/>
+          <w:dstrike w:val="false"/>
+          <w:color w:val="000000"/>
+          <w:position w:val="0"/>
+          <w:sz w:val="21"/>
+          <w:sz w:val="21"/>
+          <w:szCs w:val="21"/>
+          <w:u w:val="none"/>
+          <w:shd w:fill="auto" w:val="clear"/>
+          <w:vertAlign w:val="baseline"/>
+        </w:rPr>
+        <w:t>RELÓGIO,</w:t>
+      </w:r>
+      <w:r>
+        <w:rPr>
+          <w:rFonts w:eastAsia="Georgia" w:cs="Georgia" w:ascii="Georgia" w:hAnsi="Georgia"/>
+          <w:b w:val="false"/>
+          <w:bCs w:val="false"/>
+          <w:i w:val="false"/>
+          <w:iCs w:val="false"/>
+          <w:caps w:val="false"/>
+          <w:smallCaps w:val="false"/>
+          <w:strike w:val="false"/>
+          <w:dstrike w:val="false"/>
+          <w:color w:val="000000"/>
+          <w:position w:val="0"/>
+          <w:sz w:val="21"/>
+          <w:sz w:val="21"/>
+          <w:szCs w:val="21"/>
+          <w:u w:val="none"/>
+          <w:shd w:fill="auto" w:val="clear"/>
+          <w:vertAlign w:val="baseline"/>
+        </w:rPr>
+        <w:t xml:space="preserve"> </w:t>
       </w:r>
       <w:r>
         <w:rPr>
           <w:rFonts w:eastAsia="Georgia" w:cs="Georgia" w:ascii="Georgia" w:hAnsi="Georgia"/>
           <w:b/>
           <w:bCs/>
-          <w:sz w:val="21"/>
-          <w:szCs w:val="21"/>
-        </w:rPr>
-        <w:t>fones de ouvido</w:t>
-      </w:r>
-      <w:r>
-        <w:rPr>
-          <w:rFonts w:eastAsia="Georgia" w:cs="Georgia" w:ascii="Georgia" w:hAnsi="Georgia"/>
-          <w:sz w:val="21"/>
-          <w:szCs w:val="21"/>
+          <w:i w:val="false"/>
+          <w:iCs w:val="false"/>
+          <w:caps w:val="false"/>
+          <w:smallCaps w:val="false"/>
+          <w:strike w:val="false"/>
+          <w:dstrike w:val="false"/>
+          <w:color w:val="000000"/>
+          <w:position w:val="0"/>
+          <w:sz w:val="21"/>
+          <w:sz w:val="21"/>
+          <w:szCs w:val="21"/>
+          <w:u w:val="none"/>
+          <w:shd w:fill="auto" w:val="clear"/>
+          <w:vertAlign w:val="baseline"/>
+        </w:rPr>
+        <w:t>FONES DE OUVIDO</w:t>
+      </w:r>
+      <w:r>
+        <w:rPr>
+          <w:rFonts w:eastAsia="Georgia" w:cs="Georgia" w:ascii="Georgia" w:hAnsi="Georgia"/>
+          <w:b w:val="false"/>
+          <w:bCs w:val="false"/>
+          <w:i w:val="false"/>
+          <w:iCs w:val="false"/>
+          <w:caps w:val="false"/>
+          <w:smallCaps w:val="false"/>
+          <w:strike w:val="false"/>
+          <w:dstrike w:val="false"/>
+          <w:color w:val="000000"/>
+          <w:position w:val="0"/>
+          <w:sz w:val="21"/>
+          <w:sz w:val="21"/>
+          <w:szCs w:val="21"/>
+          <w:u w:val="none"/>
+          <w:shd w:fill="auto" w:val="clear"/>
+          <w:vertAlign w:val="baseline"/>
         </w:rPr>
         <w:t xml:space="preserve"> e/ou quaisquer outros equipamentos estranhos à realização da prova.</w:t>
       </w:r>
     </w:p>
     <w:p>
       <w:pPr>
-        <w:pStyle w:val="LOnormal"/>
+        <w:pStyle w:val="normal1"/>
+        <w:keepNext w:val="false"/>
+        <w:keepLines w:val="false"/>
+        <w:pageBreakBefore w:val="false"/>
+        <w:widowControl w:val="false"/>
         <w:numPr>
           <w:ilvl w:val="0"/>
           <w:numId w:val="1"/>
         </w:numPr>
-        <w:ind w:left="720" w:hanging="360"/>
+        <w:shd w:val="clear" w:fill="auto"/>
+        <w:spacing w:lineRule="auto" w:line="240" w:before="0" w:after="0"/>
+        <w:ind w:hanging="426" w:left="426" w:right="0"/>
         <w:jc w:val="both"/>
         <w:rPr>
           <w:rFonts w:ascii="Georgia" w:hAnsi="Georgia" w:eastAsia="Georgia" w:cs="Georgia"/>
-        </w:rPr>
-      </w:pPr>
-      <w:r>
-        <w:rPr>
-          <w:rFonts w:eastAsia="Georgia" w:cs="Georgia" w:ascii="Georgia" w:hAnsi="Georgia"/>
-          <w:sz w:val="21"/>
-          <w:szCs w:val="21"/>
+          <w:b w:val="false"/>
+          <w:bCs w:val="false"/>
+          <w:i w:val="false"/>
+          <w:i w:val="false"/>
+          <w:iCs w:val="false"/>
+          <w:caps w:val="false"/>
+          <w:smallCaps w:val="false"/>
+          <w:strike w:val="false"/>
+          <w:dstrike w:val="false"/>
+          <w:color w:val="000000"/>
+          <w:position w:val="0"/>
+          <w:sz w:val="24"/>
+          <w:sz w:val="24"/>
+          <w:szCs w:val="24"/>
+          <w:u w:val="none"/>
+          <w:shd w:fill="auto" w:val="clear"/>
+          <w:vertAlign w:val="baseline"/>
+        </w:rPr>
+      </w:pPr>
+      <w:r>
+        <w:rPr>
+          <w:rFonts w:eastAsia="Georgia" w:cs="Georgia" w:ascii="Georgia" w:hAnsi="Georgia"/>
+          <w:b w:val="false"/>
+          <w:bCs w:val="false"/>
+          <w:i w:val="false"/>
+          <w:iCs w:val="false"/>
+          <w:caps w:val="false"/>
+          <w:smallCaps w:val="false"/>
+          <w:strike w:val="false"/>
+          <w:dstrike w:val="false"/>
+          <w:color w:val="000000"/>
+          <w:position w:val="0"/>
+          <w:sz w:val="21"/>
+          <w:sz w:val="21"/>
+          <w:szCs w:val="21"/>
+          <w:u w:val="none"/>
+          <w:shd w:fill="auto" w:val="clear"/>
+          <w:vertAlign w:val="baseline"/>
         </w:rPr>
         <w:t xml:space="preserve">O entendimento das questões faz parte da avaliação, portanto, </w:t>
       </w:r>
@@ -766,31 +1168,80 @@
           <w:rFonts w:eastAsia="Georgia" w:cs="Georgia" w:ascii="Georgia" w:hAnsi="Georgia"/>
           <w:b/>
           <w:bCs/>
-          <w:sz w:val="21"/>
-          <w:szCs w:val="21"/>
-        </w:rPr>
-        <w:t>não pergunte nada ao professor</w:t>
-      </w:r>
-      <w:r>
-        <w:rPr>
-          <w:rFonts w:eastAsia="Georgia" w:cs="Georgia" w:ascii="Georgia" w:hAnsi="Georgia"/>
-          <w:sz w:val="21"/>
-          <w:szCs w:val="21"/>
+          <w:i w:val="false"/>
+          <w:iCs w:val="false"/>
+          <w:caps w:val="false"/>
+          <w:smallCaps w:val="false"/>
+          <w:strike w:val="false"/>
+          <w:dstrike w:val="false"/>
+          <w:color w:val="000000"/>
+          <w:position w:val="0"/>
+          <w:sz w:val="21"/>
+          <w:sz w:val="21"/>
+          <w:szCs w:val="21"/>
+          <w:u w:val="none"/>
+          <w:shd w:fill="auto" w:val="clear"/>
+          <w:vertAlign w:val="baseline"/>
+        </w:rPr>
+        <w:t>não pergunte nada ao(à) professor(a)</w:t>
+      </w:r>
+      <w:r>
+        <w:rPr>
+          <w:rFonts w:eastAsia="Georgia" w:cs="Georgia" w:ascii="Georgia" w:hAnsi="Georgia"/>
+          <w:b w:val="false"/>
+          <w:bCs w:val="false"/>
+          <w:i w:val="false"/>
+          <w:iCs w:val="false"/>
+          <w:caps w:val="false"/>
+          <w:smallCaps w:val="false"/>
+          <w:strike w:val="false"/>
+          <w:dstrike w:val="false"/>
+          <w:color w:val="000000"/>
+          <w:position w:val="0"/>
+          <w:sz w:val="21"/>
+          <w:sz w:val="21"/>
+          <w:szCs w:val="21"/>
+          <w:u w:val="none"/>
+          <w:shd w:fill="auto" w:val="clear"/>
+          <w:vertAlign w:val="baseline"/>
         </w:rPr>
         <w:t>. Releia suas respostas para ter certeza de que atendeu a todos os requisitos propostos.</w:t>
       </w:r>
     </w:p>
     <w:p>
       <w:pPr>
-        <w:pStyle w:val="LOnormal"/>
+        <w:pStyle w:val="normal1"/>
+        <w:keepNext w:val="false"/>
+        <w:keepLines w:val="false"/>
+        <w:pageBreakBefore w:val="false"/>
+        <w:widowControl w:val="false"/>
         <w:numPr>
           <w:ilvl w:val="0"/>
           <w:numId w:val="1"/>
         </w:numPr>
-        <w:ind w:left="720" w:hanging="360"/>
+        <w:shd w:val="clear" w:fill="auto"/>
+        <w:spacing w:lineRule="auto" w:line="240" w:before="0" w:after="0"/>
+        <w:ind w:hanging="426" w:left="426" w:right="0"/>
         <w:jc w:val="both"/>
         <w:rPr>
           <w:rFonts w:ascii="Georgia" w:hAnsi="Georgia" w:eastAsia="Georgia" w:cs="Georgia"/>
+          <w:b w:val="false"/>
+          <w:bCs w:val="false"/>
+          <w:i w:val="false"/>
+          <w:i w:val="false"/>
+          <w:iCs w:val="false"/>
+          <w:caps w:val="false"/>
+          <w:smallCaps w:val="false"/>
+          <w:strike w:val="false"/>
+          <w:dstrike w:val="false"/>
+          <w:color w:val="000000"/>
+          <w:position w:val="0"/>
+          <w:sz w:val="24"/>
+          <w:sz w:val="24"/>
+          <w:szCs w:val="24"/>
+          <w:u w:val="none"/>
+          <w:shd w:fill="auto" w:val="clear"/>
+          <w:vertAlign w:val="baseline"/>
         </w:rPr>
       </w:pPr>
       <w:r>
@@ -798,109 +1249,360 @@
           <w:rFonts w:eastAsia="Georgia" w:cs="Georgia" w:ascii="Georgia" w:hAnsi="Georgia"/>
           <w:b/>
           <w:bCs/>
-          <w:sz w:val="21"/>
-          <w:szCs w:val="21"/>
+          <w:i w:val="false"/>
+          <w:iCs w:val="false"/>
+          <w:caps w:val="false"/>
+          <w:smallCaps w:val="false"/>
+          <w:strike w:val="false"/>
+          <w:dstrike w:val="false"/>
+          <w:color w:val="000000"/>
+          <w:position w:val="0"/>
+          <w:sz w:val="21"/>
+          <w:sz w:val="21"/>
+          <w:szCs w:val="21"/>
+          <w:u w:val="none"/>
+          <w:shd w:fill="auto" w:val="clear"/>
+          <w:vertAlign w:val="baseline"/>
         </w:rPr>
         <w:t>GABARITO</w:t>
       </w:r>
       <w:r>
         <w:rPr>
           <w:rFonts w:eastAsia="Georgia" w:cs="Georgia" w:ascii="Georgia" w:hAnsi="Georgia"/>
-          <w:sz w:val="21"/>
-          <w:szCs w:val="21"/>
+          <w:b w:val="false"/>
+          <w:bCs w:val="false"/>
+          <w:i w:val="false"/>
+          <w:iCs w:val="false"/>
+          <w:caps w:val="false"/>
+          <w:smallCaps w:val="false"/>
+          <w:strike w:val="false"/>
+          <w:dstrike w:val="false"/>
+          <w:color w:val="000000"/>
+          <w:position w:val="0"/>
+          <w:sz w:val="21"/>
+          <w:sz w:val="21"/>
+          <w:szCs w:val="21"/>
+          <w:u w:val="none"/>
+          <w:shd w:fill="auto" w:val="clear"/>
+          <w:vertAlign w:val="baseline"/>
         </w:rPr>
         <w:t xml:space="preserve"> deve ser respondido à caneta azul ou preta.</w:t>
       </w:r>
     </w:p>
     <w:p>
       <w:pPr>
-        <w:pStyle w:val="LOnormal"/>
+        <w:pStyle w:val="normal1"/>
+        <w:keepNext w:val="false"/>
+        <w:keepLines w:val="false"/>
+        <w:pageBreakBefore w:val="false"/>
+        <w:widowControl w:val="false"/>
         <w:numPr>
           <w:ilvl w:val="0"/>
           <w:numId w:val="1"/>
         </w:numPr>
-        <w:ind w:left="720" w:hanging="360"/>
+        <w:shd w:val="clear" w:fill="auto"/>
+        <w:spacing w:lineRule="auto" w:line="240" w:before="0" w:after="0"/>
+        <w:ind w:hanging="426" w:left="426" w:right="0"/>
         <w:jc w:val="both"/>
         <w:rPr>
           <w:rFonts w:ascii="Georgia" w:hAnsi="Georgia" w:eastAsia="Georgia" w:cs="Georgia"/>
-        </w:rPr>
-      </w:pPr>
-      <w:r>
-        <w:rPr>
-          <w:rFonts w:eastAsia="Georgia" w:cs="Georgia" w:ascii="Georgia" w:hAnsi="Georgia"/>
-          <w:sz w:val="21"/>
-          <w:szCs w:val="21"/>
+          <w:b w:val="false"/>
+          <w:bCs w:val="false"/>
+          <w:i w:val="false"/>
+          <w:i w:val="false"/>
+          <w:iCs w:val="false"/>
+          <w:caps w:val="false"/>
+          <w:smallCaps w:val="false"/>
+          <w:strike w:val="false"/>
+          <w:dstrike w:val="false"/>
+          <w:color w:val="000000"/>
+          <w:position w:val="0"/>
+          <w:sz w:val="24"/>
+          <w:sz w:val="24"/>
+          <w:szCs w:val="24"/>
+          <w:u w:val="none"/>
+          <w:shd w:fill="auto" w:val="clear"/>
+          <w:vertAlign w:val="baseline"/>
+        </w:rPr>
+      </w:pPr>
+      <w:r>
+        <w:rPr>
+          <w:rFonts w:eastAsia="Georgia" w:cs="Georgia" w:ascii="Georgia" w:hAnsi="Georgia"/>
+          <w:b w:val="false"/>
+          <w:bCs w:val="false"/>
+          <w:i w:val="false"/>
+          <w:iCs w:val="false"/>
+          <w:caps w:val="false"/>
+          <w:smallCaps w:val="false"/>
+          <w:strike w:val="false"/>
+          <w:dstrike w:val="false"/>
+          <w:color w:val="000000"/>
+          <w:position w:val="0"/>
+          <w:sz w:val="21"/>
+          <w:sz w:val="21"/>
+          <w:szCs w:val="21"/>
+          <w:u w:val="none"/>
+          <w:shd w:fill="auto" w:val="clear"/>
+          <w:vertAlign w:val="baseline"/>
         </w:rPr>
         <w:t>Respostas rasuradas ou duplicadas no gabarito não serão consideradas.</w:t>
       </w:r>
     </w:p>
     <w:p>
       <w:pPr>
-        <w:pStyle w:val="LOnormal"/>
+        <w:pStyle w:val="normal1"/>
+        <w:keepNext w:val="false"/>
+        <w:keepLines w:val="false"/>
+        <w:pageBreakBefore w:val="false"/>
+        <w:widowControl w:val="false"/>
         <w:numPr>
           <w:ilvl w:val="0"/>
           <w:numId w:val="1"/>
         </w:numPr>
-        <w:ind w:left="720" w:hanging="360"/>
+        <w:shd w:val="clear" w:fill="auto"/>
+        <w:spacing w:lineRule="auto" w:line="240" w:before="0" w:after="0"/>
+        <w:ind w:hanging="426" w:left="426" w:right="0"/>
         <w:jc w:val="both"/>
         <w:rPr>
           <w:rFonts w:ascii="Georgia" w:hAnsi="Georgia" w:eastAsia="Georgia" w:cs="Georgia"/>
-        </w:rPr>
-      </w:pPr>
-      <w:r>
-        <w:rPr>
-          <w:rFonts w:eastAsia="Georgia" w:cs="Georgia" w:ascii="Georgia" w:hAnsi="Georgia"/>
-          <w:sz w:val="21"/>
-          <w:szCs w:val="21"/>
-        </w:rPr>
-        <w:t>É proibido sair da sala durante a realização da prova, exceto em casos excepcionais, informado ao professor antes do início da avaliação.</w:t>
-      </w:r>
-    </w:p>
-    <w:p>
-      <w:pPr>
-        <w:pStyle w:val="LOnormal"/>
+          <w:b w:val="false"/>
+          <w:bCs w:val="false"/>
+          <w:i w:val="false"/>
+          <w:i w:val="false"/>
+          <w:iCs w:val="false"/>
+          <w:caps w:val="false"/>
+          <w:smallCaps w:val="false"/>
+          <w:strike w:val="false"/>
+          <w:dstrike w:val="false"/>
+          <w:color w:val="000000"/>
+          <w:position w:val="0"/>
+          <w:sz w:val="24"/>
+          <w:sz w:val="24"/>
+          <w:szCs w:val="24"/>
+          <w:u w:val="none"/>
+          <w:shd w:fill="auto" w:val="clear"/>
+          <w:vertAlign w:val="baseline"/>
+        </w:rPr>
+      </w:pPr>
+      <w:r>
+        <w:rPr>
+          <w:rFonts w:eastAsia="Georgia" w:cs="Georgia" w:ascii="Georgia" w:hAnsi="Georgia"/>
+          <w:b w:val="false"/>
+          <w:bCs w:val="false"/>
+          <w:i w:val="false"/>
+          <w:iCs w:val="false"/>
+          <w:caps w:val="false"/>
+          <w:smallCaps w:val="false"/>
+          <w:strike w:val="false"/>
+          <w:dstrike w:val="false"/>
+          <w:color w:val="000000"/>
+          <w:position w:val="0"/>
+          <w:sz w:val="21"/>
+          <w:sz w:val="21"/>
+          <w:szCs w:val="21"/>
+          <w:u w:val="none"/>
+          <w:shd w:fill="auto" w:val="clear"/>
+          <w:vertAlign w:val="baseline"/>
+        </w:rPr>
+        <w:t xml:space="preserve">É proibido sair da sala durante a realização da prova, </w:t>
+      </w:r>
+      <w:r>
+        <w:rPr>
+          <w:rFonts w:eastAsia="Georgia" w:cs="Georgia" w:ascii="Georgia" w:hAnsi="Georgia"/>
+          <w:sz w:val="21"/>
+          <w:szCs w:val="21"/>
+        </w:rPr>
+        <w:t>exceto</w:t>
+      </w:r>
+      <w:r>
+        <w:rPr>
+          <w:rFonts w:eastAsia="Georgia" w:cs="Georgia" w:ascii="Georgia" w:hAnsi="Georgia"/>
+          <w:b w:val="false"/>
+          <w:bCs w:val="false"/>
+          <w:i w:val="false"/>
+          <w:iCs w:val="false"/>
+          <w:caps w:val="false"/>
+          <w:smallCaps w:val="false"/>
+          <w:strike w:val="false"/>
+          <w:dstrike w:val="false"/>
+          <w:color w:val="000000"/>
+          <w:position w:val="0"/>
+          <w:sz w:val="21"/>
+          <w:sz w:val="21"/>
+          <w:szCs w:val="21"/>
+          <w:u w:val="none"/>
+          <w:shd w:fill="auto" w:val="clear"/>
+          <w:vertAlign w:val="baseline"/>
+        </w:rPr>
+        <w:t xml:space="preserve"> em casos </w:t>
+      </w:r>
+      <w:r>
+        <w:rPr>
+          <w:rFonts w:eastAsia="Georgia" w:cs="Georgia" w:ascii="Georgia" w:hAnsi="Georgia"/>
+          <w:sz w:val="21"/>
+          <w:szCs w:val="21"/>
+        </w:rPr>
+        <w:t>excepcionais,</w:t>
+      </w:r>
+      <w:r>
+        <w:rPr>
+          <w:rFonts w:eastAsia="Georgia" w:cs="Georgia" w:ascii="Georgia" w:hAnsi="Georgia"/>
+          <w:b w:val="false"/>
+          <w:bCs w:val="false"/>
+          <w:i w:val="false"/>
+          <w:iCs w:val="false"/>
+          <w:caps w:val="false"/>
+          <w:smallCaps w:val="false"/>
+          <w:strike w:val="false"/>
+          <w:dstrike w:val="false"/>
+          <w:color w:val="000000"/>
+          <w:position w:val="0"/>
+          <w:sz w:val="21"/>
+          <w:sz w:val="21"/>
+          <w:szCs w:val="21"/>
+          <w:u w:val="none"/>
+          <w:shd w:fill="auto" w:val="clear"/>
+          <w:vertAlign w:val="baseline"/>
+        </w:rPr>
+        <w:t xml:space="preserve"> informado ao professor antes do início da avaliação.</w:t>
+      </w:r>
+    </w:p>
+    <w:p>
+      <w:pPr>
+        <w:pStyle w:val="normal1"/>
+        <w:keepNext w:val="false"/>
+        <w:keepLines w:val="false"/>
+        <w:pageBreakBefore w:val="false"/>
+        <w:widowControl w:val="false"/>
         <w:numPr>
           <w:ilvl w:val="0"/>
           <w:numId w:val="1"/>
         </w:numPr>
-        <w:ind w:left="720" w:hanging="360"/>
+        <w:shd w:val="clear" w:fill="auto"/>
+        <w:spacing w:lineRule="auto" w:line="240" w:before="0" w:after="0"/>
+        <w:ind w:hanging="426" w:left="426" w:right="0"/>
         <w:jc w:val="both"/>
         <w:rPr>
           <w:rFonts w:ascii="Georgia" w:hAnsi="Georgia" w:eastAsia="Georgia" w:cs="Georgia"/>
-        </w:rPr>
-      </w:pPr>
-      <w:r>
-        <w:rPr>
-          <w:rFonts w:eastAsia="Georgia" w:cs="Georgia" w:ascii="Georgia" w:hAnsi="Georgia"/>
-          <w:sz w:val="21"/>
-          <w:szCs w:val="21"/>
-        </w:rPr>
-        <w:t>A avaliação terá início quinze minutos após o horário regular da aula. Após a primeira saída de aluno da sala não será mais permitido o ingresso de outros alunos, em nenhuma hipótese.</w:t>
-      </w:r>
-    </w:p>
-    <w:p>
-      <w:pPr>
-        <w:pStyle w:val="LOnormal"/>
+          <w:b w:val="false"/>
+          <w:bCs w:val="false"/>
+          <w:i w:val="false"/>
+          <w:i w:val="false"/>
+          <w:iCs w:val="false"/>
+          <w:caps w:val="false"/>
+          <w:smallCaps w:val="false"/>
+          <w:strike w:val="false"/>
+          <w:dstrike w:val="false"/>
+          <w:color w:val="000000"/>
+          <w:position w:val="0"/>
+          <w:sz w:val="24"/>
+          <w:sz w:val="24"/>
+          <w:szCs w:val="24"/>
+          <w:u w:val="none"/>
+          <w:shd w:fill="auto" w:val="clear"/>
+          <w:vertAlign w:val="baseline"/>
+        </w:rPr>
+      </w:pPr>
+      <w:r>
+        <w:rPr>
+          <w:rFonts w:eastAsia="Georgia" w:cs="Georgia" w:ascii="Georgia" w:hAnsi="Georgia"/>
+          <w:sz w:val="21"/>
+          <w:szCs w:val="21"/>
+        </w:rPr>
+        <w:t>A avaliação terá início quinze minutos após o horário regular da aula</w:t>
+      </w:r>
+      <w:r>
+        <w:rPr>
+          <w:rFonts w:eastAsia="Georgia" w:cs="Georgia" w:ascii="Georgia" w:hAnsi="Georgia"/>
+          <w:b w:val="false"/>
+          <w:bCs w:val="false"/>
+          <w:i w:val="false"/>
+          <w:iCs w:val="false"/>
+          <w:caps w:val="false"/>
+          <w:smallCaps w:val="false"/>
+          <w:strike w:val="false"/>
+          <w:dstrike w:val="false"/>
+          <w:color w:val="000000"/>
+          <w:position w:val="0"/>
+          <w:sz w:val="21"/>
+          <w:sz w:val="21"/>
+          <w:szCs w:val="21"/>
+          <w:u w:val="none"/>
+          <w:shd w:fill="auto" w:val="clear"/>
+          <w:vertAlign w:val="baseline"/>
+        </w:rPr>
+        <w:t xml:space="preserve">. Após a </w:t>
+      </w:r>
+      <w:r>
+        <w:rPr>
+          <w:rFonts w:eastAsia="Georgia" w:cs="Georgia" w:ascii="Georgia" w:hAnsi="Georgia"/>
+          <w:sz w:val="21"/>
+          <w:szCs w:val="21"/>
+        </w:rPr>
+        <w:t>primeira saída de aluno da sala não será mais permitido o ingresso de outros alunos, em nenhuma hipótese.</w:t>
+      </w:r>
+    </w:p>
+    <w:p>
+      <w:pPr>
+        <w:pStyle w:val="normal1"/>
+        <w:keepNext w:val="false"/>
+        <w:keepLines w:val="false"/>
+        <w:widowControl w:val="false"/>
         <w:numPr>
           <w:ilvl w:val="0"/>
           <w:numId w:val="1"/>
         </w:numPr>
-        <w:ind w:left="720" w:hanging="360"/>
+        <w:shd w:val="clear" w:fill="auto"/>
+        <w:spacing w:lineRule="auto" w:line="240" w:before="0" w:after="0"/>
+        <w:ind w:hanging="426" w:left="426" w:right="0"/>
         <w:jc w:val="both"/>
-        <w:rPr/>
-      </w:pPr>
-      <w:r>
-        <w:rPr>
-          <w:rFonts w:eastAsia="Georgia" w:cs="Georgia" w:ascii="Georgia" w:hAnsi="Georgia"/>
-          <w:sz w:val="21"/>
-          <w:szCs w:val="21"/>
+        <w:rPr>
+          <w:rFonts w:ascii="Liberation Serif" w:hAnsi="Liberation Serif" w:eastAsia="Liberation Serif" w:cs="Liberation Serif"/>
+          <w:b w:val="false"/>
+          <w:bCs w:val="false"/>
+          <w:i w:val="false"/>
+          <w:i w:val="false"/>
+          <w:iCs w:val="false"/>
+          <w:caps w:val="false"/>
+          <w:smallCaps w:val="false"/>
+          <w:strike w:val="false"/>
+          <w:dstrike w:val="false"/>
+          <w:color w:val="000000"/>
+          <w:position w:val="0"/>
+          <w:sz w:val="24"/>
+          <w:sz w:val="24"/>
+          <w:szCs w:val="24"/>
+          <w:u w:val="none"/>
+          <w:shd w:fill="auto" w:val="clear"/>
+          <w:vertAlign w:val="baseline"/>
+        </w:rPr>
+      </w:pPr>
+      <w:r>
+        <w:rPr>
+          <w:rFonts w:eastAsia="Georgia" w:cs="Georgia" w:ascii="Georgia" w:hAnsi="Georgia"/>
+          <w:b w:val="false"/>
+          <w:bCs w:val="false"/>
+          <w:i w:val="false"/>
+          <w:iCs w:val="false"/>
+          <w:caps w:val="false"/>
+          <w:smallCaps w:val="false"/>
+          <w:strike w:val="false"/>
+          <w:dstrike w:val="false"/>
+          <w:color w:val="000000"/>
+          <w:position w:val="0"/>
+          <w:sz w:val="21"/>
+          <w:sz w:val="21"/>
+          <w:szCs w:val="21"/>
+          <w:u w:val="none"/>
+          <w:shd w:fill="auto" w:val="clear"/>
+          <w:vertAlign w:val="baseline"/>
         </w:rPr>
         <w:t>Será permitido ao aluno deixar a sala somente após transcorridos 30 minutos do início da prova.</w:t>
       </w:r>
     </w:p>
     <w:p>
       <w:pPr>
-        <w:pStyle w:val="LOnormal"/>
+        <w:pStyle w:val="LO-normal"/>
         <w:rPr>
           <w:rFonts w:ascii="Arial" w:hAnsi="Arial" w:eastAsia="Arial" w:cs="Arial"/>
           <w:color w:val="000000"/>
@@ -919,11 +1621,10 @@
     </w:p>
     <w:p>
       <w:pPr>
-        <w:pStyle w:val="LOnormal"/>
+        <w:pStyle w:val="LO-normal"/>
         <w:jc w:val="right"/>
         <w:rPr>
           <w:rFonts w:ascii="Arial" w:hAnsi="Arial" w:eastAsia="Arial" w:cs="Arial"/>
-          <w:b/>
           <w:b/>
           <w:bCs/>
           <w:i/>
@@ -952,7 +1653,7 @@
     </w:p>
     <w:p>
       <w:pPr>
-        <w:pStyle w:val="LOnormal"/>
+        <w:pStyle w:val="LO-normal"/>
         <w:jc w:val="center"/>
         <w:rPr>
           <w:rFonts w:ascii="Arial" w:hAnsi="Arial" w:eastAsia="Arial" w:cs="Arial"/>
@@ -974,7 +1675,7 @@
     </w:p>
     <w:p>
       <w:pPr>
-        <w:pStyle w:val="LOnormal"/>
+        <w:pStyle w:val="LO-normal"/>
         <w:jc w:val="center"/>
         <w:rPr>
           <w:rFonts w:ascii="Arial" w:hAnsi="Arial" w:eastAsia="Arial" w:cs="Arial"/>
@@ -1011,10 +1712,10 @@
       </w:tblPr>
       <w:tblGrid>
         <w:gridCol w:w="579"/>
-        <w:gridCol w:w="525"/>
         <w:gridCol w:w="523"/>
-        <w:gridCol w:w="533"/>
-        <w:gridCol w:w="526"/>
+        <w:gridCol w:w="523"/>
+        <w:gridCol w:w="534"/>
+        <w:gridCol w:w="527"/>
         <w:gridCol w:w="578"/>
         <w:gridCol w:w="2118"/>
         <w:gridCol w:w="3824"/>
@@ -1032,12 +1733,11 @@
           </w:tcPr>
           <w:p>
             <w:pPr>
-              <w:pStyle w:val="LOnormal"/>
+              <w:pStyle w:val="LO-normal"/>
               <w:widowControl w:val="false"/>
               <w:jc w:val="center"/>
               <w:rPr>
                 <w:rFonts w:ascii="Arial" w:hAnsi="Arial" w:eastAsia="Arial" w:cs="Arial"/>
-                <w:b/>
                 <w:b/>
                 <w:bCs/>
                 <w:smallCaps/>
@@ -1050,35 +1750,6 @@
                 <w:rFonts w:eastAsia="Arial" w:cs="Arial" w:ascii="Arial" w:hAnsi="Arial"/>
                 <w:b/>
                 <w:bCs/>
-                <w:smallCaps/>
-                <w:sz w:val="20"/>
-                <w:szCs w:val="20"/>
-              </w:rPr>
-            </w:r>
-          </w:p>
-        </w:tc>
-        <w:tc>
-          <w:tcPr>
-            <w:tcW w:w="525" w:type="dxa"/>
-            <w:tcBorders/>
-            <w:shd w:fill="auto" w:val="clear"/>
-            <w:vAlign w:val="center"/>
-          </w:tcPr>
-          <w:p>
-            <w:pPr>
-              <w:pStyle w:val="LOnormal"/>
-              <w:widowControl w:val="false"/>
-              <w:jc w:val="center"/>
-              <w:rPr>
-                <w:rFonts w:ascii="Arial" w:hAnsi="Arial" w:eastAsia="Arial" w:cs="Arial"/>
-                <w:smallCaps/>
-                <w:sz w:val="20"/>
-                <w:szCs w:val="20"/>
-              </w:rPr>
-            </w:pPr>
-            <w:r>
-              <w:rPr>
-                <w:rFonts w:eastAsia="Arial" w:cs="Arial" w:ascii="Arial" w:hAnsi="Arial"/>
                 <w:smallCaps/>
                 <w:sz w:val="20"/>
                 <w:szCs w:val="20"/>
@@ -1095,7 +1766,7 @@
           </w:tcPr>
           <w:p>
             <w:pPr>
-              <w:pStyle w:val="LOnormal"/>
+              <w:pStyle w:val="LO-normal"/>
               <w:widowControl w:val="false"/>
               <w:jc w:val="center"/>
               <w:rPr>
@@ -1117,14 +1788,14 @@
         </w:tc>
         <w:tc>
           <w:tcPr>
-            <w:tcW w:w="533" w:type="dxa"/>
+            <w:tcW w:w="523" w:type="dxa"/>
             <w:tcBorders/>
             <w:shd w:fill="auto" w:val="clear"/>
             <w:vAlign w:val="center"/>
           </w:tcPr>
           <w:p>
             <w:pPr>
-              <w:pStyle w:val="LOnormal"/>
+              <w:pStyle w:val="LO-normal"/>
               <w:widowControl w:val="false"/>
               <w:jc w:val="center"/>
               <w:rPr>
@@ -1146,14 +1817,43 @@
         </w:tc>
         <w:tc>
           <w:tcPr>
-            <w:tcW w:w="526" w:type="dxa"/>
+            <w:tcW w:w="534" w:type="dxa"/>
             <w:tcBorders/>
             <w:shd w:fill="auto" w:val="clear"/>
             <w:vAlign w:val="center"/>
           </w:tcPr>
           <w:p>
             <w:pPr>
-              <w:pStyle w:val="LOnormal"/>
+              <w:pStyle w:val="LO-normal"/>
+              <w:widowControl w:val="false"/>
+              <w:jc w:val="center"/>
+              <w:rPr>
+                <w:rFonts w:ascii="Arial" w:hAnsi="Arial" w:eastAsia="Arial" w:cs="Arial"/>
+                <w:smallCaps/>
+                <w:sz w:val="20"/>
+                <w:szCs w:val="20"/>
+              </w:rPr>
+            </w:pPr>
+            <w:r>
+              <w:rPr>
+                <w:rFonts w:eastAsia="Arial" w:cs="Arial" w:ascii="Arial" w:hAnsi="Arial"/>
+                <w:smallCaps/>
+                <w:sz w:val="20"/>
+                <w:szCs w:val="20"/>
+              </w:rPr>
+            </w:r>
+          </w:p>
+        </w:tc>
+        <w:tc>
+          <w:tcPr>
+            <w:tcW w:w="527" w:type="dxa"/>
+            <w:tcBorders/>
+            <w:shd w:fill="auto" w:val="clear"/>
+            <w:vAlign w:val="center"/>
+          </w:tcPr>
+          <w:p>
+            <w:pPr>
+              <w:pStyle w:val="LO-normal"/>
               <w:widowControl w:val="false"/>
               <w:jc w:val="center"/>
               <w:rPr>
@@ -1182,7 +1882,7 @@
           </w:tcPr>
           <w:p>
             <w:pPr>
-              <w:pStyle w:val="LOnormal"/>
+              <w:pStyle w:val="LO-normal"/>
               <w:widowControl w:val="false"/>
               <w:jc w:val="center"/>
               <w:rPr>
@@ -1209,7 +1909,7 @@
           </w:tcPr>
           <w:p>
             <w:pPr>
-              <w:pStyle w:val="LOnormal"/>
+              <w:pStyle w:val="LO-normal"/>
               <w:widowControl w:val="false"/>
               <w:jc w:val="center"/>
               <w:rPr>
@@ -1242,12 +1942,11 @@
           </w:tcPr>
           <w:p>
             <w:pPr>
-              <w:pStyle w:val="LOnormal"/>
+              <w:pStyle w:val="LO-normal"/>
               <w:widowControl w:val="false"/>
               <w:jc w:val="center"/>
               <w:rPr>
                 <w:rFonts w:ascii="Arial" w:hAnsi="Arial" w:eastAsia="Arial" w:cs="Arial"/>
-                <w:b/>
                 <w:b/>
                 <w:bCs/>
                 <w:smallCaps/>
@@ -1265,12 +1964,11 @@
           </w:p>
           <w:p>
             <w:pPr>
-              <w:pStyle w:val="LOnormal"/>
+              <w:pStyle w:val="LO-normal"/>
               <w:widowControl w:val="false"/>
               <w:jc w:val="center"/>
               <w:rPr>
                 <w:rFonts w:ascii="Arial" w:hAnsi="Arial" w:eastAsia="Arial" w:cs="Arial"/>
-                <w:b/>
                 <w:b/>
                 <w:bCs/>
                 <w:smallCaps/>
@@ -1315,12 +2013,11 @@
           </w:tcPr>
           <w:p>
             <w:pPr>
-              <w:pStyle w:val="LOnormal"/>
+              <w:pStyle w:val="LO-normal"/>
               <w:widowControl w:val="false"/>
               <w:jc w:val="center"/>
               <w:rPr>
                 <w:rFonts w:ascii="Arial" w:hAnsi="Arial" w:eastAsia="Arial" w:cs="Arial"/>
-                <w:b/>
                 <w:b/>
                 <w:bCs/>
                 <w:smallCaps/>
@@ -1333,35 +2030,6 @@
                 <w:rFonts w:eastAsia="Arial" w:cs="Arial" w:ascii="Arial" w:hAnsi="Arial"/>
                 <w:b/>
                 <w:bCs/>
-                <w:smallCaps/>
-                <w:sz w:val="20"/>
-                <w:szCs w:val="20"/>
-              </w:rPr>
-            </w:r>
-          </w:p>
-        </w:tc>
-        <w:tc>
-          <w:tcPr>
-            <w:tcW w:w="525" w:type="dxa"/>
-            <w:tcBorders/>
-            <w:shd w:fill="auto" w:val="clear"/>
-            <w:vAlign w:val="center"/>
-          </w:tcPr>
-          <w:p>
-            <w:pPr>
-              <w:pStyle w:val="LOnormal"/>
-              <w:widowControl w:val="false"/>
-              <w:jc w:val="center"/>
-              <w:rPr>
-                <w:rFonts w:ascii="Arial" w:hAnsi="Arial" w:eastAsia="Arial" w:cs="Arial"/>
-                <w:smallCaps/>
-                <w:sz w:val="20"/>
-                <w:szCs w:val="20"/>
-              </w:rPr>
-            </w:pPr>
-            <w:r>
-              <w:rPr>
-                <w:rFonts w:eastAsia="Arial" w:cs="Arial" w:ascii="Arial" w:hAnsi="Arial"/>
                 <w:smallCaps/>
                 <w:sz w:val="20"/>
                 <w:szCs w:val="20"/>
@@ -1378,7 +2046,7 @@
           </w:tcPr>
           <w:p>
             <w:pPr>
-              <w:pStyle w:val="LOnormal"/>
+              <w:pStyle w:val="LO-normal"/>
               <w:widowControl w:val="false"/>
               <w:jc w:val="center"/>
               <w:rPr>
@@ -1400,14 +2068,14 @@
         </w:tc>
         <w:tc>
           <w:tcPr>
-            <w:tcW w:w="533" w:type="dxa"/>
+            <w:tcW w:w="523" w:type="dxa"/>
             <w:tcBorders/>
             <w:shd w:fill="auto" w:val="clear"/>
             <w:vAlign w:val="center"/>
           </w:tcPr>
           <w:p>
             <w:pPr>
-              <w:pStyle w:val="LOnormal"/>
+              <w:pStyle w:val="LO-normal"/>
               <w:widowControl w:val="false"/>
               <w:jc w:val="center"/>
               <w:rPr>
@@ -1429,14 +2097,43 @@
         </w:tc>
         <w:tc>
           <w:tcPr>
-            <w:tcW w:w="526" w:type="dxa"/>
+            <w:tcW w:w="534" w:type="dxa"/>
             <w:tcBorders/>
             <w:shd w:fill="auto" w:val="clear"/>
             <w:vAlign w:val="center"/>
           </w:tcPr>
           <w:p>
             <w:pPr>
-              <w:pStyle w:val="LOnormal"/>
+              <w:pStyle w:val="LO-normal"/>
+              <w:widowControl w:val="false"/>
+              <w:jc w:val="center"/>
+              <w:rPr>
+                <w:rFonts w:ascii="Arial" w:hAnsi="Arial" w:eastAsia="Arial" w:cs="Arial"/>
+                <w:smallCaps/>
+                <w:sz w:val="20"/>
+                <w:szCs w:val="20"/>
+              </w:rPr>
+            </w:pPr>
+            <w:r>
+              <w:rPr>
+                <w:rFonts w:eastAsia="Arial" w:cs="Arial" w:ascii="Arial" w:hAnsi="Arial"/>
+                <w:smallCaps/>
+                <w:sz w:val="20"/>
+                <w:szCs w:val="20"/>
+              </w:rPr>
+            </w:r>
+          </w:p>
+        </w:tc>
+        <w:tc>
+          <w:tcPr>
+            <w:tcW w:w="527" w:type="dxa"/>
+            <w:tcBorders/>
+            <w:shd w:fill="auto" w:val="clear"/>
+            <w:vAlign w:val="center"/>
+          </w:tcPr>
+          <w:p>
+            <w:pPr>
+              <w:pStyle w:val="LO-normal"/>
               <w:widowControl w:val="false"/>
               <w:jc w:val="center"/>
               <w:rPr>
@@ -1465,7 +2162,7 @@
           </w:tcPr>
           <w:p>
             <w:pPr>
-              <w:pStyle w:val="LOnormal"/>
+              <w:pStyle w:val="LO-normal"/>
               <w:widowControl w:val="false"/>
               <w:jc w:val="center"/>
               <w:rPr>
@@ -1492,7 +2189,7 @@
           </w:tcPr>
           <w:p>
             <w:pPr>
-              <w:pStyle w:val="LOnormal"/>
+              <w:pStyle w:val="LO-normal"/>
               <w:widowControl w:val="false"/>
               <w:jc w:val="center"/>
               <w:rPr>
@@ -1525,14 +2222,13 @@
           </w:tcPr>
           <w:p>
             <w:pPr>
-              <w:pStyle w:val="LOnormal"/>
+              <w:pStyle w:val="LO-normal"/>
               <w:keepNext w:val="false"/>
               <w:keepLines w:val="false"/>
               <w:widowControl w:val="false"/>
-              <w:pBdr/>
               <w:shd w:val="clear" w:fill="auto"/>
               <w:spacing w:lineRule="auto" w:line="276" w:before="0" w:after="0"/>
-              <w:ind w:left="0" w:right="0" w:hanging="0"/>
+              <w:ind w:hanging="0" w:left="0" w:right="0"/>
               <w:jc w:val="left"/>
               <w:rPr>
                 <w:rFonts w:ascii="Arial" w:hAnsi="Arial" w:eastAsia="Arial" w:cs="Arial"/>
@@ -1565,12 +2261,11 @@
           </w:tcPr>
           <w:p>
             <w:pPr>
-              <w:pStyle w:val="LOnormal"/>
+              <w:pStyle w:val="LO-normal"/>
               <w:widowControl w:val="false"/>
               <w:jc w:val="center"/>
               <w:rPr>
                 <w:rFonts w:ascii="Arial" w:hAnsi="Arial" w:eastAsia="Arial" w:cs="Arial"/>
-                <w:b/>
                 <w:b/>
                 <w:bCs/>
                 <w:smallCaps/>
@@ -1583,35 +2278,6 @@
                 <w:rFonts w:eastAsia="Arial" w:cs="Arial" w:ascii="Arial" w:hAnsi="Arial"/>
                 <w:b/>
                 <w:bCs/>
-                <w:smallCaps/>
-                <w:sz w:val="20"/>
-                <w:szCs w:val="20"/>
-              </w:rPr>
-            </w:r>
-          </w:p>
-        </w:tc>
-        <w:tc>
-          <w:tcPr>
-            <w:tcW w:w="525" w:type="dxa"/>
-            <w:tcBorders/>
-            <w:shd w:fill="auto" w:val="clear"/>
-            <w:vAlign w:val="center"/>
-          </w:tcPr>
-          <w:p>
-            <w:pPr>
-              <w:pStyle w:val="LOnormal"/>
-              <w:widowControl w:val="false"/>
-              <w:jc w:val="center"/>
-              <w:rPr>
-                <w:rFonts w:ascii="Arial" w:hAnsi="Arial" w:eastAsia="Arial" w:cs="Arial"/>
-                <w:smallCaps/>
-                <w:sz w:val="20"/>
-                <w:szCs w:val="20"/>
-              </w:rPr>
-            </w:pPr>
-            <w:r>
-              <w:rPr>
-                <w:rFonts w:eastAsia="Arial" w:cs="Arial" w:ascii="Arial" w:hAnsi="Arial"/>
                 <w:smallCaps/>
                 <w:sz w:val="20"/>
                 <w:szCs w:val="20"/>
@@ -1628,7 +2294,7 @@
           </w:tcPr>
           <w:p>
             <w:pPr>
-              <w:pStyle w:val="LOnormal"/>
+              <w:pStyle w:val="LO-normal"/>
               <w:widowControl w:val="false"/>
               <w:jc w:val="center"/>
               <w:rPr>
@@ -1650,14 +2316,14 @@
         </w:tc>
         <w:tc>
           <w:tcPr>
-            <w:tcW w:w="533" w:type="dxa"/>
+            <w:tcW w:w="523" w:type="dxa"/>
             <w:tcBorders/>
             <w:shd w:fill="auto" w:val="clear"/>
             <w:vAlign w:val="center"/>
           </w:tcPr>
           <w:p>
             <w:pPr>
-              <w:pStyle w:val="LOnormal"/>
+              <w:pStyle w:val="LO-normal"/>
               <w:widowControl w:val="false"/>
               <w:jc w:val="center"/>
               <w:rPr>
@@ -1679,14 +2345,43 @@
         </w:tc>
         <w:tc>
           <w:tcPr>
-            <w:tcW w:w="526" w:type="dxa"/>
+            <w:tcW w:w="534" w:type="dxa"/>
             <w:tcBorders/>
             <w:shd w:fill="auto" w:val="clear"/>
             <w:vAlign w:val="center"/>
           </w:tcPr>
           <w:p>
             <w:pPr>
-              <w:pStyle w:val="LOnormal"/>
+              <w:pStyle w:val="LO-normal"/>
+              <w:widowControl w:val="false"/>
+              <w:jc w:val="center"/>
+              <w:rPr>
+                <w:rFonts w:ascii="Arial" w:hAnsi="Arial" w:eastAsia="Arial" w:cs="Arial"/>
+                <w:smallCaps/>
+                <w:sz w:val="20"/>
+                <w:szCs w:val="20"/>
+              </w:rPr>
+            </w:pPr>
+            <w:r>
+              <w:rPr>
+                <w:rFonts w:eastAsia="Arial" w:cs="Arial" w:ascii="Arial" w:hAnsi="Arial"/>
+                <w:smallCaps/>
+                <w:sz w:val="20"/>
+                <w:szCs w:val="20"/>
+              </w:rPr>
+            </w:r>
+          </w:p>
+        </w:tc>
+        <w:tc>
+          <w:tcPr>
+            <w:tcW w:w="527" w:type="dxa"/>
+            <w:tcBorders/>
+            <w:shd w:fill="auto" w:val="clear"/>
+            <w:vAlign w:val="center"/>
+          </w:tcPr>
+          <w:p>
+            <w:pPr>
+              <w:pStyle w:val="LO-normal"/>
               <w:widowControl w:val="false"/>
               <w:jc w:val="center"/>
               <w:rPr>
@@ -1715,7 +2410,7 @@
           </w:tcPr>
           <w:p>
             <w:pPr>
-              <w:pStyle w:val="LOnormal"/>
+              <w:pStyle w:val="LO-normal"/>
               <w:widowControl w:val="false"/>
               <w:jc w:val="center"/>
               <w:rPr>
@@ -1742,7 +2437,7 @@
           </w:tcPr>
           <w:p>
             <w:pPr>
-              <w:pStyle w:val="LOnormal"/>
+              <w:pStyle w:val="LO-normal"/>
               <w:widowControl w:val="false"/>
               <w:jc w:val="center"/>
               <w:rPr>
@@ -1775,14 +2470,13 @@
           </w:tcPr>
           <w:p>
             <w:pPr>
-              <w:pStyle w:val="LOnormal"/>
+              <w:pStyle w:val="LO-normal"/>
               <w:keepNext w:val="false"/>
               <w:keepLines w:val="false"/>
               <w:widowControl w:val="false"/>
-              <w:pBdr/>
               <w:shd w:val="clear" w:fill="auto"/>
               <w:spacing w:lineRule="auto" w:line="276" w:before="0" w:after="0"/>
-              <w:ind w:left="0" w:right="0" w:hanging="0"/>
+              <w:ind w:hanging="0" w:left="0" w:right="0"/>
               <w:jc w:val="left"/>
               <w:rPr>
                 <w:rFonts w:ascii="Arial" w:hAnsi="Arial" w:eastAsia="Arial" w:cs="Arial"/>
@@ -1815,12 +2509,11 @@
           </w:tcPr>
           <w:p>
             <w:pPr>
-              <w:pStyle w:val="LOnormal"/>
+              <w:pStyle w:val="LO-normal"/>
               <w:widowControl w:val="false"/>
               <w:jc w:val="center"/>
               <w:rPr>
                 <w:rFonts w:ascii="Arial" w:hAnsi="Arial" w:eastAsia="Arial" w:cs="Arial"/>
-                <w:b/>
                 <w:b/>
                 <w:bCs/>
                 <w:smallCaps/>
@@ -1833,35 +2526,6 @@
                 <w:rFonts w:eastAsia="Arial" w:cs="Arial" w:ascii="Arial" w:hAnsi="Arial"/>
                 <w:b/>
                 <w:bCs/>
-                <w:smallCaps/>
-                <w:sz w:val="20"/>
-                <w:szCs w:val="20"/>
-              </w:rPr>
-            </w:r>
-          </w:p>
-        </w:tc>
-        <w:tc>
-          <w:tcPr>
-            <w:tcW w:w="525" w:type="dxa"/>
-            <w:tcBorders/>
-            <w:shd w:fill="auto" w:val="clear"/>
-            <w:vAlign w:val="center"/>
-          </w:tcPr>
-          <w:p>
-            <w:pPr>
-              <w:pStyle w:val="LOnormal"/>
-              <w:widowControl w:val="false"/>
-              <w:jc w:val="center"/>
-              <w:rPr>
-                <w:rFonts w:ascii="Arial" w:hAnsi="Arial" w:eastAsia="Arial" w:cs="Arial"/>
-                <w:smallCaps/>
-                <w:sz w:val="20"/>
-                <w:szCs w:val="20"/>
-              </w:rPr>
-            </w:pPr>
-            <w:r>
-              <w:rPr>
-                <w:rFonts w:eastAsia="Arial" w:cs="Arial" w:ascii="Arial" w:hAnsi="Arial"/>
                 <w:smallCaps/>
                 <w:sz w:val="20"/>
                 <w:szCs w:val="20"/>
@@ -1878,7 +2542,7 @@
           </w:tcPr>
           <w:p>
             <w:pPr>
-              <w:pStyle w:val="LOnormal"/>
+              <w:pStyle w:val="LO-normal"/>
               <w:widowControl w:val="false"/>
               <w:jc w:val="center"/>
               <w:rPr>
@@ -1900,14 +2564,14 @@
         </w:tc>
         <w:tc>
           <w:tcPr>
-            <w:tcW w:w="533" w:type="dxa"/>
+            <w:tcW w:w="523" w:type="dxa"/>
             <w:tcBorders/>
             <w:shd w:fill="auto" w:val="clear"/>
             <w:vAlign w:val="center"/>
           </w:tcPr>
           <w:p>
             <w:pPr>
-              <w:pStyle w:val="LOnormal"/>
+              <w:pStyle w:val="LO-normal"/>
               <w:widowControl w:val="false"/>
               <w:jc w:val="center"/>
               <w:rPr>
@@ -1929,14 +2593,43 @@
         </w:tc>
         <w:tc>
           <w:tcPr>
-            <w:tcW w:w="526" w:type="dxa"/>
+            <w:tcW w:w="534" w:type="dxa"/>
             <w:tcBorders/>
             <w:shd w:fill="auto" w:val="clear"/>
             <w:vAlign w:val="center"/>
           </w:tcPr>
           <w:p>
             <w:pPr>
-              <w:pStyle w:val="LOnormal"/>
+              <w:pStyle w:val="LO-normal"/>
+              <w:widowControl w:val="false"/>
+              <w:jc w:val="center"/>
+              <w:rPr>
+                <w:rFonts w:ascii="Arial" w:hAnsi="Arial" w:eastAsia="Arial" w:cs="Arial"/>
+                <w:smallCaps/>
+                <w:sz w:val="20"/>
+                <w:szCs w:val="20"/>
+              </w:rPr>
+            </w:pPr>
+            <w:r>
+              <w:rPr>
+                <w:rFonts w:eastAsia="Arial" w:cs="Arial" w:ascii="Arial" w:hAnsi="Arial"/>
+                <w:smallCaps/>
+                <w:sz w:val="20"/>
+                <w:szCs w:val="20"/>
+              </w:rPr>
+            </w:r>
+          </w:p>
+        </w:tc>
+        <w:tc>
+          <w:tcPr>
+            <w:tcW w:w="527" w:type="dxa"/>
+            <w:tcBorders/>
+            <w:shd w:fill="auto" w:val="clear"/>
+            <w:vAlign w:val="center"/>
+          </w:tcPr>
+          <w:p>
+            <w:pPr>
+              <w:pStyle w:val="LO-normal"/>
               <w:widowControl w:val="false"/>
               <w:jc w:val="center"/>
               <w:rPr>
@@ -1965,7 +2658,7 @@
           </w:tcPr>
           <w:p>
             <w:pPr>
-              <w:pStyle w:val="LOnormal"/>
+              <w:pStyle w:val="LO-normal"/>
               <w:widowControl w:val="false"/>
               <w:jc w:val="center"/>
               <w:rPr>
@@ -1992,7 +2685,7 @@
           </w:tcPr>
           <w:p>
             <w:pPr>
-              <w:pStyle w:val="LOnormal"/>
+              <w:pStyle w:val="LO-normal"/>
               <w:widowControl w:val="false"/>
               <w:jc w:val="center"/>
               <w:rPr>
@@ -2025,14 +2718,13 @@
           </w:tcPr>
           <w:p>
             <w:pPr>
-              <w:pStyle w:val="LOnormal"/>
+              <w:pStyle w:val="LO-normal"/>
               <w:keepNext w:val="false"/>
               <w:keepLines w:val="false"/>
               <w:widowControl w:val="false"/>
-              <w:pBdr/>
               <w:shd w:val="clear" w:fill="auto"/>
               <w:spacing w:lineRule="auto" w:line="276" w:before="0" w:after="0"/>
-              <w:ind w:left="0" w:right="0" w:hanging="0"/>
+              <w:ind w:hanging="0" w:left="0" w:right="0"/>
               <w:jc w:val="left"/>
               <w:rPr>
                 <w:rFonts w:ascii="Arial" w:hAnsi="Arial" w:eastAsia="Arial" w:cs="Arial"/>
@@ -2065,12 +2757,11 @@
           </w:tcPr>
           <w:p>
             <w:pPr>
-              <w:pStyle w:val="LOnormal"/>
+              <w:pStyle w:val="LO-normal"/>
               <w:widowControl w:val="false"/>
               <w:jc w:val="center"/>
               <w:rPr>
                 <w:rFonts w:ascii="Arial" w:hAnsi="Arial" w:eastAsia="Arial" w:cs="Arial"/>
-                <w:b/>
                 <w:b/>
                 <w:bCs/>
                 <w:smallCaps/>
@@ -2083,35 +2774,6 @@
                 <w:rFonts w:eastAsia="Arial" w:cs="Arial" w:ascii="Arial" w:hAnsi="Arial"/>
                 <w:b/>
                 <w:bCs/>
-                <w:smallCaps/>
-                <w:sz w:val="20"/>
-                <w:szCs w:val="20"/>
-              </w:rPr>
-            </w:r>
-          </w:p>
-        </w:tc>
-        <w:tc>
-          <w:tcPr>
-            <w:tcW w:w="525" w:type="dxa"/>
-            <w:tcBorders/>
-            <w:shd w:fill="auto" w:val="clear"/>
-            <w:vAlign w:val="center"/>
-          </w:tcPr>
-          <w:p>
-            <w:pPr>
-              <w:pStyle w:val="LOnormal"/>
-              <w:widowControl w:val="false"/>
-              <w:jc w:val="center"/>
-              <w:rPr>
-                <w:rFonts w:ascii="Arial" w:hAnsi="Arial" w:eastAsia="Arial" w:cs="Arial"/>
-                <w:smallCaps/>
-                <w:sz w:val="20"/>
-                <w:szCs w:val="20"/>
-              </w:rPr>
-            </w:pPr>
-            <w:r>
-              <w:rPr>
-                <w:rFonts w:eastAsia="Arial" w:cs="Arial" w:ascii="Arial" w:hAnsi="Arial"/>
                 <w:smallCaps/>
                 <w:sz w:val="20"/>
                 <w:szCs w:val="20"/>
@@ -2128,7 +2790,7 @@
           </w:tcPr>
           <w:p>
             <w:pPr>
-              <w:pStyle w:val="LOnormal"/>
+              <w:pStyle w:val="LO-normal"/>
               <w:widowControl w:val="false"/>
               <w:jc w:val="center"/>
               <w:rPr>
@@ -2150,14 +2812,14 @@
         </w:tc>
         <w:tc>
           <w:tcPr>
-            <w:tcW w:w="533" w:type="dxa"/>
+            <w:tcW w:w="523" w:type="dxa"/>
             <w:tcBorders/>
             <w:shd w:fill="auto" w:val="clear"/>
             <w:vAlign w:val="center"/>
           </w:tcPr>
           <w:p>
             <w:pPr>
-              <w:pStyle w:val="LOnormal"/>
+              <w:pStyle w:val="LO-normal"/>
               <w:widowControl w:val="false"/>
               <w:jc w:val="center"/>
               <w:rPr>
@@ -2179,14 +2841,43 @@
         </w:tc>
         <w:tc>
           <w:tcPr>
-            <w:tcW w:w="526" w:type="dxa"/>
+            <w:tcW w:w="534" w:type="dxa"/>
             <w:tcBorders/>
             <w:shd w:fill="auto" w:val="clear"/>
             <w:vAlign w:val="center"/>
           </w:tcPr>
           <w:p>
             <w:pPr>
-              <w:pStyle w:val="LOnormal"/>
+              <w:pStyle w:val="LO-normal"/>
+              <w:widowControl w:val="false"/>
+              <w:jc w:val="center"/>
+              <w:rPr>
+                <w:rFonts w:ascii="Arial" w:hAnsi="Arial" w:eastAsia="Arial" w:cs="Arial"/>
+                <w:smallCaps/>
+                <w:sz w:val="20"/>
+                <w:szCs w:val="20"/>
+              </w:rPr>
+            </w:pPr>
+            <w:r>
+              <w:rPr>
+                <w:rFonts w:eastAsia="Arial" w:cs="Arial" w:ascii="Arial" w:hAnsi="Arial"/>
+                <w:smallCaps/>
+                <w:sz w:val="20"/>
+                <w:szCs w:val="20"/>
+              </w:rPr>
+            </w:r>
+          </w:p>
+        </w:tc>
+        <w:tc>
+          <w:tcPr>
+            <w:tcW w:w="527" w:type="dxa"/>
+            <w:tcBorders/>
+            <w:shd w:fill="auto" w:val="clear"/>
+            <w:vAlign w:val="center"/>
+          </w:tcPr>
+          <w:p>
+            <w:pPr>
+              <w:pStyle w:val="LO-normal"/>
               <w:widowControl w:val="false"/>
               <w:jc w:val="center"/>
               <w:rPr>
@@ -2215,7 +2906,7 @@
           </w:tcPr>
           <w:p>
             <w:pPr>
-              <w:pStyle w:val="LOnormal"/>
+              <w:pStyle w:val="LO-normal"/>
               <w:widowControl w:val="false"/>
               <w:jc w:val="center"/>
               <w:rPr>
@@ -2242,7 +2933,7 @@
           </w:tcPr>
           <w:p>
             <w:pPr>
-              <w:pStyle w:val="LOnormal"/>
+              <w:pStyle w:val="LO-normal"/>
               <w:widowControl w:val="false"/>
               <w:jc w:val="center"/>
               <w:rPr>
@@ -2275,14 +2966,13 @@
           </w:tcPr>
           <w:p>
             <w:pPr>
-              <w:pStyle w:val="LOnormal"/>
+              <w:pStyle w:val="LO-normal"/>
               <w:keepNext w:val="false"/>
               <w:keepLines w:val="false"/>
               <w:widowControl w:val="false"/>
-              <w:pBdr/>
               <w:shd w:val="clear" w:fill="auto"/>
               <w:spacing w:lineRule="auto" w:line="276" w:before="0" w:after="0"/>
-              <w:ind w:left="0" w:right="0" w:hanging="0"/>
+              <w:ind w:hanging="0" w:left="0" w:right="0"/>
               <w:jc w:val="left"/>
               <w:rPr>
                 <w:rFonts w:ascii="Arial" w:hAnsi="Arial" w:eastAsia="Arial" w:cs="Arial"/>
@@ -2315,12 +3005,11 @@
           </w:tcPr>
           <w:p>
             <w:pPr>
-              <w:pStyle w:val="LOnormal"/>
+              <w:pStyle w:val="LO-normal"/>
               <w:widowControl w:val="false"/>
               <w:jc w:val="center"/>
               <w:rPr>
                 <w:rFonts w:ascii="Arial" w:hAnsi="Arial" w:eastAsia="Arial" w:cs="Arial"/>
-                <w:b/>
                 <w:b/>
                 <w:bCs/>
                 <w:smallCaps/>
@@ -2333,35 +3022,6 @@
                 <w:rFonts w:eastAsia="Arial" w:cs="Arial" w:ascii="Arial" w:hAnsi="Arial"/>
                 <w:b/>
                 <w:bCs/>
-                <w:smallCaps/>
-                <w:sz w:val="20"/>
-                <w:szCs w:val="20"/>
-              </w:rPr>
-            </w:r>
-          </w:p>
-        </w:tc>
-        <w:tc>
-          <w:tcPr>
-            <w:tcW w:w="525" w:type="dxa"/>
-            <w:tcBorders/>
-            <w:shd w:fill="auto" w:val="clear"/>
-            <w:vAlign w:val="center"/>
-          </w:tcPr>
-          <w:p>
-            <w:pPr>
-              <w:pStyle w:val="LOnormal"/>
-              <w:widowControl w:val="false"/>
-              <w:jc w:val="center"/>
-              <w:rPr>
-                <w:rFonts w:ascii="Arial" w:hAnsi="Arial" w:eastAsia="Arial" w:cs="Arial"/>
-                <w:smallCaps/>
-                <w:sz w:val="20"/>
-                <w:szCs w:val="20"/>
-              </w:rPr>
-            </w:pPr>
-            <w:r>
-              <w:rPr>
-                <w:rFonts w:eastAsia="Arial" w:cs="Arial" w:ascii="Arial" w:hAnsi="Arial"/>
                 <w:smallCaps/>
                 <w:sz w:val="20"/>
                 <w:szCs w:val="20"/>
@@ -2378,7 +3038,7 @@
           </w:tcPr>
           <w:p>
             <w:pPr>
-              <w:pStyle w:val="LOnormal"/>
+              <w:pStyle w:val="LO-normal"/>
               <w:widowControl w:val="false"/>
               <w:jc w:val="center"/>
               <w:rPr>
@@ -2400,14 +3060,14 @@
         </w:tc>
         <w:tc>
           <w:tcPr>
-            <w:tcW w:w="533" w:type="dxa"/>
+            <w:tcW w:w="523" w:type="dxa"/>
             <w:tcBorders/>
             <w:shd w:fill="auto" w:val="clear"/>
             <w:vAlign w:val="center"/>
           </w:tcPr>
           <w:p>
             <w:pPr>
-              <w:pStyle w:val="LOnormal"/>
+              <w:pStyle w:val="LO-normal"/>
               <w:widowControl w:val="false"/>
               <w:jc w:val="center"/>
               <w:rPr>
@@ -2429,14 +3089,43 @@
         </w:tc>
         <w:tc>
           <w:tcPr>
-            <w:tcW w:w="526" w:type="dxa"/>
+            <w:tcW w:w="534" w:type="dxa"/>
             <w:tcBorders/>
             <w:shd w:fill="auto" w:val="clear"/>
             <w:vAlign w:val="center"/>
           </w:tcPr>
           <w:p>
             <w:pPr>
-              <w:pStyle w:val="LOnormal"/>
+              <w:pStyle w:val="LO-normal"/>
+              <w:widowControl w:val="false"/>
+              <w:jc w:val="center"/>
+              <w:rPr>
+                <w:rFonts w:ascii="Arial" w:hAnsi="Arial" w:eastAsia="Arial" w:cs="Arial"/>
+                <w:smallCaps/>
+                <w:sz w:val="20"/>
+                <w:szCs w:val="20"/>
+              </w:rPr>
+            </w:pPr>
+            <w:r>
+              <w:rPr>
+                <w:rFonts w:eastAsia="Arial" w:cs="Arial" w:ascii="Arial" w:hAnsi="Arial"/>
+                <w:smallCaps/>
+                <w:sz w:val="20"/>
+                <w:szCs w:val="20"/>
+              </w:rPr>
+            </w:r>
+          </w:p>
+        </w:tc>
+        <w:tc>
+          <w:tcPr>
+            <w:tcW w:w="527" w:type="dxa"/>
+            <w:tcBorders/>
+            <w:shd w:fill="auto" w:val="clear"/>
+            <w:vAlign w:val="center"/>
+          </w:tcPr>
+          <w:p>
+            <w:pPr>
+              <w:pStyle w:val="LO-normal"/>
               <w:widowControl w:val="false"/>
               <w:jc w:val="center"/>
               <w:rPr>
@@ -2465,7 +3154,7 @@
           </w:tcPr>
           <w:p>
             <w:pPr>
-              <w:pStyle w:val="LOnormal"/>
+              <w:pStyle w:val="LO-normal"/>
               <w:widowControl w:val="false"/>
               <w:jc w:val="center"/>
               <w:rPr>
@@ -2492,7 +3181,7 @@
           </w:tcPr>
           <w:p>
             <w:pPr>
-              <w:pStyle w:val="LOnormal"/>
+              <w:pStyle w:val="LO-normal"/>
               <w:widowControl w:val="false"/>
               <w:jc w:val="center"/>
               <w:rPr>
@@ -2525,14 +3214,13 @@
           </w:tcPr>
           <w:p>
             <w:pPr>
-              <w:pStyle w:val="LOnormal"/>
+              <w:pStyle w:val="LO-normal"/>
               <w:keepNext w:val="false"/>
               <w:keepLines w:val="false"/>
               <w:widowControl w:val="false"/>
-              <w:pBdr/>
               <w:shd w:val="clear" w:fill="auto"/>
               <w:spacing w:lineRule="auto" w:line="276" w:before="0" w:after="0"/>
-              <w:ind w:left="0" w:right="0" w:hanging="0"/>
+              <w:ind w:hanging="0" w:left="0" w:right="0"/>
               <w:jc w:val="left"/>
               <w:rPr>
                 <w:rFonts w:ascii="Arial" w:hAnsi="Arial" w:eastAsia="Arial" w:cs="Arial"/>
@@ -2565,12 +3253,11 @@
           </w:tcPr>
           <w:p>
             <w:pPr>
-              <w:pStyle w:val="LOnormal"/>
+              <w:pStyle w:val="LO-normal"/>
               <w:widowControl w:val="false"/>
               <w:jc w:val="center"/>
               <w:rPr>
                 <w:rFonts w:ascii="Arial" w:hAnsi="Arial" w:eastAsia="Arial" w:cs="Arial"/>
-                <w:b/>
                 <w:b/>
                 <w:bCs/>
                 <w:smallCaps/>
@@ -2583,35 +3270,6 @@
                 <w:rFonts w:eastAsia="Arial" w:cs="Arial" w:ascii="Arial" w:hAnsi="Arial"/>
                 <w:b/>
                 <w:bCs/>
-                <w:smallCaps/>
-                <w:sz w:val="20"/>
-                <w:szCs w:val="20"/>
-              </w:rPr>
-            </w:r>
-          </w:p>
-        </w:tc>
-        <w:tc>
-          <w:tcPr>
-            <w:tcW w:w="525" w:type="dxa"/>
-            <w:tcBorders/>
-            <w:shd w:fill="auto" w:val="clear"/>
-            <w:vAlign w:val="center"/>
-          </w:tcPr>
-          <w:p>
-            <w:pPr>
-              <w:pStyle w:val="LOnormal"/>
-              <w:widowControl w:val="false"/>
-              <w:jc w:val="center"/>
-              <w:rPr>
-                <w:rFonts w:ascii="Arial" w:hAnsi="Arial" w:eastAsia="Arial" w:cs="Arial"/>
-                <w:smallCaps/>
-                <w:sz w:val="20"/>
-                <w:szCs w:val="20"/>
-              </w:rPr>
-            </w:pPr>
-            <w:r>
-              <w:rPr>
-                <w:rFonts w:eastAsia="Arial" w:cs="Arial" w:ascii="Arial" w:hAnsi="Arial"/>
                 <w:smallCaps/>
                 <w:sz w:val="20"/>
                 <w:szCs w:val="20"/>
@@ -2628,7 +3286,7 @@
           </w:tcPr>
           <w:p>
             <w:pPr>
-              <w:pStyle w:val="LOnormal"/>
+              <w:pStyle w:val="LO-normal"/>
               <w:widowControl w:val="false"/>
               <w:jc w:val="center"/>
               <w:rPr>
@@ -2650,14 +3308,14 @@
         </w:tc>
         <w:tc>
           <w:tcPr>
-            <w:tcW w:w="533" w:type="dxa"/>
+            <w:tcW w:w="523" w:type="dxa"/>
             <w:tcBorders/>
             <w:shd w:fill="auto" w:val="clear"/>
             <w:vAlign w:val="center"/>
           </w:tcPr>
           <w:p>
             <w:pPr>
-              <w:pStyle w:val="LOnormal"/>
+              <w:pStyle w:val="LO-normal"/>
               <w:widowControl w:val="false"/>
               <w:jc w:val="center"/>
               <w:rPr>
@@ -2679,14 +3337,43 @@
         </w:tc>
         <w:tc>
           <w:tcPr>
-            <w:tcW w:w="526" w:type="dxa"/>
+            <w:tcW w:w="534" w:type="dxa"/>
             <w:tcBorders/>
             <w:shd w:fill="auto" w:val="clear"/>
             <w:vAlign w:val="center"/>
           </w:tcPr>
           <w:p>
             <w:pPr>
-              <w:pStyle w:val="LOnormal"/>
+              <w:pStyle w:val="LO-normal"/>
+              <w:widowControl w:val="false"/>
+              <w:jc w:val="center"/>
+              <w:rPr>
+                <w:rFonts w:ascii="Arial" w:hAnsi="Arial" w:eastAsia="Arial" w:cs="Arial"/>
+                <w:smallCaps/>
+                <w:sz w:val="20"/>
+                <w:szCs w:val="20"/>
+              </w:rPr>
+            </w:pPr>
+            <w:r>
+              <w:rPr>
+                <w:rFonts w:eastAsia="Arial" w:cs="Arial" w:ascii="Arial" w:hAnsi="Arial"/>
+                <w:smallCaps/>
+                <w:sz w:val="20"/>
+                <w:szCs w:val="20"/>
+              </w:rPr>
+            </w:r>
+          </w:p>
+        </w:tc>
+        <w:tc>
+          <w:tcPr>
+            <w:tcW w:w="527" w:type="dxa"/>
+            <w:tcBorders/>
+            <w:shd w:fill="auto" w:val="clear"/>
+            <w:vAlign w:val="center"/>
+          </w:tcPr>
+          <w:p>
+            <w:pPr>
+              <w:pStyle w:val="LO-normal"/>
               <w:widowControl w:val="false"/>
               <w:jc w:val="center"/>
               <w:rPr>
@@ -2715,7 +3402,7 @@
           </w:tcPr>
           <w:p>
             <w:pPr>
-              <w:pStyle w:val="LOnormal"/>
+              <w:pStyle w:val="LO-normal"/>
               <w:widowControl w:val="false"/>
               <w:jc w:val="center"/>
               <w:rPr>
@@ -2742,7 +3429,7 @@
           </w:tcPr>
           <w:p>
             <w:pPr>
-              <w:pStyle w:val="LOnormal"/>
+              <w:pStyle w:val="LO-normal"/>
               <w:widowControl w:val="false"/>
               <w:jc w:val="center"/>
               <w:rPr>
@@ -2775,14 +3462,13 @@
           </w:tcPr>
           <w:p>
             <w:pPr>
-              <w:pStyle w:val="LOnormal"/>
+              <w:pStyle w:val="LO-normal"/>
               <w:keepNext w:val="false"/>
               <w:keepLines w:val="false"/>
               <w:widowControl w:val="false"/>
-              <w:pBdr/>
               <w:shd w:val="clear" w:fill="auto"/>
               <w:spacing w:lineRule="auto" w:line="276" w:before="0" w:after="0"/>
-              <w:ind w:left="0" w:right="0" w:hanging="0"/>
+              <w:ind w:hanging="0" w:left="0" w:right="0"/>
               <w:jc w:val="left"/>
               <w:rPr>
                 <w:rFonts w:ascii="Arial" w:hAnsi="Arial" w:eastAsia="Arial" w:cs="Arial"/>
@@ -2815,12 +3501,11 @@
           </w:tcPr>
           <w:p>
             <w:pPr>
-              <w:pStyle w:val="LOnormal"/>
+              <w:pStyle w:val="LO-normal"/>
               <w:widowControl w:val="false"/>
               <w:jc w:val="center"/>
               <w:rPr>
                 <w:rFonts w:ascii="Arial" w:hAnsi="Arial" w:eastAsia="Arial" w:cs="Arial"/>
-                <w:b/>
                 <w:b/>
                 <w:bCs/>
                 <w:smallCaps/>
@@ -2833,35 +3518,6 @@
                 <w:rFonts w:eastAsia="Arial" w:cs="Arial" w:ascii="Arial" w:hAnsi="Arial"/>
                 <w:b/>
                 <w:bCs/>
-                <w:smallCaps/>
-                <w:sz w:val="20"/>
-                <w:szCs w:val="20"/>
-              </w:rPr>
-            </w:r>
-          </w:p>
-        </w:tc>
-        <w:tc>
-          <w:tcPr>
-            <w:tcW w:w="525" w:type="dxa"/>
-            <w:tcBorders/>
-            <w:shd w:fill="auto" w:val="clear"/>
-            <w:vAlign w:val="center"/>
-          </w:tcPr>
-          <w:p>
-            <w:pPr>
-              <w:pStyle w:val="LOnormal"/>
-              <w:widowControl w:val="false"/>
-              <w:jc w:val="center"/>
-              <w:rPr>
-                <w:rFonts w:ascii="Arial" w:hAnsi="Arial" w:eastAsia="Arial" w:cs="Arial"/>
-                <w:smallCaps/>
-                <w:sz w:val="20"/>
-                <w:szCs w:val="20"/>
-              </w:rPr>
-            </w:pPr>
-            <w:r>
-              <w:rPr>
-                <w:rFonts w:eastAsia="Arial" w:cs="Arial" w:ascii="Arial" w:hAnsi="Arial"/>
                 <w:smallCaps/>
                 <w:sz w:val="20"/>
                 <w:szCs w:val="20"/>
@@ -2878,7 +3534,7 @@
           </w:tcPr>
           <w:p>
             <w:pPr>
-              <w:pStyle w:val="LOnormal"/>
+              <w:pStyle w:val="LO-normal"/>
               <w:widowControl w:val="false"/>
               <w:jc w:val="center"/>
               <w:rPr>
@@ -2900,14 +3556,14 @@
         </w:tc>
         <w:tc>
           <w:tcPr>
-            <w:tcW w:w="533" w:type="dxa"/>
+            <w:tcW w:w="523" w:type="dxa"/>
             <w:tcBorders/>
             <w:shd w:fill="auto" w:val="clear"/>
             <w:vAlign w:val="center"/>
           </w:tcPr>
           <w:p>
             <w:pPr>
-              <w:pStyle w:val="LOnormal"/>
+              <w:pStyle w:val="LO-normal"/>
               <w:widowControl w:val="false"/>
               <w:jc w:val="center"/>
               <w:rPr>
@@ -2929,14 +3585,43 @@
         </w:tc>
         <w:tc>
           <w:tcPr>
-            <w:tcW w:w="526" w:type="dxa"/>
+            <w:tcW w:w="534" w:type="dxa"/>
             <w:tcBorders/>
             <w:shd w:fill="auto" w:val="clear"/>
             <w:vAlign w:val="center"/>
           </w:tcPr>
           <w:p>
             <w:pPr>
-              <w:pStyle w:val="LOnormal"/>
+              <w:pStyle w:val="LO-normal"/>
+              <w:widowControl w:val="false"/>
+              <w:jc w:val="center"/>
+              <w:rPr>
+                <w:rFonts w:ascii="Arial" w:hAnsi="Arial" w:eastAsia="Arial" w:cs="Arial"/>
+                <w:smallCaps/>
+                <w:sz w:val="20"/>
+                <w:szCs w:val="20"/>
+              </w:rPr>
+            </w:pPr>
+            <w:r>
+              <w:rPr>
+                <w:rFonts w:eastAsia="Arial" w:cs="Arial" w:ascii="Arial" w:hAnsi="Arial"/>
+                <w:smallCaps/>
+                <w:sz w:val="20"/>
+                <w:szCs w:val="20"/>
+              </w:rPr>
+            </w:r>
+          </w:p>
+        </w:tc>
+        <w:tc>
+          <w:tcPr>
+            <w:tcW w:w="527" w:type="dxa"/>
+            <w:tcBorders/>
+            <w:shd w:fill="auto" w:val="clear"/>
+            <w:vAlign w:val="center"/>
+          </w:tcPr>
+          <w:p>
+            <w:pPr>
+              <w:pStyle w:val="LO-normal"/>
               <w:widowControl w:val="false"/>
               <w:jc w:val="center"/>
               <w:rPr>
@@ -2965,7 +3650,7 @@
           </w:tcPr>
           <w:p>
             <w:pPr>
-              <w:pStyle w:val="LOnormal"/>
+              <w:pStyle w:val="LO-normal"/>
               <w:widowControl w:val="false"/>
               <w:jc w:val="center"/>
               <w:rPr>
@@ -2992,7 +3677,7 @@
           </w:tcPr>
           <w:p>
             <w:pPr>
-              <w:pStyle w:val="LOnormal"/>
+              <w:pStyle w:val="LO-normal"/>
               <w:widowControl w:val="false"/>
               <w:jc w:val="center"/>
               <w:rPr>
@@ -3025,14 +3710,13 @@
           </w:tcPr>
           <w:p>
             <w:pPr>
-              <w:pStyle w:val="LOnormal"/>
+              <w:pStyle w:val="LO-normal"/>
               <w:keepNext w:val="false"/>
               <w:keepLines w:val="false"/>
               <w:widowControl w:val="false"/>
-              <w:pBdr/>
               <w:shd w:val="clear" w:fill="auto"/>
               <w:spacing w:lineRule="auto" w:line="276" w:before="0" w:after="0"/>
-              <w:ind w:left="0" w:right="0" w:hanging="0"/>
+              <w:ind w:hanging="0" w:left="0" w:right="0"/>
               <w:jc w:val="left"/>
               <w:rPr>
                 <w:rFonts w:ascii="Arial" w:hAnsi="Arial" w:eastAsia="Arial" w:cs="Arial"/>
@@ -3055,7 +3739,7 @@
     </w:tbl>
     <w:p>
       <w:pPr>
-        <w:pStyle w:val="LOnormal"/>
+        <w:pStyle w:val="LO-normal"/>
         <w:widowControl/>
         <w:spacing w:lineRule="auto" w:line="259" w:before="0" w:after="160"/>
         <w:rPr>
@@ -3076,7 +3760,7 @@
     </w:p>
     <w:p>
       <w:pPr>
-        <w:pStyle w:val="LOnormal"/>
+        <w:pStyle w:val="LO-normal"/>
         <w:widowControl/>
         <w:spacing w:lineRule="auto" w:line="259" w:before="0" w:after="160"/>
         <w:rPr>
@@ -3097,7 +3781,7 @@
     </w:p>
     <w:p>
       <w:pPr>
-        <w:pStyle w:val="LOnormal"/>
+        <w:pStyle w:val="LO-normal"/>
         <w:widowControl/>
         <w:spacing w:lineRule="auto" w:line="259" w:before="0" w:after="160"/>
         <w:jc w:val="center"/>
@@ -3120,7 +3804,7 @@
     </w:p>
     <w:p>
       <w:pPr>
-        <w:pStyle w:val="LOnormal"/>
+        <w:pStyle w:val="LO-normal"/>
         <w:jc w:val="both"/>
         <w:rPr>
           <w:rFonts w:ascii="Arial" w:hAnsi="Arial" w:eastAsia="Arial" w:cs="Arial"/>
@@ -3138,7 +3822,7 @@
     </w:p>
     <w:p>
       <w:pPr>
-        <w:pStyle w:val="LOnormal"/>
+        <w:pStyle w:val="LO-normal"/>
         <w:jc w:val="center"/>
         <w:rPr>
           <w:rFonts w:ascii="Arial" w:hAnsi="Arial" w:eastAsia="Arial" w:cs="Arial"/>
@@ -3160,10 +3844,26 @@
     </w:p>
     <w:p>
       <w:pPr>
-        <w:pStyle w:val="LOnormal"/>
+        <w:pStyle w:val="LO-normal"/>
         <w:rPr>
           <w:rFonts w:ascii="Arial" w:hAnsi="Arial" w:eastAsia="Arial" w:cs="Arial"/>
           <w:b/>
+          <w:bCs/>
+          <w:smallCaps/>
+          <w:color w:val="000000"/>
+          <w:sz w:val="22"/>
+          <w:szCs w:val="22"/>
+        </w:rPr>
+      </w:pPr>
+      <w:r>
+        <w:rPr/>
+      </w:r>
+    </w:p>
+    <w:p>
+      <w:pPr>
+        <w:pStyle w:val="LO-normal"/>
+        <w:rPr>
+          <w:rFonts w:ascii="Arial" w:hAnsi="Arial" w:eastAsia="Arial" w:cs="Arial"/>
           <w:b/>
           <w:bCs/>
           <w:smallCaps/>
@@ -3187,11 +3887,10 @@
     </w:p>
     <w:p>
       <w:pPr>
-        <w:pStyle w:val="LOnormal"/>
-        <w:ind w:right="3996" w:hanging="0"/>
+        <w:pStyle w:val="LO-normal"/>
+        <w:ind w:hanging="0" w:right="3996"/>
         <w:rPr>
           <w:rFonts w:ascii="Arial" w:hAnsi="Arial" w:eastAsia="Arial" w:cs="Arial"/>
-          <w:b/>
           <w:b/>
           <w:bCs/>
           <w:i/>
@@ -3254,12 +3953,11 @@
           </w:tcPr>
           <w:p>
             <w:pPr>
-              <w:pStyle w:val="LOnormal"/>
+              <w:pStyle w:val="LO-normal"/>
               <w:widowControl w:val="false"/>
               <w:jc w:val="center"/>
               <w:rPr>
                 <w:rFonts w:ascii="Arial" w:hAnsi="Arial" w:eastAsia="Arial" w:cs="Arial"/>
-                <w:b/>
                 <w:b/>
                 <w:bCs/>
                 <w:smallCaps/>
@@ -3285,7 +3983,7 @@
           </w:tcPr>
           <w:p>
             <w:pPr>
-              <w:pStyle w:val="LOnormal"/>
+              <w:pStyle w:val="LO-normal"/>
               <w:widowControl w:val="false"/>
               <w:jc w:val="center"/>
               <w:rPr>
@@ -3300,28 +3998,23 @@
                 <w:id w:val="1241011037"/>
               </w:sdtPr>
               <w:sdtContent>
-                <w:sdt>
-                  <w:sdtPr/>
-                  <w:sdtContent>
-                    <w:r>
-                      <w:rPr>
-                        <w:rFonts w:eastAsia="Arial Unicode MS" w:cs="Arial Unicode MS" w:ascii="Arial Unicode MS" w:hAnsi="Arial Unicode MS"/>
-                        <w:smallCaps/>
-                        <w:sz w:val="20"/>
-                        <w:szCs w:val="20"/>
-                      </w:rPr>
-                    </w:r>
-                    <w:r>
-                      <w:rPr>
-                        <w:rFonts w:ascii="Arial Unicode MS" w:hAnsi="Arial Unicode MS" w:cs="Arial Unicode MS" w:eastAsia="Arial Unicode MS"/>
-                        <w:smallCaps/>
-                        <w:sz w:val="20"/>
-                        <w:szCs w:val="20"/>
-                      </w:rPr>
-                      <w:t>〇</w:t>
-                    </w:r>
-                  </w:sdtContent>
-                </w:sdt>
+                <w:r>
+                  <w:rPr>
+                    <w:rFonts w:eastAsia="Arial Unicode MS" w:cs="Arial Unicode MS" w:ascii="Arial Unicode MS" w:hAnsi="Arial Unicode MS"/>
+                    <w:smallCaps/>
+                    <w:sz w:val="20"/>
+                    <w:szCs w:val="20"/>
+                  </w:rPr>
+                </w:r>
+                <w:r>
+                  <w:rPr>
+                    <w:rFonts w:ascii="Arial Unicode MS" w:hAnsi="Arial Unicode MS" w:cs="Arial Unicode MS" w:eastAsia="Arial Unicode MS"/>
+                    <w:smallCaps/>
+                    <w:sz w:val="20"/>
+                    <w:szCs w:val="20"/>
+                  </w:rPr>
+                  <w:t>〇</w:t>
+                </w:r>
               </w:sdtContent>
             </w:sdt>
           </w:p>
@@ -3335,7 +4028,7 @@
           </w:tcPr>
           <w:p>
             <w:pPr>
-              <w:pStyle w:val="LOnormal"/>
+              <w:pStyle w:val="LO-normal"/>
               <w:widowControl w:val="false"/>
               <w:jc w:val="center"/>
               <w:rPr>
@@ -3350,28 +4043,23 @@
                 <w:id w:val="437668987"/>
               </w:sdtPr>
               <w:sdtContent>
-                <w:sdt>
-                  <w:sdtPr/>
-                  <w:sdtContent>
-                    <w:r>
-                      <w:rPr>
-                        <w:rFonts w:eastAsia="Arial Unicode MS" w:cs="Arial Unicode MS" w:ascii="Arial Unicode MS" w:hAnsi="Arial Unicode MS"/>
-                        <w:smallCaps/>
-                        <w:sz w:val="20"/>
-                        <w:szCs w:val="20"/>
-                      </w:rPr>
-                    </w:r>
-                    <w:r>
-                      <w:rPr>
-                        <w:rFonts w:ascii="Arial Unicode MS" w:hAnsi="Arial Unicode MS" w:cs="Arial Unicode MS" w:eastAsia="Arial Unicode MS"/>
-                        <w:smallCaps/>
-                        <w:sz w:val="20"/>
-                        <w:szCs w:val="20"/>
-                      </w:rPr>
-                      <w:t>〇</w:t>
-                    </w:r>
-                  </w:sdtContent>
-                </w:sdt>
+                <w:r>
+                  <w:rPr>
+                    <w:rFonts w:eastAsia="Arial Unicode MS" w:cs="Arial Unicode MS" w:ascii="Arial Unicode MS" w:hAnsi="Arial Unicode MS"/>
+                    <w:smallCaps/>
+                    <w:sz w:val="20"/>
+                    <w:szCs w:val="20"/>
+                  </w:rPr>
+                </w:r>
+                <w:r>
+                  <w:rPr>
+                    <w:rFonts w:ascii="Arial Unicode MS" w:hAnsi="Arial Unicode MS" w:cs="Arial Unicode MS" w:eastAsia="Arial Unicode MS"/>
+                    <w:smallCaps/>
+                    <w:sz w:val="20"/>
+                    <w:szCs w:val="20"/>
+                  </w:rPr>
+                  <w:t>〇</w:t>
+                </w:r>
               </w:sdtContent>
             </w:sdt>
           </w:p>
@@ -3385,7 +4073,7 @@
           </w:tcPr>
           <w:p>
             <w:pPr>
-              <w:pStyle w:val="LOnormal"/>
+              <w:pStyle w:val="LO-normal"/>
               <w:widowControl w:val="false"/>
               <w:jc w:val="center"/>
               <w:rPr>
@@ -3400,28 +4088,23 @@
                 <w:id w:val="1344313830"/>
               </w:sdtPr>
               <w:sdtContent>
-                <w:sdt>
-                  <w:sdtPr/>
-                  <w:sdtContent>
-                    <w:r>
-                      <w:rPr>
-                        <w:rFonts w:eastAsia="Arial Unicode MS" w:cs="Arial Unicode MS" w:ascii="Arial Unicode MS" w:hAnsi="Arial Unicode MS"/>
-                        <w:smallCaps/>
-                        <w:sz w:val="20"/>
-                        <w:szCs w:val="20"/>
-                      </w:rPr>
-                    </w:r>
-                    <w:r>
-                      <w:rPr>
-                        <w:rFonts w:ascii="Arial Unicode MS" w:hAnsi="Arial Unicode MS" w:cs="Arial Unicode MS" w:eastAsia="Arial Unicode MS"/>
-                        <w:smallCaps/>
-                        <w:sz w:val="20"/>
-                        <w:szCs w:val="20"/>
-                      </w:rPr>
-                      <w:t>〇</w:t>
-                    </w:r>
-                  </w:sdtContent>
-                </w:sdt>
+                <w:r>
+                  <w:rPr>
+                    <w:rFonts w:eastAsia="Arial Unicode MS" w:cs="Arial Unicode MS" w:ascii="Arial Unicode MS" w:hAnsi="Arial Unicode MS"/>
+                    <w:smallCaps/>
+                    <w:sz w:val="20"/>
+                    <w:szCs w:val="20"/>
+                  </w:rPr>
+                </w:r>
+                <w:r>
+                  <w:rPr>
+                    <w:rFonts w:ascii="Arial Unicode MS" w:hAnsi="Arial Unicode MS" w:cs="Arial Unicode MS" w:eastAsia="Arial Unicode MS"/>
+                    <w:smallCaps/>
+                    <w:sz w:val="20"/>
+                    <w:szCs w:val="20"/>
+                  </w:rPr>
+                  <w:t>〇</w:t>
+                </w:r>
               </w:sdtContent>
             </w:sdt>
           </w:p>
@@ -3435,7 +4118,7 @@
           </w:tcPr>
           <w:p>
             <w:pPr>
-              <w:pStyle w:val="LOnormal"/>
+              <w:pStyle w:val="LO-normal"/>
               <w:widowControl w:val="false"/>
               <w:jc w:val="center"/>
               <w:rPr>
@@ -3465,7 +4148,7 @@
           </w:tcPr>
           <w:p>
             <w:pPr>
-              <w:pStyle w:val="LOnormal"/>
+              <w:pStyle w:val="LO-normal"/>
               <w:widowControl w:val="false"/>
               <w:jc w:val="center"/>
               <w:rPr>
@@ -3480,28 +4163,23 @@
                 <w:id w:val="344445301"/>
               </w:sdtPr>
               <w:sdtContent>
-                <w:sdt>
-                  <w:sdtPr/>
-                  <w:sdtContent>
-                    <w:r>
-                      <w:rPr>
-                        <w:rFonts w:eastAsia="Arial Unicode MS" w:cs="Arial Unicode MS" w:ascii="Arial Unicode MS" w:hAnsi="Arial Unicode MS"/>
-                        <w:smallCaps/>
-                        <w:sz w:val="20"/>
-                        <w:szCs w:val="20"/>
-                      </w:rPr>
-                    </w:r>
-                    <w:r>
-                      <w:rPr>
-                        <w:rFonts w:ascii="Arial Unicode MS" w:hAnsi="Arial Unicode MS" w:cs="Arial Unicode MS" w:eastAsia="Arial Unicode MS"/>
-                        <w:smallCaps/>
-                        <w:sz w:val="20"/>
-                        <w:szCs w:val="20"/>
-                      </w:rPr>
-                      <w:t>〇</w:t>
-                    </w:r>
-                  </w:sdtContent>
-                </w:sdt>
+                <w:r>
+                  <w:rPr>
+                    <w:rFonts w:eastAsia="Arial Unicode MS" w:cs="Arial Unicode MS" w:ascii="Arial Unicode MS" w:hAnsi="Arial Unicode MS"/>
+                    <w:smallCaps/>
+                    <w:sz w:val="20"/>
+                    <w:szCs w:val="20"/>
+                  </w:rPr>
+                </w:r>
+                <w:r>
+                  <w:rPr>
+                    <w:rFonts w:ascii="Arial Unicode MS" w:hAnsi="Arial Unicode MS" w:cs="Arial Unicode MS" w:eastAsia="Arial Unicode MS"/>
+                    <w:smallCaps/>
+                    <w:sz w:val="20"/>
+                    <w:szCs w:val="20"/>
+                  </w:rPr>
+                  <w:t>〇</w:t>
+                </w:r>
               </w:sdtContent>
             </w:sdt>
           </w:p>
@@ -3510,7 +4188,7 @@
     </w:tbl>
     <w:p>
       <w:pPr>
-        <w:pStyle w:val="LOnormal"/>
+        <w:pStyle w:val="LO-normal"/>
         <w:jc w:val="center"/>
         <w:rPr>
           <w:rFonts w:ascii="Arial" w:hAnsi="Arial" w:eastAsia="Arial" w:cs="Arial"/>
@@ -3532,7 +4210,22 @@
     </w:p>
     <w:p>
       <w:pPr>
-        <w:pStyle w:val="LOnormal"/>
+        <w:sectPr>
+          <w:headerReference w:type="even" r:id="rId5"/>
+          <w:headerReference w:type="default" r:id="rId6"/>
+          <w:headerReference w:type="first" r:id="rId7"/>
+          <w:footerReference w:type="even" r:id="rId8"/>
+          <w:footerReference w:type="default" r:id="rId9"/>
+          <w:footerReference w:type="first" r:id="rId10"/>
+          <w:type w:val="nextPage"/>
+          <w:pgSz w:w="11906" w:h="16838"/>
+          <w:pgMar w:left="1247" w:right="1134" w:gutter="0" w:header="709" w:top="1418" w:footer="709" w:bottom="1021"/>
+          <w:pgNumType w:start="1" w:fmt="decimal"/>
+          <w:formProt w:val="false"/>
+          <w:textDirection w:val="lrTb"/>
+          <w:docGrid w:type="default" w:linePitch="100" w:charSpace="0"/>
+        </w:sectPr>
+        <w:pStyle w:val="LO-normal"/>
         <w:jc w:val="both"/>
         <w:rPr>
           <w:rFonts w:ascii="Arial" w:hAnsi="Arial" w:eastAsia="Arial" w:cs="Arial"/>
@@ -3580,7 +4273,7 @@
           </wp:inline>
         </w:drawing>
         <w:drawing>
-          <wp:anchor behindDoc="0" distT="0" distB="0" distL="0" distR="0" simplePos="0" locked="0" layoutInCell="0" allowOverlap="1" relativeHeight="5">
+          <wp:anchor behindDoc="0" distT="0" distB="0" distL="0" distR="0" simplePos="0" locked="0" layoutInCell="1" allowOverlap="1" relativeHeight="4">
             <wp:simplePos x="0" y="0"/>
             <wp:positionH relativeFrom="column">
               <wp:posOffset>234950</wp:posOffset>
@@ -3625,7 +4318,7 @@
           </wp:anchor>
         </w:drawing>
         <w:drawing>
-          <wp:anchor behindDoc="0" distT="0" distB="0" distL="0" distR="0" simplePos="0" locked="0" layoutInCell="0" allowOverlap="1" relativeHeight="6">
+          <wp:anchor behindDoc="0" distT="0" distB="0" distL="0" distR="0" simplePos="0" locked="0" layoutInCell="1" allowOverlap="1" relativeHeight="5">
             <wp:simplePos x="0" y="0"/>
             <wp:positionH relativeFrom="column">
               <wp:posOffset>247650</wp:posOffset>
@@ -3673,7 +4366,7 @@
     </w:p>
     <w:p>
       <w:pPr>
-        <w:pStyle w:val="LOnormal"/>
+        <w:pStyle w:val="LO-normal"/>
         <w:jc w:val="both"/>
         <w:rPr>
           <w:rFonts w:ascii="Arial" w:hAnsi="Arial" w:eastAsia="Arial" w:cs="Arial"/>
@@ -3692,55 +4385,10 @@
     <w:p>
       <w:pPr>
         <w:sectPr>
-          <w:headerReference w:type="default" r:id="rId5"/>
-          <w:footerReference w:type="default" r:id="rId6"/>
-          <w:type w:val="nextPage"/>
-          <w:pgSz w:w="11906" w:h="16838"/>
-          <w:pgMar w:left="1247" w:right="1134" w:gutter="0" w:header="709" w:top="1418" w:footer="709" w:bottom="1021"/>
-          <w:pgNumType w:start="1" w:fmt="decimal"/>
-          <w:formProt w:val="false"/>
-          <w:textDirection w:val="lrTb"/>
-          <w:docGrid w:type="default" w:linePitch="100" w:charSpace="0"/>
-        </w:sectPr>
-        <w:pStyle w:val="LOnormal"/>
-        <w:jc w:val="both"/>
-        <w:rPr>
-          <w:rFonts w:ascii="Arial" w:hAnsi="Arial" w:eastAsia="Arial" w:cs="Arial"/>
-          <w:sz w:val="21"/>
-          <w:szCs w:val="21"/>
-        </w:rPr>
-      </w:pPr>
-      <w:r>
-        <w:rPr>
-          <w:rFonts w:eastAsia="Arial" w:cs="Arial" w:ascii="Arial" w:hAnsi="Arial"/>
-          <w:sz w:val="21"/>
-          <w:szCs w:val="21"/>
-        </w:rPr>
-      </w:r>
-    </w:p>
-    <w:p>
-      <w:pPr>
-        <w:pStyle w:val="LOnormal"/>
-        <w:jc w:val="both"/>
-        <w:rPr>
-          <w:rFonts w:ascii="Arial" w:hAnsi="Arial" w:eastAsia="Arial" w:cs="Arial"/>
-          <w:sz w:val="21"/>
-          <w:szCs w:val="21"/>
-        </w:rPr>
-      </w:pPr>
-      <w:r>
-        <w:rPr>
-          <w:rFonts w:eastAsia="Arial" w:cs="Arial" w:ascii="Arial" w:hAnsi="Arial"/>
-          <w:sz w:val="21"/>
-          <w:szCs w:val="21"/>
-        </w:rPr>
-      </w:r>
-    </w:p>
-    <w:p>
-      <w:pPr>
-        <w:sectPr>
-          <w:headerReference w:type="default" r:id="rId7"/>
-          <w:footerReference w:type="default" r:id="rId8"/>
+          <w:headerReference w:type="default" r:id="rId11"/>
+          <w:headerReference w:type="first" r:id="rId12"/>
+          <w:footerReference w:type="default" r:id="rId13"/>
+          <w:footerReference w:type="first" r:id="rId14"/>
           <w:type w:val="nextPage"/>
           <w:pgSz w:w="11906" w:h="16838"/>
           <w:pgMar w:left="1247" w:right="1134" w:gutter="0" w:header="709" w:top="1418" w:footer="709" w:bottom="1021"/>
@@ -3753,14 +4401,14 @@
     </w:p>
     <w:p>
       <w:pPr>
-        <w:pStyle w:val="LOnormal"/>
+        <w:pStyle w:val="LO-normal"/>
         <w:keepNext w:val="false"/>
         <w:keepLines w:val="false"/>
         <w:pageBreakBefore w:val="false"/>
         <w:widowControl/>
         <w:shd w:val="clear" w:fill="000000"/>
         <w:spacing w:lineRule="auto" w:line="240" w:before="0" w:after="0"/>
-        <w:ind w:left="0" w:right="0" w:hanging="0"/>
+        <w:ind w:hanging="0" w:left="0" w:right="0"/>
         <w:jc w:val="both"/>
         <w:rPr>
           <w:color w:val="FFFFFF"/>
@@ -3791,7 +4439,7 @@
     </w:p>
     <w:p>
       <w:pPr>
-        <w:pStyle w:val="LOnormal"/>
+        <w:pStyle w:val="LO-normal"/>
         <w:jc w:val="both"/>
         <w:rPr>
           <w:rFonts w:ascii="Georgia" w:hAnsi="Georgia" w:eastAsia="Georgia" w:cs="Georgia"/>
@@ -3809,7 +4457,7 @@
     </w:p>
     <w:p>
       <w:pPr>
-        <w:pStyle w:val="LOnormal"/>
+        <w:pStyle w:val="LO-normal"/>
         <w:rPr/>
       </w:pPr>
       <w:r>
@@ -3824,7 +4472,7 @@
     </w:p>
     <w:p>
       <w:pPr>
-        <w:pStyle w:val="LOnormal"/>
+        <w:pStyle w:val="LO-normal"/>
         <w:rPr>
           <w:rFonts w:ascii="Georgia" w:hAnsi="Georgia" w:eastAsia="Georgia" w:cs="Georgia"/>
           <w:color w:val="000000"/>
@@ -3843,18 +4491,17 @@
     </w:p>
     <w:p>
       <w:pPr>
-        <w:pStyle w:val="LOnormal"/>
+        <w:pStyle w:val="LO-normal"/>
         <w:keepNext w:val="false"/>
         <w:keepLines w:val="false"/>
         <w:pageBreakBefore w:val="false"/>
         <w:widowControl/>
         <w:shd w:val="clear" w:fill="000000"/>
         <w:spacing w:lineRule="auto" w:line="240" w:before="0" w:after="0"/>
-        <w:ind w:left="0" w:right="0" w:hanging="0"/>
+        <w:ind w:hanging="0" w:left="0" w:right="0"/>
         <w:jc w:val="both"/>
         <w:rPr>
           <w:rFonts w:ascii="Georgia" w:hAnsi="Georgia" w:eastAsia="Georgia" w:cs="Georgia"/>
-          <w:b/>
           <w:b/>
           <w:bCs/>
           <w:i w:val="false"/>
@@ -3897,7 +4544,7 @@
     </w:p>
     <w:p>
       <w:pPr>
-        <w:pStyle w:val="LOnormal"/>
+        <w:pStyle w:val="LO-normal"/>
         <w:rPr>
           <w:rFonts w:ascii="Georgia" w:hAnsi="Georgia" w:eastAsia="Georgia" w:cs="Georgia"/>
           <w:color w:val="000000"/>
@@ -3916,7 +4563,7 @@
     </w:p>
     <w:p>
       <w:pPr>
-        <w:pStyle w:val="LOnormal"/>
+        <w:pStyle w:val="LO-normal"/>
         <w:rPr/>
       </w:pPr>
       <w:r>
@@ -3931,7 +4578,7 @@
     </w:p>
     <w:p>
       <w:pPr>
-        <w:pStyle w:val="LOnormal"/>
+        <w:pStyle w:val="LO-normal"/>
         <w:rPr>
           <w:rFonts w:ascii="Georgia" w:hAnsi="Georgia" w:eastAsia="Georgia" w:cs="Georgia"/>
           <w:color w:val="000000"/>
@@ -3950,18 +4597,17 @@
     </w:p>
     <w:p>
       <w:pPr>
-        <w:pStyle w:val="LOnormal"/>
+        <w:pStyle w:val="LO-normal"/>
         <w:keepNext w:val="false"/>
         <w:keepLines w:val="false"/>
         <w:pageBreakBefore w:val="false"/>
         <w:widowControl/>
         <w:shd w:val="clear" w:fill="000000"/>
         <w:spacing w:lineRule="auto" w:line="240" w:before="0" w:after="0"/>
-        <w:ind w:left="0" w:right="0" w:hanging="0"/>
+        <w:ind w:hanging="0" w:left="0" w:right="0"/>
         <w:jc w:val="both"/>
         <w:rPr>
           <w:rFonts w:ascii="Georgia" w:hAnsi="Georgia" w:eastAsia="Georgia" w:cs="Georgia"/>
-          <w:b/>
           <w:b/>
           <w:bCs/>
           <w:i w:val="false"/>
@@ -4004,7 +4650,7 @@
     </w:p>
     <w:p>
       <w:pPr>
-        <w:pStyle w:val="LOnormal"/>
+        <w:pStyle w:val="LO-normal"/>
         <w:rPr>
           <w:rFonts w:ascii="Georgia" w:hAnsi="Georgia" w:eastAsia="Georgia" w:cs="Georgia"/>
           <w:color w:val="000000"/>
@@ -4023,7 +4669,7 @@
     </w:p>
     <w:p>
       <w:pPr>
-        <w:pStyle w:val="LOnormal"/>
+        <w:pStyle w:val="LO-normal"/>
         <w:rPr/>
       </w:pPr>
       <w:r>
@@ -4038,7 +4684,7 @@
     </w:p>
     <w:p>
       <w:pPr>
-        <w:pStyle w:val="LOnormal"/>
+        <w:pStyle w:val="LO-normal"/>
         <w:rPr>
           <w:rFonts w:ascii="Georgia" w:hAnsi="Georgia" w:eastAsia="Georgia" w:cs="Georgia"/>
           <w:color w:val="000000"/>
@@ -4057,18 +4703,17 @@
     </w:p>
     <w:p>
       <w:pPr>
-        <w:pStyle w:val="LOnormal"/>
+        <w:pStyle w:val="LO-normal"/>
         <w:keepNext w:val="false"/>
         <w:keepLines w:val="false"/>
         <w:pageBreakBefore w:val="false"/>
         <w:widowControl/>
         <w:shd w:val="clear" w:fill="000000"/>
         <w:spacing w:lineRule="auto" w:line="240" w:before="0" w:after="0"/>
-        <w:ind w:left="0" w:right="0" w:hanging="0"/>
+        <w:ind w:hanging="0" w:left="0" w:right="0"/>
         <w:jc w:val="both"/>
         <w:rPr>
           <w:rFonts w:ascii="Georgia" w:hAnsi="Georgia" w:eastAsia="Georgia" w:cs="Georgia"/>
-          <w:b/>
           <w:b/>
           <w:bCs/>
           <w:i w:val="false"/>
@@ -4111,7 +4756,7 @@
     </w:p>
     <w:p>
       <w:pPr>
-        <w:pStyle w:val="LOnormal"/>
+        <w:pStyle w:val="LO-normal"/>
         <w:rPr>
           <w:rFonts w:ascii="Georgia" w:hAnsi="Georgia" w:eastAsia="Georgia" w:cs="Georgia"/>
           <w:color w:val="000000"/>
@@ -4130,7 +4775,7 @@
     </w:p>
     <w:p>
       <w:pPr>
-        <w:pStyle w:val="LOnormal"/>
+        <w:pStyle w:val="LO-normal"/>
         <w:rPr/>
       </w:pPr>
       <w:r>
@@ -4145,7 +4790,7 @@
     </w:p>
     <w:p>
       <w:pPr>
-        <w:pStyle w:val="LOnormal"/>
+        <w:pStyle w:val="LO-normal"/>
         <w:rPr>
           <w:rFonts w:ascii="Georgia" w:hAnsi="Georgia" w:eastAsia="Georgia" w:cs="Georgia"/>
           <w:color w:val="000000"/>
@@ -4164,18 +4809,17 @@
     </w:p>
     <w:p>
       <w:pPr>
-        <w:pStyle w:val="LOnormal"/>
+        <w:pStyle w:val="LO-normal"/>
         <w:keepNext w:val="false"/>
         <w:keepLines w:val="false"/>
         <w:pageBreakBefore w:val="false"/>
         <w:widowControl/>
         <w:shd w:val="clear" w:fill="000000"/>
         <w:spacing w:lineRule="auto" w:line="240" w:before="0" w:after="0"/>
-        <w:ind w:left="0" w:right="0" w:hanging="0"/>
+        <w:ind w:hanging="0" w:left="0" w:right="0"/>
         <w:jc w:val="both"/>
         <w:rPr>
           <w:rFonts w:ascii="Georgia" w:hAnsi="Georgia" w:eastAsia="Georgia" w:cs="Georgia"/>
-          <w:b/>
           <w:b/>
           <w:bCs/>
           <w:i w:val="false"/>
@@ -4218,7 +4862,7 @@
     </w:p>
     <w:p>
       <w:pPr>
-        <w:pStyle w:val="LOnormal"/>
+        <w:pStyle w:val="LO-normal"/>
         <w:rPr>
           <w:rFonts w:ascii="Georgia" w:hAnsi="Georgia" w:eastAsia="Georgia" w:cs="Georgia"/>
           <w:color w:val="000000"/>
@@ -4237,7 +4881,7 @@
     </w:p>
     <w:p>
       <w:pPr>
-        <w:pStyle w:val="LOnormal"/>
+        <w:pStyle w:val="LO-normal"/>
         <w:rPr/>
       </w:pPr>
       <w:r>
@@ -4252,7 +4896,7 @@
     </w:p>
     <w:p>
       <w:pPr>
-        <w:pStyle w:val="LOnormal"/>
+        <w:pStyle w:val="LO-normal"/>
         <w:rPr>
           <w:rFonts w:ascii="Georgia" w:hAnsi="Georgia" w:eastAsia="Georgia" w:cs="Georgia"/>
           <w:color w:val="000000"/>
@@ -4271,18 +4915,17 @@
     </w:p>
     <w:p>
       <w:pPr>
-        <w:pStyle w:val="LOnormal"/>
+        <w:pStyle w:val="LO-normal"/>
         <w:keepNext w:val="false"/>
         <w:keepLines w:val="false"/>
         <w:pageBreakBefore w:val="false"/>
         <w:widowControl/>
         <w:shd w:val="clear" w:fill="000000"/>
         <w:spacing w:lineRule="auto" w:line="240" w:before="0" w:after="0"/>
-        <w:ind w:left="0" w:right="0" w:hanging="0"/>
+        <w:ind w:hanging="0" w:left="0" w:right="0"/>
         <w:jc w:val="both"/>
         <w:rPr>
           <w:rFonts w:ascii="Georgia" w:hAnsi="Georgia" w:eastAsia="Georgia" w:cs="Georgia"/>
-          <w:b/>
           <w:b/>
           <w:bCs/>
           <w:i w:val="false"/>
@@ -4325,7 +4968,7 @@
     </w:p>
     <w:p>
       <w:pPr>
-        <w:pStyle w:val="LOnormal"/>
+        <w:pStyle w:val="LO-normal"/>
         <w:rPr>
           <w:rFonts w:ascii="Georgia" w:hAnsi="Georgia" w:eastAsia="Georgia" w:cs="Georgia"/>
           <w:color w:val="000000"/>
@@ -4344,7 +4987,7 @@
     </w:p>
     <w:p>
       <w:pPr>
-        <w:pStyle w:val="LOnormal"/>
+        <w:pStyle w:val="LO-normal"/>
         <w:rPr/>
       </w:pPr>
       <w:r>
@@ -4359,7 +5002,7 @@
     </w:p>
     <w:p>
       <w:pPr>
-        <w:pStyle w:val="LOnormal"/>
+        <w:pStyle w:val="LO-normal"/>
         <w:rPr>
           <w:rFonts w:ascii="Georgia" w:hAnsi="Georgia" w:eastAsia="Georgia" w:cs="Georgia"/>
           <w:color w:val="000000"/>
@@ -4378,18 +5021,17 @@
     </w:p>
     <w:p>
       <w:pPr>
-        <w:pStyle w:val="LOnormal"/>
+        <w:pStyle w:val="LO-normal"/>
         <w:keepNext w:val="false"/>
         <w:keepLines w:val="false"/>
         <w:pageBreakBefore w:val="false"/>
         <w:widowControl/>
         <w:shd w:val="clear" w:fill="000000"/>
         <w:spacing w:lineRule="auto" w:line="240" w:before="0" w:after="0"/>
-        <w:ind w:left="0" w:right="0" w:hanging="0"/>
+        <w:ind w:hanging="0" w:left="0" w:right="0"/>
         <w:jc w:val="both"/>
         <w:rPr>
           <w:rFonts w:ascii="Georgia" w:hAnsi="Georgia" w:eastAsia="Georgia" w:cs="Georgia"/>
-          <w:b/>
           <w:b/>
           <w:bCs/>
           <w:i w:val="false"/>
@@ -4432,7 +5074,7 @@
     </w:p>
     <w:p>
       <w:pPr>
-        <w:pStyle w:val="LOnormal"/>
+        <w:pStyle w:val="LO-normal"/>
         <w:rPr>
           <w:rFonts w:ascii="Georgia" w:hAnsi="Georgia" w:eastAsia="Georgia" w:cs="Georgia"/>
           <w:color w:val="000000"/>
@@ -4451,7 +5093,7 @@
     </w:p>
     <w:p>
       <w:pPr>
-        <w:pStyle w:val="LOnormal"/>
+        <w:pStyle w:val="LO-normal"/>
         <w:rPr/>
       </w:pPr>
       <w:r>
@@ -4466,7 +5108,7 @@
     </w:p>
     <w:p>
       <w:pPr>
-        <w:pStyle w:val="LOnormal"/>
+        <w:pStyle w:val="LO-normal"/>
         <w:rPr>
           <w:rFonts w:ascii="Georgia" w:hAnsi="Georgia" w:eastAsia="Georgia" w:cs="Georgia"/>
           <w:color w:val="000000"/>
@@ -4485,18 +5127,17 @@
     </w:p>
     <w:p>
       <w:pPr>
-        <w:pStyle w:val="LOnormal"/>
+        <w:pStyle w:val="LO-normal"/>
         <w:keepNext w:val="false"/>
         <w:keepLines w:val="false"/>
         <w:pageBreakBefore w:val="false"/>
         <w:widowControl/>
         <w:shd w:val="clear" w:fill="000000"/>
         <w:spacing w:lineRule="auto" w:line="240" w:before="0" w:after="0"/>
-        <w:ind w:left="0" w:right="0" w:hanging="0"/>
+        <w:ind w:hanging="0" w:left="0" w:right="0"/>
         <w:jc w:val="both"/>
         <w:rPr>
           <w:rFonts w:ascii="Georgia" w:hAnsi="Georgia" w:eastAsia="Georgia" w:cs="Georgia"/>
-          <w:b/>
           <w:b/>
           <w:bCs/>
           <w:i w:val="false"/>
@@ -4539,7 +5180,7 @@
     </w:p>
     <w:p>
       <w:pPr>
-        <w:pStyle w:val="LOnormal"/>
+        <w:pStyle w:val="LO-normal"/>
         <w:rPr>
           <w:rFonts w:ascii="Georgia" w:hAnsi="Georgia" w:eastAsia="Georgia" w:cs="Georgia"/>
           <w:color w:val="000000"/>
@@ -4558,7 +5199,7 @@
     </w:p>
     <w:p>
       <w:pPr>
-        <w:pStyle w:val="LOnormal"/>
+        <w:pStyle w:val="LO-normal"/>
         <w:rPr/>
       </w:pPr>
       <w:r>
@@ -4573,7 +5214,7 @@
     </w:p>
     <w:p>
       <w:pPr>
-        <w:pStyle w:val="LOnormal"/>
+        <w:pStyle w:val="LO-normal"/>
         <w:rPr>
           <w:rFonts w:ascii="Georgia" w:hAnsi="Georgia" w:eastAsia="Georgia" w:cs="Georgia"/>
           <w:color w:val="000000"/>
@@ -4592,18 +5233,17 @@
     </w:p>
     <w:p>
       <w:pPr>
-        <w:pStyle w:val="LOnormal"/>
+        <w:pStyle w:val="LO-normal"/>
         <w:keepNext w:val="false"/>
         <w:keepLines w:val="false"/>
         <w:pageBreakBefore w:val="false"/>
         <w:widowControl/>
         <w:shd w:val="clear" w:fill="000000"/>
         <w:spacing w:lineRule="auto" w:line="240" w:before="0" w:after="0"/>
-        <w:ind w:left="0" w:right="0" w:hanging="0"/>
+        <w:ind w:hanging="0" w:left="0" w:right="0"/>
         <w:jc w:val="both"/>
         <w:rPr>
           <w:rFonts w:ascii="Georgia" w:hAnsi="Georgia" w:eastAsia="Georgia" w:cs="Georgia"/>
-          <w:b/>
           <w:b/>
           <w:bCs/>
           <w:i w:val="false"/>
@@ -4646,7 +5286,7 @@
     </w:p>
     <w:p>
       <w:pPr>
-        <w:pStyle w:val="LOnormal"/>
+        <w:pStyle w:val="LO-normal"/>
         <w:rPr>
           <w:rFonts w:ascii="Georgia" w:hAnsi="Georgia" w:eastAsia="Georgia" w:cs="Georgia"/>
           <w:color w:val="000000"/>
@@ -4665,7 +5305,7 @@
     </w:p>
     <w:p>
       <w:pPr>
-        <w:pStyle w:val="LOnormal"/>
+        <w:pStyle w:val="LO-normal"/>
         <w:rPr/>
       </w:pPr>
       <w:r>
@@ -4680,7 +5320,7 @@
     </w:p>
     <w:p>
       <w:pPr>
-        <w:pStyle w:val="LOnormal"/>
+        <w:pStyle w:val="LO-normal"/>
         <w:rPr>
           <w:rFonts w:ascii="Georgia" w:hAnsi="Georgia" w:eastAsia="Georgia" w:cs="Georgia"/>
           <w:color w:val="000000"/>
@@ -4699,18 +5339,17 @@
     </w:p>
     <w:p>
       <w:pPr>
-        <w:pStyle w:val="LOnormal"/>
+        <w:pStyle w:val="LO-normal"/>
         <w:keepNext w:val="false"/>
         <w:keepLines w:val="false"/>
         <w:pageBreakBefore w:val="false"/>
         <w:widowControl/>
         <w:shd w:val="clear" w:fill="000000"/>
         <w:spacing w:lineRule="auto" w:line="240" w:before="0" w:after="0"/>
-        <w:ind w:left="0" w:right="0" w:hanging="0"/>
+        <w:ind w:hanging="0" w:left="0" w:right="0"/>
         <w:jc w:val="both"/>
         <w:rPr>
           <w:rFonts w:ascii="Georgia" w:hAnsi="Georgia" w:eastAsia="Georgia" w:cs="Georgia"/>
-          <w:b/>
           <w:b/>
           <w:bCs/>
           <w:i w:val="false"/>
@@ -4753,7 +5392,7 @@
     </w:p>
     <w:p>
       <w:pPr>
-        <w:pStyle w:val="LOnormal"/>
+        <w:pStyle w:val="LO-normal"/>
         <w:rPr>
           <w:rFonts w:ascii="Georgia" w:hAnsi="Georgia" w:eastAsia="Georgia" w:cs="Georgia"/>
           <w:color w:val="000000"/>
@@ -4772,7 +5411,7 @@
     </w:p>
     <w:p>
       <w:pPr>
-        <w:pStyle w:val="LOnormal"/>
+        <w:pStyle w:val="LO-normal"/>
         <w:rPr/>
       </w:pPr>
       <w:r>
@@ -4787,7 +5426,7 @@
     </w:p>
     <w:p>
       <w:pPr>
-        <w:pStyle w:val="LOnormal"/>
+        <w:pStyle w:val="LO-normal"/>
         <w:rPr>
           <w:rFonts w:ascii="Georgia" w:hAnsi="Georgia" w:eastAsia="Georgia" w:cs="Georgia"/>
           <w:color w:val="000000"/>
@@ -4806,18 +5445,17 @@
     </w:p>
     <w:p>
       <w:pPr>
-        <w:pStyle w:val="LOnormal"/>
+        <w:pStyle w:val="LO-normal"/>
         <w:keepNext w:val="false"/>
         <w:keepLines w:val="false"/>
         <w:pageBreakBefore w:val="false"/>
         <w:widowControl/>
         <w:shd w:val="clear" w:fill="000000"/>
         <w:spacing w:lineRule="auto" w:line="240" w:before="0" w:after="0"/>
-        <w:ind w:left="0" w:right="0" w:hanging="0"/>
+        <w:ind w:hanging="0" w:left="0" w:right="0"/>
         <w:jc w:val="both"/>
         <w:rPr>
           <w:rFonts w:ascii="Georgia" w:hAnsi="Georgia" w:eastAsia="Georgia" w:cs="Georgia"/>
-          <w:b/>
           <w:b/>
           <w:bCs/>
           <w:i w:val="false"/>
@@ -4860,7 +5498,7 @@
     </w:p>
     <w:p>
       <w:pPr>
-        <w:pStyle w:val="LOnormal"/>
+        <w:pStyle w:val="LO-normal"/>
         <w:rPr>
           <w:rFonts w:ascii="Georgia" w:hAnsi="Georgia" w:eastAsia="Georgia" w:cs="Georgia"/>
           <w:color w:val="000000"/>
@@ -4879,7 +5517,7 @@
     </w:p>
     <w:p>
       <w:pPr>
-        <w:pStyle w:val="LOnormal"/>
+        <w:pStyle w:val="LO-normal"/>
         <w:rPr/>
       </w:pPr>
       <w:r>
@@ -4894,7 +5532,7 @@
     </w:p>
     <w:p>
       <w:pPr>
-        <w:pStyle w:val="LOnormal"/>
+        <w:pStyle w:val="LO-normal"/>
         <w:rPr>
           <w:rFonts w:ascii="Georgia" w:hAnsi="Georgia" w:eastAsia="Georgia" w:cs="Georgia"/>
           <w:color w:val="000000"/>
@@ -4913,18 +5551,17 @@
     </w:p>
     <w:p>
       <w:pPr>
-        <w:pStyle w:val="LOnormal"/>
+        <w:pStyle w:val="LO-normal"/>
         <w:keepNext w:val="false"/>
         <w:keepLines w:val="false"/>
         <w:pageBreakBefore w:val="false"/>
         <w:widowControl/>
         <w:shd w:val="clear" w:fill="000000"/>
         <w:spacing w:lineRule="auto" w:line="240" w:before="0" w:after="0"/>
-        <w:ind w:left="0" w:right="0" w:hanging="0"/>
+        <w:ind w:hanging="0" w:left="0" w:right="0"/>
         <w:jc w:val="both"/>
         <w:rPr>
           <w:rFonts w:ascii="Georgia" w:hAnsi="Georgia" w:eastAsia="Georgia" w:cs="Georgia"/>
-          <w:b/>
           <w:b/>
           <w:bCs/>
           <w:i w:val="false"/>
@@ -4967,7 +5604,7 @@
     </w:p>
     <w:p>
       <w:pPr>
-        <w:pStyle w:val="LOnormal"/>
+        <w:pStyle w:val="LO-normal"/>
         <w:rPr>
           <w:rFonts w:ascii="Georgia" w:hAnsi="Georgia" w:eastAsia="Georgia" w:cs="Georgia"/>
           <w:color w:val="000000"/>
@@ -4986,7 +5623,7 @@
     </w:p>
     <w:p>
       <w:pPr>
-        <w:pStyle w:val="LOnormal"/>
+        <w:pStyle w:val="LO-normal"/>
         <w:rPr/>
       </w:pPr>
       <w:r>
@@ -5001,7 +5638,7 @@
     </w:p>
     <w:p>
       <w:pPr>
-        <w:pStyle w:val="LOnormal"/>
+        <w:pStyle w:val="LO-normal"/>
         <w:rPr>
           <w:rFonts w:ascii="Georgia" w:hAnsi="Georgia" w:eastAsia="Georgia" w:cs="Georgia"/>
           <w:color w:val="000000"/>
@@ -5020,18 +5657,17 @@
     </w:p>
     <w:p>
       <w:pPr>
-        <w:pStyle w:val="LOnormal"/>
+        <w:pStyle w:val="LO-normal"/>
         <w:keepNext w:val="false"/>
         <w:keepLines w:val="false"/>
         <w:pageBreakBefore w:val="false"/>
         <w:widowControl/>
         <w:shd w:val="clear" w:fill="000000"/>
         <w:spacing w:lineRule="auto" w:line="240" w:before="0" w:after="0"/>
-        <w:ind w:left="0" w:right="0" w:hanging="0"/>
+        <w:ind w:hanging="0" w:left="0" w:right="0"/>
         <w:jc w:val="both"/>
         <w:rPr>
           <w:rFonts w:ascii="Georgia" w:hAnsi="Georgia" w:eastAsia="Georgia" w:cs="Georgia"/>
-          <w:b/>
           <w:b/>
           <w:bCs/>
           <w:i w:val="false"/>
@@ -5074,7 +5710,7 @@
     </w:p>
     <w:p>
       <w:pPr>
-        <w:pStyle w:val="LOnormal"/>
+        <w:pStyle w:val="LO-normal"/>
         <w:rPr>
           <w:rFonts w:ascii="Georgia" w:hAnsi="Georgia" w:eastAsia="Georgia" w:cs="Georgia"/>
           <w:color w:val="000000"/>
@@ -5093,7 +5729,7 @@
     </w:p>
     <w:p>
       <w:pPr>
-        <w:pStyle w:val="LOnormal"/>
+        <w:pStyle w:val="LO-normal"/>
         <w:rPr/>
       </w:pPr>
       <w:r>
@@ -5108,7 +5744,7 @@
     </w:p>
     <w:p>
       <w:pPr>
-        <w:pStyle w:val="LOnormal"/>
+        <w:pStyle w:val="LO-normal"/>
         <w:rPr>
           <w:rFonts w:ascii="Georgia" w:hAnsi="Georgia" w:eastAsia="Georgia" w:cs="Georgia"/>
           <w:color w:val="000000"/>
@@ -5127,18 +5763,17 @@
     </w:p>
     <w:p>
       <w:pPr>
-        <w:pStyle w:val="LOnormal"/>
+        <w:pStyle w:val="LO-normal"/>
         <w:keepNext w:val="false"/>
         <w:keepLines w:val="false"/>
         <w:pageBreakBefore w:val="false"/>
         <w:widowControl/>
         <w:shd w:val="clear" w:fill="000000"/>
         <w:spacing w:lineRule="auto" w:line="240" w:before="0" w:after="0"/>
-        <w:ind w:left="0" w:right="0" w:hanging="0"/>
+        <w:ind w:hanging="0" w:left="0" w:right="0"/>
         <w:jc w:val="both"/>
         <w:rPr>
           <w:rFonts w:ascii="Georgia" w:hAnsi="Georgia" w:eastAsia="Georgia" w:cs="Georgia"/>
-          <w:b/>
           <w:b/>
           <w:bCs/>
           <w:i w:val="false"/>
@@ -5181,7 +5816,7 @@
     </w:p>
     <w:p>
       <w:pPr>
-        <w:pStyle w:val="LOnormal"/>
+        <w:pStyle w:val="LO-normal"/>
         <w:rPr>
           <w:rFonts w:ascii="Georgia" w:hAnsi="Georgia" w:eastAsia="Georgia" w:cs="Georgia"/>
           <w:color w:val="000000"/>
@@ -5200,7 +5835,7 @@
     </w:p>
     <w:p>
       <w:pPr>
-        <w:pStyle w:val="LOnormal"/>
+        <w:pStyle w:val="LO-normal"/>
         <w:rPr/>
       </w:pPr>
       <w:r>
@@ -5215,7 +5850,7 @@
     </w:p>
     <w:p>
       <w:pPr>
-        <w:pStyle w:val="LOnormal"/>
+        <w:pStyle w:val="LO-normal"/>
         <w:rPr>
           <w:rFonts w:ascii="Georgia" w:hAnsi="Georgia" w:eastAsia="Georgia" w:cs="Georgia"/>
           <w:color w:val="000000"/>
@@ -5234,18 +5869,17 @@
     </w:p>
     <w:p>
       <w:pPr>
-        <w:pStyle w:val="LOnormal"/>
+        <w:pStyle w:val="LO-normal"/>
         <w:keepNext w:val="false"/>
         <w:keepLines w:val="false"/>
         <w:pageBreakBefore w:val="false"/>
         <w:widowControl/>
         <w:shd w:val="clear" w:fill="000000"/>
         <w:spacing w:lineRule="auto" w:line="240" w:before="0" w:after="0"/>
-        <w:ind w:left="0" w:right="0" w:hanging="0"/>
+        <w:ind w:hanging="0" w:left="0" w:right="0"/>
         <w:jc w:val="both"/>
         <w:rPr>
           <w:rFonts w:ascii="Georgia" w:hAnsi="Georgia" w:eastAsia="Georgia" w:cs="Georgia"/>
-          <w:b/>
           <w:b/>
           <w:bCs/>
           <w:i w:val="false"/>
@@ -5288,7 +5922,7 @@
     </w:p>
     <w:p>
       <w:pPr>
-        <w:pStyle w:val="LOnormal"/>
+        <w:pStyle w:val="LO-normal"/>
         <w:rPr>
           <w:rFonts w:ascii="Georgia" w:hAnsi="Georgia" w:eastAsia="Georgia" w:cs="Georgia"/>
           <w:color w:val="000000"/>
@@ -5307,7 +5941,7 @@
     </w:p>
     <w:p>
       <w:pPr>
-        <w:pStyle w:val="LOnormal"/>
+        <w:pStyle w:val="LO-normal"/>
         <w:rPr>
           <w:rFonts w:ascii="Georgia" w:hAnsi="Georgia" w:eastAsia="Georgia" w:cs="Georgia"/>
         </w:rPr>
@@ -5324,7 +5958,7 @@
     </w:p>
     <w:p>
       <w:pPr>
-        <w:pStyle w:val="LOnormal"/>
+        <w:pStyle w:val="LO-normal"/>
         <w:rPr>
           <w:rFonts w:ascii="Georgia" w:hAnsi="Georgia" w:eastAsia="Georgia" w:cs="Georgia"/>
           <w:color w:val="000000"/>
@@ -5343,18 +5977,17 @@
     </w:p>
     <w:p>
       <w:pPr>
-        <w:pStyle w:val="LOnormal"/>
+        <w:pStyle w:val="LO-normal"/>
         <w:keepNext w:val="false"/>
         <w:keepLines w:val="false"/>
         <w:pageBreakBefore w:val="false"/>
         <w:widowControl/>
         <w:shd w:val="clear" w:fill="000000"/>
         <w:spacing w:lineRule="auto" w:line="240" w:before="0" w:after="0"/>
-        <w:ind w:left="0" w:right="0" w:hanging="0"/>
+        <w:ind w:hanging="0" w:left="0" w:right="0"/>
         <w:jc w:val="both"/>
         <w:rPr>
           <w:rFonts w:ascii="Georgia" w:hAnsi="Georgia" w:eastAsia="Georgia" w:cs="Georgia"/>
-          <w:b/>
           <w:b/>
           <w:bCs/>
           <w:i w:val="false"/>
@@ -5397,7 +6030,7 @@
     </w:p>
     <w:p>
       <w:pPr>
-        <w:pStyle w:val="LOnormal"/>
+        <w:pStyle w:val="LO-normal"/>
         <w:rPr>
           <w:rFonts w:ascii="Georgia" w:hAnsi="Georgia" w:eastAsia="Georgia" w:cs="Georgia"/>
           <w:color w:val="000000"/>
@@ -5416,7 +6049,7 @@
     </w:p>
     <w:p>
       <w:pPr>
-        <w:pStyle w:val="LOnormal"/>
+        <w:pStyle w:val="LO-normal"/>
         <w:rPr>
           <w:rFonts w:ascii="Georgia" w:hAnsi="Georgia" w:eastAsia="Georgia" w:cs="Georgia"/>
         </w:rPr>
@@ -5433,7 +6066,7 @@
     </w:p>
     <w:p>
       <w:pPr>
-        <w:pStyle w:val="LOnormal"/>
+        <w:pStyle w:val="LO-normal"/>
         <w:rPr>
           <w:rFonts w:ascii="Georgia" w:hAnsi="Georgia" w:eastAsia="Georgia" w:cs="Georgia"/>
           <w:color w:val="000000"/>
@@ -5452,18 +6085,17 @@
     </w:p>
     <w:p>
       <w:pPr>
-        <w:pStyle w:val="LOnormal"/>
+        <w:pStyle w:val="LO-normal"/>
         <w:keepNext w:val="false"/>
         <w:keepLines w:val="false"/>
         <w:pageBreakBefore w:val="false"/>
         <w:widowControl/>
         <w:shd w:val="clear" w:fill="000000"/>
         <w:spacing w:lineRule="auto" w:line="240" w:before="0" w:after="0"/>
-        <w:ind w:left="0" w:right="0" w:hanging="0"/>
+        <w:ind w:hanging="0" w:left="0" w:right="0"/>
         <w:jc w:val="both"/>
         <w:rPr>
           <w:rFonts w:ascii="Georgia" w:hAnsi="Georgia" w:eastAsia="Georgia" w:cs="Georgia"/>
-          <w:b/>
           <w:b/>
           <w:bCs/>
           <w:i w:val="false"/>
@@ -5506,7 +6138,7 @@
     </w:p>
     <w:p>
       <w:pPr>
-        <w:pStyle w:val="LOnormal"/>
+        <w:pStyle w:val="LO-normal"/>
         <w:rPr>
           <w:rFonts w:ascii="Georgia" w:hAnsi="Georgia" w:eastAsia="Georgia" w:cs="Georgia"/>
           <w:color w:val="000000"/>
@@ -5525,7 +6157,7 @@
     </w:p>
     <w:p>
       <w:pPr>
-        <w:pStyle w:val="LOnormal"/>
+        <w:pStyle w:val="LO-normal"/>
         <w:rPr>
           <w:rFonts w:ascii="Georgia" w:hAnsi="Georgia" w:eastAsia="Georgia" w:cs="Georgia"/>
         </w:rPr>
@@ -5542,7 +6174,7 @@
     </w:p>
     <w:p>
       <w:pPr>
-        <w:pStyle w:val="LOnormal"/>
+        <w:pStyle w:val="LO-normal"/>
         <w:rPr>
           <w:rFonts w:ascii="Georgia" w:hAnsi="Georgia" w:eastAsia="Georgia" w:cs="Georgia"/>
           <w:color w:val="000000"/>
@@ -5561,18 +6193,17 @@
     </w:p>
     <w:p>
       <w:pPr>
-        <w:pStyle w:val="LOnormal"/>
+        <w:pStyle w:val="LO-normal"/>
         <w:keepNext w:val="false"/>
         <w:keepLines w:val="false"/>
         <w:pageBreakBefore w:val="false"/>
         <w:widowControl/>
         <w:shd w:val="clear" w:fill="000000"/>
         <w:spacing w:lineRule="auto" w:line="240" w:before="0" w:after="0"/>
-        <w:ind w:left="0" w:right="0" w:hanging="0"/>
+        <w:ind w:hanging="0" w:left="0" w:right="0"/>
         <w:jc w:val="both"/>
         <w:rPr>
           <w:rFonts w:ascii="Georgia" w:hAnsi="Georgia" w:eastAsia="Georgia" w:cs="Georgia"/>
-          <w:b/>
           <w:b/>
           <w:bCs/>
           <w:i w:val="false"/>
@@ -5615,7 +6246,7 @@
     </w:p>
     <w:p>
       <w:pPr>
-        <w:pStyle w:val="LOnormal"/>
+        <w:pStyle w:val="LO-normal"/>
         <w:rPr>
           <w:rFonts w:ascii="Georgia" w:hAnsi="Georgia" w:eastAsia="Georgia" w:cs="Georgia"/>
           <w:color w:val="000000"/>
@@ -5634,7 +6265,7 @@
     </w:p>
     <w:p>
       <w:pPr>
-        <w:pStyle w:val="LOnormal"/>
+        <w:pStyle w:val="LO-normal"/>
         <w:rPr>
           <w:rFonts w:ascii="Georgia" w:hAnsi="Georgia" w:eastAsia="Georgia" w:cs="Georgia"/>
         </w:rPr>
@@ -5651,7 +6282,7 @@
     </w:p>
     <w:p>
       <w:pPr>
-        <w:pStyle w:val="LOnormal"/>
+        <w:pStyle w:val="LO-normal"/>
         <w:rPr>
           <w:rFonts w:ascii="Georgia" w:hAnsi="Georgia" w:eastAsia="Georgia" w:cs="Georgia"/>
           <w:color w:val="000000"/>
@@ -5670,18 +6301,17 @@
     </w:p>
     <w:p>
       <w:pPr>
-        <w:pStyle w:val="LOnormal"/>
+        <w:pStyle w:val="LO-normal"/>
         <w:keepNext w:val="false"/>
         <w:keepLines w:val="false"/>
         <w:pageBreakBefore w:val="false"/>
         <w:widowControl/>
         <w:shd w:val="clear" w:fill="000000"/>
         <w:spacing w:lineRule="auto" w:line="240" w:before="0" w:after="0"/>
-        <w:ind w:left="0" w:right="0" w:hanging="0"/>
+        <w:ind w:hanging="0" w:left="0" w:right="0"/>
         <w:jc w:val="both"/>
         <w:rPr>
           <w:rFonts w:ascii="Georgia" w:hAnsi="Georgia" w:eastAsia="Georgia" w:cs="Georgia"/>
-          <w:b/>
           <w:b/>
           <w:bCs/>
           <w:i w:val="false"/>
@@ -5724,7 +6354,7 @@
     </w:p>
     <w:p>
       <w:pPr>
-        <w:pStyle w:val="LOnormal"/>
+        <w:pStyle w:val="LO-normal"/>
         <w:rPr>
           <w:rFonts w:ascii="Georgia" w:hAnsi="Georgia" w:eastAsia="Georgia" w:cs="Georgia"/>
           <w:color w:val="000000"/>
@@ -5743,7 +6373,7 @@
     </w:p>
     <w:p>
       <w:pPr>
-        <w:pStyle w:val="LOnormal"/>
+        <w:pStyle w:val="LO-normal"/>
         <w:rPr>
           <w:rFonts w:ascii="Georgia" w:hAnsi="Georgia" w:eastAsia="Georgia" w:cs="Georgia"/>
         </w:rPr>
@@ -5760,7 +6390,7 @@
     </w:p>
     <w:p>
       <w:pPr>
-        <w:pStyle w:val="LOnormal"/>
+        <w:pStyle w:val="LO-normal"/>
         <w:rPr>
           <w:rFonts w:ascii="Georgia" w:hAnsi="Georgia" w:eastAsia="Georgia" w:cs="Georgia"/>
           <w:color w:val="000000"/>
@@ -5779,18 +6409,17 @@
     </w:p>
     <w:p>
       <w:pPr>
-        <w:pStyle w:val="LOnormal"/>
+        <w:pStyle w:val="LO-normal"/>
         <w:keepNext w:val="false"/>
         <w:keepLines w:val="false"/>
         <w:pageBreakBefore w:val="false"/>
         <w:widowControl/>
         <w:shd w:val="clear" w:fill="000000"/>
         <w:spacing w:lineRule="auto" w:line="240" w:before="0" w:after="0"/>
-        <w:ind w:left="0" w:right="0" w:hanging="0"/>
+        <w:ind w:hanging="0" w:left="0" w:right="0"/>
         <w:jc w:val="both"/>
         <w:rPr>
           <w:rFonts w:ascii="Georgia" w:hAnsi="Georgia" w:eastAsia="Georgia" w:cs="Georgia"/>
-          <w:b/>
           <w:b/>
           <w:bCs/>
           <w:i w:val="false"/>
@@ -5833,7 +6462,7 @@
     </w:p>
     <w:p>
       <w:pPr>
-        <w:pStyle w:val="LOnormal"/>
+        <w:pStyle w:val="LO-normal"/>
         <w:rPr>
           <w:rFonts w:ascii="Georgia" w:hAnsi="Georgia" w:eastAsia="Georgia" w:cs="Georgia"/>
           <w:color w:val="000000"/>
@@ -5852,7 +6481,7 @@
     </w:p>
     <w:p>
       <w:pPr>
-        <w:pStyle w:val="LOnormal"/>
+        <w:pStyle w:val="LO-normal"/>
         <w:rPr>
           <w:rFonts w:ascii="Georgia" w:hAnsi="Georgia" w:eastAsia="Georgia" w:cs="Georgia"/>
         </w:rPr>
@@ -5869,7 +6498,7 @@
     </w:p>
     <w:p>
       <w:pPr>
-        <w:pStyle w:val="LOnormal"/>
+        <w:pStyle w:val="LO-normal"/>
         <w:rPr>
           <w:rFonts w:ascii="Georgia" w:hAnsi="Georgia" w:eastAsia="Georgia" w:cs="Georgia"/>
           <w:color w:val="000000"/>
@@ -5888,18 +6517,17 @@
     </w:p>
     <w:p>
       <w:pPr>
-        <w:pStyle w:val="LOnormal"/>
+        <w:pStyle w:val="LO-normal"/>
         <w:keepNext w:val="false"/>
         <w:keepLines w:val="false"/>
         <w:pageBreakBefore w:val="false"/>
         <w:widowControl/>
         <w:shd w:val="clear" w:fill="000000"/>
         <w:spacing w:lineRule="auto" w:line="240" w:before="0" w:after="0"/>
-        <w:ind w:left="0" w:right="0" w:hanging="0"/>
+        <w:ind w:hanging="0" w:left="0" w:right="0"/>
         <w:jc w:val="both"/>
         <w:rPr>
           <w:rFonts w:ascii="Georgia" w:hAnsi="Georgia" w:eastAsia="Georgia" w:cs="Georgia"/>
-          <w:b/>
           <w:b/>
           <w:bCs/>
           <w:i w:val="false"/>
@@ -5942,7 +6570,7 @@
     </w:p>
     <w:p>
       <w:pPr>
-        <w:pStyle w:val="LOnormal"/>
+        <w:pStyle w:val="LO-normal"/>
         <w:rPr>
           <w:rFonts w:ascii="Georgia" w:hAnsi="Georgia" w:eastAsia="Georgia" w:cs="Georgia"/>
           <w:color w:val="000000"/>
@@ -5961,13 +6589,15 @@
     </w:p>
     <w:p>
       <w:pPr>
-        <w:pStyle w:val="LOnormal"/>
+        <w:pStyle w:val="LO-normal"/>
         <w:rPr>
           <w:rFonts w:ascii="Georgia" w:hAnsi="Georgia" w:eastAsia="Georgia" w:cs="Georgia"/>
         </w:rPr>
       </w:pPr>
       <w:r>
-        <w:rPr/>
+        <w:rPr>
+          <w:rFonts w:eastAsia="Georgia" w:cs="Georgia" w:ascii="Georgia" w:hAnsi="Georgia"/>
+        </w:rPr>
       </w:r>
     </w:p>
     <w:sectPr>
@@ -5987,7 +6617,21 @@
 <w:ftr xmlns:o="urn:schemas-microsoft-com:office:office" xmlns:r="http://schemas.openxmlformats.org/officeDocument/2006/relationships" xmlns:v="urn:schemas-microsoft-com:vml" xmlns:w="http://schemas.openxmlformats.org/wordprocessingml/2006/main" xmlns:w10="urn:schemas-microsoft-com:office:word" xmlns:wp="http://schemas.openxmlformats.org/drawingml/2006/wordprocessingDrawing" xmlns:wps="http://schemas.microsoft.com/office/word/2010/wordprocessingShape" xmlns:wpg="http://schemas.microsoft.com/office/word/2010/wordprocessingGroup" xmlns:mc="http://schemas.openxmlformats.org/markup-compatibility/2006" xmlns:wp14="http://schemas.microsoft.com/office/word/2010/wordprocessingDrawing" xmlns:w14="http://schemas.microsoft.com/office/word/2010/wordml" xmlns:w15="http://schemas.microsoft.com/office/word/2012/wordml" mc:Ignorable="w14 wp14 w15">
   <w:p>
     <w:pPr>
-      <w:pStyle w:val="LOnormal"/>
+      <w:pStyle w:val="Footer"/>
+      <w:rPr/>
+    </w:pPr>
+    <w:r>
+      <w:rPr/>
+    </w:r>
+  </w:p>
+</w:ftr>
+</file>
+
+<file path=word/footer2.xml><?xml version="1.0" encoding="utf-8"?>
+<w:ftr xmlns:o="urn:schemas-microsoft-com:office:office" xmlns:r="http://schemas.openxmlformats.org/officeDocument/2006/relationships" xmlns:v="urn:schemas-microsoft-com:vml" xmlns:w="http://schemas.openxmlformats.org/wordprocessingml/2006/main" xmlns:w10="urn:schemas-microsoft-com:office:word" xmlns:wp="http://schemas.openxmlformats.org/drawingml/2006/wordprocessingDrawing" xmlns:wps="http://schemas.microsoft.com/office/word/2010/wordprocessingShape" xmlns:wpg="http://schemas.microsoft.com/office/word/2010/wordprocessingGroup" xmlns:mc="http://schemas.openxmlformats.org/markup-compatibility/2006" xmlns:wp14="http://schemas.microsoft.com/office/word/2010/wordprocessingDrawing" xmlns:w14="http://schemas.microsoft.com/office/word/2010/wordml" xmlns:w15="http://schemas.microsoft.com/office/word/2012/wordml" mc:Ignorable="w14 wp14 w15">
+  <w:p>
+    <w:pPr>
+      <w:pStyle w:val="LO-normal"/>
       <w:keepNext w:val="false"/>
       <w:keepLines w:val="false"/>
       <w:widowControl w:val="false"/>
@@ -5998,11 +6642,10 @@
         <w:tab w:val="right" w:pos="8504" w:leader="none"/>
       </w:tabs>
       <w:spacing w:lineRule="auto" w:line="240" w:before="0" w:after="0"/>
-      <w:ind w:left="0" w:right="0" w:hanging="0"/>
+      <w:ind w:hanging="0" w:left="0" w:right="0"/>
       <w:jc w:val="left"/>
       <w:rPr>
         <w:rFonts w:ascii="Liberation Serif" w:hAnsi="Liberation Serif" w:eastAsia="Liberation Serif" w:cs="Liberation Serif"/>
-        <w:b w:val="false"/>
         <w:b w:val="false"/>
         <w:bCs w:val="false"/>
         <w:i w:val="false"/>
@@ -6046,7 +6689,7 @@
   </w:p>
   <w:p>
     <w:pPr>
-      <w:pStyle w:val="LOnormal"/>
+      <w:pStyle w:val="LO-normal"/>
       <w:keepNext w:val="false"/>
       <w:keepLines w:val="false"/>
       <w:widowControl w:val="false"/>
@@ -6057,11 +6700,10 @@
         <w:tab w:val="right" w:pos="8504" w:leader="none"/>
       </w:tabs>
       <w:spacing w:lineRule="auto" w:line="240" w:before="0" w:after="0"/>
-      <w:ind w:left="0" w:right="0" w:hanging="0"/>
+      <w:ind w:hanging="0" w:left="0" w:right="0"/>
       <w:jc w:val="left"/>
       <w:rPr>
         <w:rFonts w:ascii="Liberation Serif" w:hAnsi="Liberation Serif" w:eastAsia="Liberation Serif" w:cs="Liberation Serif"/>
-        <w:b w:val="false"/>
         <w:b w:val="false"/>
         <w:bCs w:val="false"/>
         <w:i w:val="false"/>
@@ -6106,21 +6748,141 @@
 </w:ftr>
 </file>
 
-<file path=word/footer2.xml><?xml version="1.0" encoding="utf-8"?>
+<file path=word/footer3.xml><?xml version="1.0" encoding="utf-8"?>
 <w:ftr xmlns:o="urn:schemas-microsoft-com:office:office" xmlns:r="http://schemas.openxmlformats.org/officeDocument/2006/relationships" xmlns:v="urn:schemas-microsoft-com:vml" xmlns:w="http://schemas.openxmlformats.org/wordprocessingml/2006/main" xmlns:w10="urn:schemas-microsoft-com:office:word" xmlns:wp="http://schemas.openxmlformats.org/drawingml/2006/wordprocessingDrawing" xmlns:wps="http://schemas.microsoft.com/office/word/2010/wordprocessingShape" xmlns:wpg="http://schemas.microsoft.com/office/word/2010/wordprocessingGroup" xmlns:mc="http://schemas.openxmlformats.org/markup-compatibility/2006" xmlns:wp14="http://schemas.microsoft.com/office/word/2010/wordprocessingDrawing" xmlns:w14="http://schemas.microsoft.com/office/word/2010/wordml" xmlns:w15="http://schemas.microsoft.com/office/word/2012/wordml" mc:Ignorable="w14 wp14 w15">
   <w:p>
     <w:pPr>
-      <w:pStyle w:val="LOnormal"/>
+      <w:pStyle w:val="LO-normal"/>
+      <w:keepNext w:val="false"/>
+      <w:keepLines w:val="false"/>
+      <w:widowControl w:val="false"/>
+      <w:shd w:val="clear" w:fill="auto"/>
+      <w:tabs>
+        <w:tab w:val="clear" w:pos="720"/>
+        <w:tab w:val="center" w:pos="4252" w:leader="none"/>
+        <w:tab w:val="right" w:pos="8504" w:leader="none"/>
+      </w:tabs>
+      <w:spacing w:lineRule="auto" w:line="240" w:before="0" w:after="0"/>
+      <w:ind w:hanging="0" w:left="0" w:right="0"/>
+      <w:jc w:val="left"/>
+      <w:rPr>
+        <w:rFonts w:ascii="Liberation Serif" w:hAnsi="Liberation Serif" w:eastAsia="Liberation Serif" w:cs="Liberation Serif"/>
+        <w:b w:val="false"/>
+        <w:bCs w:val="false"/>
+        <w:i w:val="false"/>
+        <w:i w:val="false"/>
+        <w:iCs w:val="false"/>
+        <w:caps w:val="false"/>
+        <w:smallCaps w:val="false"/>
+        <w:strike w:val="false"/>
+        <w:dstrike w:val="false"/>
+        <w:color w:val="000000"/>
+        <w:position w:val="0"/>
+        <w:sz w:val="24"/>
+        <w:sz w:val="24"/>
+        <w:szCs w:val="24"/>
+        <w:u w:val="none"/>
+        <w:shd w:fill="auto" w:val="clear"/>
+        <w:vertAlign w:val="baseline"/>
+      </w:rPr>
+    </w:pPr>
+    <w:r>
+      <w:rPr>
+        <w:rFonts w:eastAsia="Liberation Serif" w:cs="Liberation Serif"/>
+        <w:b w:val="false"/>
+        <w:bCs w:val="false"/>
+        <w:i w:val="false"/>
+        <w:iCs w:val="false"/>
+        <w:caps w:val="false"/>
+        <w:smallCaps w:val="false"/>
+        <w:strike w:val="false"/>
+        <w:dstrike w:val="false"/>
+        <w:color w:val="000000"/>
+        <w:position w:val="0"/>
+        <w:sz w:val="24"/>
+        <w:sz w:val="24"/>
+        <w:szCs w:val="24"/>
+        <w:u w:val="none"/>
+        <w:shd w:fill="auto" w:val="clear"/>
+        <w:vertAlign w:val="baseline"/>
+      </w:rPr>
+    </w:r>
+  </w:p>
+  <w:p>
+    <w:pPr>
+      <w:pStyle w:val="LO-normal"/>
+      <w:keepNext w:val="false"/>
+      <w:keepLines w:val="false"/>
+      <w:widowControl w:val="false"/>
+      <w:shd w:val="clear" w:fill="auto"/>
+      <w:tabs>
+        <w:tab w:val="clear" w:pos="720"/>
+        <w:tab w:val="center" w:pos="4252" w:leader="none"/>
+        <w:tab w:val="right" w:pos="8504" w:leader="none"/>
+      </w:tabs>
+      <w:spacing w:lineRule="auto" w:line="240" w:before="0" w:after="0"/>
+      <w:ind w:hanging="0" w:left="0" w:right="0"/>
+      <w:jc w:val="left"/>
+      <w:rPr>
+        <w:rFonts w:ascii="Liberation Serif" w:hAnsi="Liberation Serif" w:eastAsia="Liberation Serif" w:cs="Liberation Serif"/>
+        <w:b w:val="false"/>
+        <w:bCs w:val="false"/>
+        <w:i w:val="false"/>
+        <w:i w:val="false"/>
+        <w:iCs w:val="false"/>
+        <w:caps w:val="false"/>
+        <w:smallCaps w:val="false"/>
+        <w:strike w:val="false"/>
+        <w:dstrike w:val="false"/>
+        <w:color w:val="000000"/>
+        <w:position w:val="0"/>
+        <w:sz w:val="24"/>
+        <w:sz w:val="24"/>
+        <w:szCs w:val="24"/>
+        <w:u w:val="none"/>
+        <w:shd w:fill="auto" w:val="clear"/>
+        <w:vertAlign w:val="baseline"/>
+      </w:rPr>
+    </w:pPr>
+    <w:r>
+      <w:rPr>
+        <w:rFonts w:eastAsia="Liberation Serif" w:cs="Liberation Serif"/>
+        <w:b w:val="false"/>
+        <w:bCs w:val="false"/>
+        <w:i w:val="false"/>
+        <w:iCs w:val="false"/>
+        <w:caps w:val="false"/>
+        <w:smallCaps w:val="false"/>
+        <w:strike w:val="false"/>
+        <w:dstrike w:val="false"/>
+        <w:color w:val="000000"/>
+        <w:position w:val="0"/>
+        <w:sz w:val="24"/>
+        <w:sz w:val="24"/>
+        <w:szCs w:val="24"/>
+        <w:u w:val="none"/>
+        <w:shd w:fill="auto" w:val="clear"/>
+        <w:vertAlign w:val="baseline"/>
+      </w:rPr>
+    </w:r>
+  </w:p>
+</w:ftr>
+</file>
+
+<file path=word/footer4.xml><?xml version="1.0" encoding="utf-8"?>
+<w:ftr xmlns:o="urn:schemas-microsoft-com:office:office" xmlns:r="http://schemas.openxmlformats.org/officeDocument/2006/relationships" xmlns:v="urn:schemas-microsoft-com:vml" xmlns:w="http://schemas.openxmlformats.org/wordprocessingml/2006/main" xmlns:w10="urn:schemas-microsoft-com:office:word" xmlns:wp="http://schemas.openxmlformats.org/drawingml/2006/wordprocessingDrawing" xmlns:wps="http://schemas.microsoft.com/office/word/2010/wordprocessingShape" xmlns:wpg="http://schemas.microsoft.com/office/word/2010/wordprocessingGroup" xmlns:mc="http://schemas.openxmlformats.org/markup-compatibility/2006" xmlns:wp14="http://schemas.microsoft.com/office/word/2010/wordprocessingDrawing" xmlns:w14="http://schemas.microsoft.com/office/word/2010/wordml" xmlns:w15="http://schemas.microsoft.com/office/word/2012/wordml" mc:Ignorable="w14 wp14 w15">
+  <w:p>
+    <w:pPr>
+      <w:pStyle w:val="LO-normal"/>
       <w:keepNext w:val="false"/>
       <w:keepLines w:val="false"/>
       <w:widowControl w:val="false"/>
       <w:shd w:val="clear" w:fill="auto"/>
       <w:spacing w:lineRule="auto" w:line="276" w:before="0" w:after="0"/>
-      <w:ind w:left="0" w:right="0" w:hanging="0"/>
+      <w:ind w:hanging="0" w:left="0" w:right="0"/>
       <w:jc w:val="left"/>
       <w:rPr>
         <w:rFonts w:ascii="Liberation Serif" w:hAnsi="Liberation Serif" w:eastAsia="Liberation Serif" w:cs="Liberation Serif"/>
-        <w:b w:val="false"/>
         <w:b w:val="false"/>
         <w:bCs w:val="false"/>
         <w:i w:val="false"/>
@@ -6191,7 +6953,7 @@
         </w:tcPr>
         <w:p>
           <w:pPr>
-            <w:pStyle w:val="LOnormal"/>
+            <w:pStyle w:val="LO-normal"/>
             <w:keepNext w:val="false"/>
             <w:keepLines w:val="false"/>
             <w:widowControl w:val="false"/>
@@ -6202,11 +6964,10 @@
               <w:tab w:val="right" w:pos="8504" w:leader="none"/>
             </w:tabs>
             <w:spacing w:lineRule="auto" w:line="240" w:before="0" w:after="0"/>
-            <w:ind w:left="0" w:right="0" w:hanging="0"/>
+            <w:ind w:hanging="0" w:left="0" w:right="0"/>
             <w:jc w:val="center"/>
             <w:rPr>
               <w:rFonts w:ascii="Arial" w:hAnsi="Arial" w:eastAsia="Arial" w:cs="Arial"/>
-              <w:b w:val="false"/>
               <w:b w:val="false"/>
               <w:bCs w:val="false"/>
               <w:i w:val="false"/>
@@ -6253,7 +7014,7 @@
   </w:tbl>
   <w:p>
     <w:pPr>
-      <w:pStyle w:val="LOnormal"/>
+      <w:pStyle w:val="LO-normal"/>
       <w:keepNext w:val="false"/>
       <w:keepLines w:val="false"/>
       <w:widowControl w:val="false"/>
@@ -6264,11 +7025,10 @@
         <w:tab w:val="right" w:pos="8504" w:leader="none"/>
       </w:tabs>
       <w:spacing w:lineRule="auto" w:line="240" w:before="0" w:after="0"/>
-      <w:ind w:left="0" w:right="0" w:hanging="0"/>
+      <w:ind w:hanging="0" w:left="0" w:right="0"/>
       <w:jc w:val="left"/>
       <w:rPr>
         <w:rFonts w:ascii="Liberation Serif" w:hAnsi="Liberation Serif" w:eastAsia="Liberation Serif" w:cs="Liberation Serif"/>
-        <w:b w:val="false"/>
         <w:b w:val="false"/>
         <w:bCs w:val="false"/>
         <w:i w:val="false"/>
@@ -6313,11 +7073,31 @@
 </w:ftr>
 </file>
 
+<file path=word/footer5.xml><?xml version="1.0" encoding="utf-8"?>
+<w:ftr xmlns:o="urn:schemas-microsoft-com:office:office" xmlns:r="http://schemas.openxmlformats.org/officeDocument/2006/relationships" xmlns:v="urn:schemas-microsoft-com:vml" xmlns:w="http://schemas.openxmlformats.org/wordprocessingml/2006/main" xmlns:w10="urn:schemas-microsoft-com:office:word" xmlns:wp="http://schemas.openxmlformats.org/drawingml/2006/wordprocessingDrawing" xmlns:wps="http://schemas.microsoft.com/office/word/2010/wordprocessingShape" xmlns:wpg="http://schemas.microsoft.com/office/word/2010/wordprocessingGroup" xmlns:mc="http://schemas.openxmlformats.org/markup-compatibility/2006" xmlns:wp14="http://schemas.microsoft.com/office/word/2010/wordprocessingDrawing" xmlns:w14="http://schemas.microsoft.com/office/word/2010/wordml" xmlns:w15="http://schemas.microsoft.com/office/word/2012/wordml" mc:Ignorable="w14 wp14 w15">
+  <w:p/>
+</w:ftr>
+</file>
+
 <file path=word/header1.xml><?xml version="1.0" encoding="utf-8"?>
 <w:hdr xmlns:o="urn:schemas-microsoft-com:office:office" xmlns:r="http://schemas.openxmlformats.org/officeDocument/2006/relationships" xmlns:v="urn:schemas-microsoft-com:vml" xmlns:w="http://schemas.openxmlformats.org/wordprocessingml/2006/main" xmlns:w10="urn:schemas-microsoft-com:office:word" xmlns:wp="http://schemas.openxmlformats.org/drawingml/2006/wordprocessingDrawing" xmlns:wps="http://schemas.microsoft.com/office/word/2010/wordprocessingShape" xmlns:wpg="http://schemas.microsoft.com/office/word/2010/wordprocessingGroup" xmlns:mc="http://schemas.openxmlformats.org/markup-compatibility/2006" xmlns:wp14="http://schemas.microsoft.com/office/word/2010/wordprocessingDrawing" xmlns:w14="http://schemas.microsoft.com/office/word/2010/wordml" xmlns:w15="http://schemas.microsoft.com/office/word/2012/wordml" mc:Ignorable="w14 wp14 w15">
   <w:p>
     <w:pPr>
-      <w:pStyle w:val="LOnormal"/>
+      <w:pStyle w:val="Header"/>
+      <w:rPr/>
+    </w:pPr>
+    <w:r>
+      <w:rPr/>
+    </w:r>
+  </w:p>
+</w:hdr>
+</file>
+
+<file path=word/header2.xml><?xml version="1.0" encoding="utf-8"?>
+<w:hdr xmlns:o="urn:schemas-microsoft-com:office:office" xmlns:r="http://schemas.openxmlformats.org/officeDocument/2006/relationships" xmlns:v="urn:schemas-microsoft-com:vml" xmlns:w="http://schemas.openxmlformats.org/wordprocessingml/2006/main" xmlns:w10="urn:schemas-microsoft-com:office:word" xmlns:wp="http://schemas.openxmlformats.org/drawingml/2006/wordprocessingDrawing" xmlns:wps="http://schemas.microsoft.com/office/word/2010/wordprocessingShape" xmlns:wpg="http://schemas.microsoft.com/office/word/2010/wordprocessingGroup" xmlns:mc="http://schemas.openxmlformats.org/markup-compatibility/2006" xmlns:wp14="http://schemas.microsoft.com/office/word/2010/wordprocessingDrawing" xmlns:w14="http://schemas.microsoft.com/office/word/2010/wordml" xmlns:w15="http://schemas.microsoft.com/office/word/2012/wordml" mc:Ignorable="w14 wp14 w15">
+  <w:p>
+    <w:pPr>
+      <w:pStyle w:val="LO-normal"/>
       <w:keepNext w:val="false"/>
       <w:keepLines w:val="false"/>
       <w:widowControl w:val="false"/>
@@ -6329,11 +7109,10 @@
         <w:tab w:val="left" w:pos="9369" w:leader="none"/>
       </w:tabs>
       <w:spacing w:lineRule="auto" w:line="240" w:before="0" w:after="0"/>
-      <w:ind w:left="0" w:right="0" w:hanging="0"/>
+      <w:ind w:hanging="0" w:left="0" w:right="0"/>
       <w:jc w:val="left"/>
       <w:rPr>
         <w:rFonts w:ascii="Arial" w:hAnsi="Arial" w:eastAsia="Arial" w:cs="Arial"/>
-        <w:b/>
         <w:b/>
         <w:bCs/>
         <w:i w:val="false"/>
@@ -6373,18 +7152,46 @@
         <w:shd w:fill="auto" w:val="clear"/>
         <w:vertAlign w:val="baseline"/>
       </w:rPr>
-      <w:t xml:space="preserve">Avaliação FINAL - </w:t>
+      <w:t>Avaliação FINAL - {{Sem aqui}}º Semestre/{{Ano aqui}}</w:t>
     </w:r>
-    <w:r>
+  </w:p>
+  <w:p>
+    <w:pPr>
+      <w:pStyle w:val="LO-normal"/>
+      <w:keepNext w:val="false"/>
+      <w:keepLines w:val="false"/>
+      <w:widowControl w:val="false"/>
+      <w:shd w:val="clear" w:fill="auto"/>
+      <w:tabs>
+        <w:tab w:val="clear" w:pos="720"/>
+        <w:tab w:val="center" w:pos="4252" w:leader="none"/>
+        <w:tab w:val="right" w:pos="8504" w:leader="none"/>
+        <w:tab w:val="left" w:pos="9369" w:leader="none"/>
+      </w:tabs>
+      <w:spacing w:lineRule="auto" w:line="240" w:before="0" w:after="0"/>
+      <w:ind w:hanging="0" w:left="0" w:right="0"/>
+      <w:jc w:val="left"/>
       <w:rPr>
-        <w:rFonts w:eastAsia="Arial" w:cs="Arial" w:ascii="Arial" w:hAnsi="Arial"/>
+        <w:rFonts w:ascii="Arial" w:hAnsi="Arial" w:eastAsia="Arial" w:cs="Arial"/>
         <w:b/>
         <w:bCs/>
-        <w:sz w:val="27"/>
-        <w:szCs w:val="27"/>
+        <w:i w:val="false"/>
+        <w:i w:val="false"/>
+        <w:iCs w:val="false"/>
+        <w:caps w:val="false"/>
+        <w:smallCaps w:val="false"/>
+        <w:strike w:val="false"/>
+        <w:dstrike w:val="false"/>
+        <w:color w:val="000000"/>
+        <w:position w:val="0"/>
+        <w:sz w:val="20"/>
+        <w:sz w:val="20"/>
+        <w:szCs w:val="20"/>
+        <w:u w:val="none"/>
+        <w:shd w:fill="auto" w:val="clear"/>
+        <w:vertAlign w:val="baseline"/>
       </w:rPr>
-      <w:t>2</w:t>
-    </w:r>
+    </w:pPr>
     <w:r>
       <w:rPr>
         <w:rFonts w:eastAsia="Arial" w:cs="Arial" w:ascii="Arial" w:hAnsi="Arial"/>
@@ -6405,8 +7212,295 @@
         <w:shd w:fill="auto" w:val="clear"/>
         <w:vertAlign w:val="baseline"/>
       </w:rPr>
+      <w:t>Computação e Informática</w:t>
+    </w:r>
+  </w:p>
+  <w:p>
+    <w:pPr>
+      <w:pStyle w:val="LO-normal"/>
+      <w:keepNext w:val="false"/>
+      <w:keepLines w:val="false"/>
+      <w:widowControl w:val="false"/>
+      <w:shd w:val="clear" w:fill="auto"/>
+      <w:tabs>
+        <w:tab w:val="clear" w:pos="720"/>
+        <w:tab w:val="center" w:pos="4252" w:leader="none"/>
+        <w:tab w:val="right" w:pos="8504" w:leader="none"/>
+      </w:tabs>
+      <w:spacing w:lineRule="auto" w:line="240" w:before="0" w:after="0"/>
+      <w:ind w:hanging="0" w:left="0" w:right="0"/>
+      <w:jc w:val="left"/>
+      <w:rPr>
+        <w:rFonts w:ascii="Arial" w:hAnsi="Arial" w:eastAsia="Arial" w:cs="Arial"/>
+        <w:b w:val="false"/>
+        <w:bCs w:val="false"/>
+        <w:i w:val="false"/>
+        <w:i w:val="false"/>
+        <w:iCs w:val="false"/>
+        <w:caps w:val="false"/>
+        <w:smallCaps w:val="false"/>
+        <w:strike w:val="false"/>
+        <w:dstrike w:val="false"/>
+        <w:color w:val="000000"/>
+        <w:position w:val="0"/>
+        <w:sz w:val="14"/>
+        <w:sz w:val="14"/>
+        <w:szCs w:val="14"/>
+        <w:u w:val="none"/>
+        <w:shd w:fill="auto" w:val="clear"/>
+        <w:vertAlign w:val="baseline"/>
+      </w:rPr>
+    </w:pPr>
+    <w:r>
+      <w:rPr>
+        <w:rFonts w:eastAsia="Arial" w:cs="Arial" w:ascii="Arial" w:hAnsi="Arial"/>
+        <w:b w:val="false"/>
+        <w:bCs w:val="false"/>
+        <w:i w:val="false"/>
+        <w:iCs w:val="false"/>
+        <w:caps w:val="false"/>
+        <w:smallCaps w:val="false"/>
+        <w:strike w:val="false"/>
+        <w:dstrike w:val="false"/>
+        <w:color w:val="000000"/>
+        <w:position w:val="0"/>
+        <w:sz w:val="14"/>
+        <w:sz w:val="14"/>
+        <w:szCs w:val="14"/>
+        <w:u w:val="none"/>
+        <w:shd w:fill="auto" w:val="clear"/>
+        <w:vertAlign w:val="baseline"/>
+      </w:rPr>
+    </w:r>
+  </w:p>
+</w:hdr>
+</file>
+
+<file path=word/header3.xml><?xml version="1.0" encoding="utf-8"?>
+<w:hdr xmlns:o="urn:schemas-microsoft-com:office:office" xmlns:r="http://schemas.openxmlformats.org/officeDocument/2006/relationships" xmlns:v="urn:schemas-microsoft-com:vml" xmlns:w="http://schemas.openxmlformats.org/wordprocessingml/2006/main" xmlns:w10="urn:schemas-microsoft-com:office:word" xmlns:wp="http://schemas.openxmlformats.org/drawingml/2006/wordprocessingDrawing" xmlns:wps="http://schemas.microsoft.com/office/word/2010/wordprocessingShape" xmlns:wpg="http://schemas.microsoft.com/office/word/2010/wordprocessingGroup" xmlns:mc="http://schemas.openxmlformats.org/markup-compatibility/2006" xmlns:wp14="http://schemas.microsoft.com/office/word/2010/wordprocessingDrawing" xmlns:w14="http://schemas.microsoft.com/office/word/2010/wordml" xmlns:w15="http://schemas.microsoft.com/office/word/2012/wordml" mc:Ignorable="w14 wp14 w15">
+  <w:p>
+    <w:pPr>
+      <w:pStyle w:val="LO-normal"/>
+      <w:keepNext w:val="false"/>
+      <w:keepLines w:val="false"/>
+      <w:widowControl w:val="false"/>
+      <w:shd w:val="clear" w:fill="auto"/>
+      <w:tabs>
+        <w:tab w:val="clear" w:pos="720"/>
+        <w:tab w:val="center" w:pos="4252" w:leader="none"/>
+        <w:tab w:val="right" w:pos="8504" w:leader="none"/>
+        <w:tab w:val="left" w:pos="9369" w:leader="none"/>
+      </w:tabs>
+      <w:spacing w:lineRule="auto" w:line="240" w:before="0" w:after="0"/>
+      <w:ind w:hanging="0" w:left="0" w:right="0"/>
+      <w:jc w:val="left"/>
+      <w:rPr>
+        <w:rFonts w:ascii="Arial" w:hAnsi="Arial" w:eastAsia="Arial" w:cs="Arial"/>
+        <w:b/>
+        <w:bCs/>
+        <w:i w:val="false"/>
+        <w:i w:val="false"/>
+        <w:iCs w:val="false"/>
+        <w:caps w:val="false"/>
+        <w:smallCaps w:val="false"/>
+        <w:strike w:val="false"/>
+        <w:dstrike w:val="false"/>
+        <w:color w:val="000000"/>
+        <w:position w:val="0"/>
+        <w:sz w:val="27"/>
+        <w:sz w:val="27"/>
+        <w:szCs w:val="27"/>
+        <w:u w:val="none"/>
+        <w:shd w:fill="auto" w:val="clear"/>
+        <w:vertAlign w:val="baseline"/>
+      </w:rPr>
+    </w:pPr>
+    <w:r>
+      <w:rPr>
+        <w:rFonts w:eastAsia="Arial" w:cs="Arial" w:ascii="Arial" w:hAnsi="Arial"/>
+        <w:b/>
+        <w:bCs/>
+        <w:i w:val="false"/>
+        <w:iCs w:val="false"/>
+        <w:caps w:val="false"/>
+        <w:smallCaps w:val="false"/>
+        <w:strike w:val="false"/>
+        <w:dstrike w:val="false"/>
+        <w:color w:val="000000"/>
+        <w:position w:val="0"/>
+        <w:sz w:val="27"/>
+        <w:sz w:val="27"/>
+        <w:szCs w:val="27"/>
+        <w:u w:val="none"/>
+        <w:shd w:fill="auto" w:val="clear"/>
+        <w:vertAlign w:val="baseline"/>
+      </w:rPr>
+      <w:t>Avaliação FINAL - {{Sem aqui}}º Semestre/{{Ano aqui}}</w:t>
+    </w:r>
+  </w:p>
+  <w:p>
+    <w:pPr>
+      <w:pStyle w:val="LO-normal"/>
+      <w:keepNext w:val="false"/>
+      <w:keepLines w:val="false"/>
+      <w:widowControl w:val="false"/>
+      <w:shd w:val="clear" w:fill="auto"/>
+      <w:tabs>
+        <w:tab w:val="clear" w:pos="720"/>
+        <w:tab w:val="center" w:pos="4252" w:leader="none"/>
+        <w:tab w:val="right" w:pos="8504" w:leader="none"/>
+        <w:tab w:val="left" w:pos="9369" w:leader="none"/>
+      </w:tabs>
+      <w:spacing w:lineRule="auto" w:line="240" w:before="0" w:after="0"/>
+      <w:ind w:hanging="0" w:left="0" w:right="0"/>
+      <w:jc w:val="left"/>
+      <w:rPr>
+        <w:rFonts w:ascii="Arial" w:hAnsi="Arial" w:eastAsia="Arial" w:cs="Arial"/>
+        <w:b/>
+        <w:bCs/>
+        <w:i w:val="false"/>
+        <w:i w:val="false"/>
+        <w:iCs w:val="false"/>
+        <w:caps w:val="false"/>
+        <w:smallCaps w:val="false"/>
+        <w:strike w:val="false"/>
+        <w:dstrike w:val="false"/>
+        <w:color w:val="000000"/>
+        <w:position w:val="0"/>
+        <w:sz w:val="20"/>
+        <w:sz w:val="20"/>
+        <w:szCs w:val="20"/>
+        <w:u w:val="none"/>
+        <w:shd w:fill="auto" w:val="clear"/>
+        <w:vertAlign w:val="baseline"/>
+      </w:rPr>
+    </w:pPr>
+    <w:r>
+      <w:rPr>
+        <w:rFonts w:eastAsia="Arial" w:cs="Arial" w:ascii="Arial" w:hAnsi="Arial"/>
+        <w:b/>
+        <w:bCs/>
+        <w:i w:val="false"/>
+        <w:iCs w:val="false"/>
+        <w:caps w:val="false"/>
+        <w:smallCaps w:val="false"/>
+        <w:strike w:val="false"/>
+        <w:dstrike w:val="false"/>
+        <w:color w:val="000000"/>
+        <w:position w:val="0"/>
+        <w:sz w:val="27"/>
+        <w:sz w:val="27"/>
+        <w:szCs w:val="27"/>
+        <w:u w:val="none"/>
+        <w:shd w:fill="auto" w:val="clear"/>
+        <w:vertAlign w:val="baseline"/>
+      </w:rPr>
+      <w:t>Computação e Informática</w:t>
+    </w:r>
+  </w:p>
+  <w:p>
+    <w:pPr>
+      <w:pStyle w:val="LO-normal"/>
+      <w:keepNext w:val="false"/>
+      <w:keepLines w:val="false"/>
+      <w:widowControl w:val="false"/>
+      <w:shd w:val="clear" w:fill="auto"/>
+      <w:tabs>
+        <w:tab w:val="clear" w:pos="720"/>
+        <w:tab w:val="center" w:pos="4252" w:leader="none"/>
+        <w:tab w:val="right" w:pos="8504" w:leader="none"/>
+      </w:tabs>
+      <w:spacing w:lineRule="auto" w:line="240" w:before="0" w:after="0"/>
+      <w:ind w:hanging="0" w:left="0" w:right="0"/>
+      <w:jc w:val="left"/>
+      <w:rPr>
+        <w:rFonts w:ascii="Arial" w:hAnsi="Arial" w:eastAsia="Arial" w:cs="Arial"/>
+        <w:b w:val="false"/>
+        <w:bCs w:val="false"/>
+        <w:i w:val="false"/>
+        <w:i w:val="false"/>
+        <w:iCs w:val="false"/>
+        <w:caps w:val="false"/>
+        <w:smallCaps w:val="false"/>
+        <w:strike w:val="false"/>
+        <w:dstrike w:val="false"/>
+        <w:color w:val="000000"/>
+        <w:position w:val="0"/>
+        <w:sz w:val="14"/>
+        <w:sz w:val="14"/>
+        <w:szCs w:val="14"/>
+        <w:u w:val="none"/>
+        <w:shd w:fill="auto" w:val="clear"/>
+        <w:vertAlign w:val="baseline"/>
+      </w:rPr>
+    </w:pPr>
+    <w:r>
+      <w:rPr>
+        <w:rFonts w:eastAsia="Arial" w:cs="Arial" w:ascii="Arial" w:hAnsi="Arial"/>
+        <w:b w:val="false"/>
+        <w:bCs w:val="false"/>
+        <w:i w:val="false"/>
+        <w:iCs w:val="false"/>
+        <w:caps w:val="false"/>
+        <w:smallCaps w:val="false"/>
+        <w:strike w:val="false"/>
+        <w:dstrike w:val="false"/>
+        <w:color w:val="000000"/>
+        <w:position w:val="0"/>
+        <w:sz w:val="14"/>
+        <w:sz w:val="14"/>
+        <w:szCs w:val="14"/>
+        <w:u w:val="none"/>
+        <w:shd w:fill="auto" w:val="clear"/>
+        <w:vertAlign w:val="baseline"/>
+      </w:rPr>
+    </w:r>
+  </w:p>
+</w:hdr>
+</file>
+
+<file path=word/header4.xml><?xml version="1.0" encoding="utf-8"?>
+<w:hdr xmlns:o="urn:schemas-microsoft-com:office:office" xmlns:r="http://schemas.openxmlformats.org/officeDocument/2006/relationships" xmlns:v="urn:schemas-microsoft-com:vml" xmlns:w="http://schemas.openxmlformats.org/wordprocessingml/2006/main" xmlns:w10="urn:schemas-microsoft-com:office:word" xmlns:wp="http://schemas.openxmlformats.org/drawingml/2006/wordprocessingDrawing" xmlns:wps="http://schemas.microsoft.com/office/word/2010/wordprocessingShape" xmlns:wpg="http://schemas.microsoft.com/office/word/2010/wordprocessingGroup" xmlns:mc="http://schemas.openxmlformats.org/markup-compatibility/2006" xmlns:wp14="http://schemas.microsoft.com/office/word/2010/wordprocessingDrawing" xmlns:w14="http://schemas.microsoft.com/office/word/2010/wordml" xmlns:w15="http://schemas.microsoft.com/office/word/2012/wordml" mc:Ignorable="w14 wp14 w15">
+  <w:p>
+    <w:pPr>
+      <w:pStyle w:val="LO-normal"/>
+      <w:keepNext w:val="false"/>
+      <w:keepLines w:val="false"/>
+      <w:widowControl w:val="false"/>
+      <w:shd w:val="clear" w:fill="auto"/>
+      <w:tabs>
+        <w:tab w:val="clear" w:pos="720"/>
+        <w:tab w:val="center" w:pos="4252" w:leader="none"/>
+        <w:tab w:val="right" w:pos="8504" w:leader="none"/>
+        <w:tab w:val="left" w:pos="9369" w:leader="none"/>
+      </w:tabs>
+      <w:spacing w:lineRule="auto" w:line="240" w:before="0" w:after="0"/>
+      <w:ind w:hanging="0" w:left="0" w:right="0"/>
+      <w:jc w:val="left"/>
+      <w:rPr>
+        <w:rFonts w:ascii="Arial" w:hAnsi="Arial" w:eastAsia="Arial" w:cs="Arial"/>
+        <w:b/>
+        <w:bCs/>
+        <w:i w:val="false"/>
+        <w:i w:val="false"/>
+        <w:iCs w:val="false"/>
+        <w:caps w:val="false"/>
+        <w:smallCaps w:val="false"/>
+        <w:strike w:val="false"/>
+        <w:dstrike w:val="false"/>
+        <w:color w:val="000000"/>
+        <w:position w:val="0"/>
+        <w:sz w:val="27"/>
+        <w:sz w:val="27"/>
+        <w:szCs w:val="27"/>
+        <w:u w:val="none"/>
+        <w:shd w:fill="auto" w:val="clear"/>
+        <w:vertAlign w:val="baseline"/>
+      </w:rPr>
+    </w:pPr>
+    <w:r>
       <w:drawing>
-        <wp:anchor behindDoc="1" distT="0" distB="0" distL="0" distR="0" simplePos="0" locked="0" layoutInCell="0" allowOverlap="1" relativeHeight="4">
+        <wp:anchor behindDoc="1" distT="0" distB="0" distL="0" distR="0" simplePos="0" locked="0" layoutInCell="1" allowOverlap="1" relativeHeight="2">
           <wp:simplePos x="0" y="0"/>
           <wp:positionH relativeFrom="column">
             <wp:posOffset>4791710</wp:posOffset>
@@ -6417,7 +7511,7 @@
           <wp:extent cx="1256665" cy="544195"/>
           <wp:effectExtent l="0" t="0" r="0" b="0"/>
           <wp:wrapNone/>
-          <wp:docPr id="4" name="image1.png" descr="Uma imagem contendo Logotipo&#10;&#10;Descrição gerada automaticamente"/>
+          <wp:docPr id="4" name="Figura3" descr="Uma imagem contendo Logotipo&#10;&#10;Descrição gerada automaticamente"/>
           <wp:cNvGraphicFramePr>
             <a:graphicFrameLocks xmlns:a="http://schemas.openxmlformats.org/drawingml/2006/main" noChangeAspect="1"/>
           </wp:cNvGraphicFramePr>
@@ -6425,7 +7519,7 @@
             <a:graphicData uri="http://schemas.openxmlformats.org/drawingml/2006/picture">
               <pic:pic xmlns:pic="http://schemas.openxmlformats.org/drawingml/2006/picture">
                 <pic:nvPicPr>
-                  <pic:cNvPr id="4" name="image1.png" descr="Uma imagem contendo Logotipo&#10;&#10;Descrição gerada automaticamente"/>
+                  <pic:cNvPr id="4" name="Figura3" descr="Uma imagem contendo Logotipo&#10;&#10;Descrição gerada automaticamente"/>
                   <pic:cNvPicPr>
                     <a:picLocks noChangeAspect="1" noChangeArrowheads="1"/>
                   </pic:cNvPicPr>
@@ -6471,12 +7565,12 @@
         <w:shd w:fill="auto" w:val="clear"/>
         <w:vertAlign w:val="baseline"/>
       </w:rPr>
-      <w:t>º Semestre/2025</w:t>
+      <w:t>Avaliação FINAL - {{Sem aqui}}º Semestre/{{Ano aqui}}</w:t>
     </w:r>
   </w:p>
   <w:p>
     <w:pPr>
-      <w:pStyle w:val="LOnormal"/>
+      <w:pStyle w:val="LO-normal"/>
       <w:keepNext w:val="false"/>
       <w:keepLines w:val="false"/>
       <w:widowControl w:val="false"/>
@@ -6488,11 +7582,10 @@
         <w:tab w:val="left" w:pos="9369" w:leader="none"/>
       </w:tabs>
       <w:spacing w:lineRule="auto" w:line="240" w:before="0" w:after="0"/>
-      <w:ind w:left="0" w:right="0" w:hanging="0"/>
+      <w:ind w:hanging="0" w:left="0" w:right="0"/>
       <w:jc w:val="left"/>
       <w:rPr>
         <w:rFonts w:ascii="Arial" w:hAnsi="Arial" w:eastAsia="Arial" w:cs="Arial"/>
-        <w:b/>
         <w:b/>
         <w:bCs/>
         <w:i w:val="false"/>
@@ -6537,7 +7630,7 @@
   </w:p>
   <w:p>
     <w:pPr>
-      <w:pStyle w:val="LOnormal"/>
+      <w:pStyle w:val="LO-normal"/>
       <w:keepNext w:val="false"/>
       <w:keepLines w:val="false"/>
       <w:widowControl w:val="false"/>
@@ -6548,11 +7641,10 @@
         <w:tab w:val="right" w:pos="8504" w:leader="none"/>
       </w:tabs>
       <w:spacing w:lineRule="auto" w:line="240" w:before="0" w:after="0"/>
-      <w:ind w:left="0" w:right="0" w:hanging="0"/>
+      <w:ind w:hanging="0" w:left="0" w:right="0"/>
       <w:jc w:val="left"/>
       <w:rPr>
         <w:rFonts w:ascii="Arial" w:hAnsi="Arial" w:eastAsia="Arial" w:cs="Arial"/>
-        <w:b w:val="false"/>
         <w:b w:val="false"/>
         <w:bCs w:val="false"/>
         <w:i w:val="false"/>
@@ -6597,255 +7689,9 @@
 </w:hdr>
 </file>
 
-<file path=word/header2.xml><?xml version="1.0" encoding="utf-8"?>
+<file path=word/header5.xml><?xml version="1.0" encoding="utf-8"?>
 <w:hdr xmlns:o="urn:schemas-microsoft-com:office:office" xmlns:r="http://schemas.openxmlformats.org/officeDocument/2006/relationships" xmlns:v="urn:schemas-microsoft-com:vml" xmlns:w="http://schemas.openxmlformats.org/wordprocessingml/2006/main" xmlns:w10="urn:schemas-microsoft-com:office:word" xmlns:wp="http://schemas.openxmlformats.org/drawingml/2006/wordprocessingDrawing" xmlns:wps="http://schemas.microsoft.com/office/word/2010/wordprocessingShape" xmlns:wpg="http://schemas.microsoft.com/office/word/2010/wordprocessingGroup" xmlns:mc="http://schemas.openxmlformats.org/markup-compatibility/2006" xmlns:wp14="http://schemas.microsoft.com/office/word/2010/wordprocessingDrawing" xmlns:w14="http://schemas.microsoft.com/office/word/2010/wordml" xmlns:w15="http://schemas.microsoft.com/office/word/2012/wordml" mc:Ignorable="w14 wp14 w15">
-  <w:p>
-    <w:pPr>
-      <w:pStyle w:val="LOnormal"/>
-      <w:keepNext w:val="false"/>
-      <w:keepLines w:val="false"/>
-      <w:widowControl w:val="false"/>
-      <w:shd w:val="clear" w:fill="auto"/>
-      <w:tabs>
-        <w:tab w:val="clear" w:pos="720"/>
-        <w:tab w:val="center" w:pos="4252" w:leader="none"/>
-        <w:tab w:val="right" w:pos="8504" w:leader="none"/>
-        <w:tab w:val="left" w:pos="9369" w:leader="none"/>
-      </w:tabs>
-      <w:spacing w:lineRule="auto" w:line="240" w:before="0" w:after="0"/>
-      <w:ind w:left="0" w:right="0" w:hanging="0"/>
-      <w:jc w:val="left"/>
-      <w:rPr>
-        <w:rFonts w:ascii="Arial" w:hAnsi="Arial" w:eastAsia="Arial" w:cs="Arial"/>
-        <w:b/>
-        <w:b/>
-        <w:bCs/>
-        <w:i w:val="false"/>
-        <w:i w:val="false"/>
-        <w:iCs w:val="false"/>
-        <w:caps w:val="false"/>
-        <w:smallCaps w:val="false"/>
-        <w:strike w:val="false"/>
-        <w:dstrike w:val="false"/>
-        <w:color w:val="000000"/>
-        <w:position w:val="0"/>
-        <w:sz w:val="27"/>
-        <w:sz w:val="27"/>
-        <w:szCs w:val="27"/>
-        <w:u w:val="none"/>
-        <w:shd w:fill="auto" w:val="clear"/>
-        <w:vertAlign w:val="baseline"/>
-      </w:rPr>
-    </w:pPr>
-    <w:r>
-      <w:rPr>
-        <w:rFonts w:eastAsia="Arial" w:cs="Arial" w:ascii="Arial" w:hAnsi="Arial"/>
-        <w:b/>
-        <w:bCs/>
-        <w:i w:val="false"/>
-        <w:iCs w:val="false"/>
-        <w:caps w:val="false"/>
-        <w:smallCaps w:val="false"/>
-        <w:strike w:val="false"/>
-        <w:dstrike w:val="false"/>
-        <w:color w:val="000000"/>
-        <w:position w:val="0"/>
-        <w:sz w:val="27"/>
-        <w:sz w:val="27"/>
-        <w:szCs w:val="27"/>
-        <w:u w:val="none"/>
-        <w:shd w:fill="auto" w:val="clear"/>
-        <w:vertAlign w:val="baseline"/>
-      </w:rPr>
-      <w:drawing>
-        <wp:anchor behindDoc="1" distT="0" distB="0" distL="0" distR="0" simplePos="0" locked="0" layoutInCell="0" allowOverlap="1" relativeHeight="2">
-          <wp:simplePos x="0" y="0"/>
-          <wp:positionH relativeFrom="column">
-            <wp:posOffset>4791710</wp:posOffset>
-          </wp:positionH>
-          <wp:positionV relativeFrom="paragraph">
-            <wp:posOffset>-76835</wp:posOffset>
-          </wp:positionV>
-          <wp:extent cx="1256665" cy="544195"/>
-          <wp:effectExtent l="0" t="0" r="0" b="0"/>
-          <wp:wrapNone/>
-          <wp:docPr id="5" name="Figura3" descr="Uma imagem contendo Logotipo&#10;&#10;Descrição gerada automaticamente"/>
-          <wp:cNvGraphicFramePr>
-            <a:graphicFrameLocks xmlns:a="http://schemas.openxmlformats.org/drawingml/2006/main" noChangeAspect="1"/>
-          </wp:cNvGraphicFramePr>
-          <a:graphic xmlns:a="http://schemas.openxmlformats.org/drawingml/2006/main">
-            <a:graphicData uri="http://schemas.openxmlformats.org/drawingml/2006/picture">
-              <pic:pic xmlns:pic="http://schemas.openxmlformats.org/drawingml/2006/picture">
-                <pic:nvPicPr>
-                  <pic:cNvPr id="5" name="Figura3" descr="Uma imagem contendo Logotipo&#10;&#10;Descrição gerada automaticamente"/>
-                  <pic:cNvPicPr>
-                    <a:picLocks noChangeAspect="1" noChangeArrowheads="1"/>
-                  </pic:cNvPicPr>
-                </pic:nvPicPr>
-                <pic:blipFill>
-                  <a:blip r:embed="rId1"/>
-                  <a:stretch>
-                    <a:fillRect/>
-                  </a:stretch>
-                </pic:blipFill>
-                <pic:spPr bwMode="auto">
-                  <a:xfrm>
-                    <a:off x="0" y="0"/>
-                    <a:ext cx="1256665" cy="544195"/>
-                  </a:xfrm>
-                  <a:prstGeom prst="rect">
-                    <a:avLst/>
-                  </a:prstGeom>
-                </pic:spPr>
-              </pic:pic>
-            </a:graphicData>
-          </a:graphic>
-        </wp:anchor>
-      </w:drawing>
-    </w:r>
-    <w:r>
-      <w:rPr>
-        <w:rFonts w:eastAsia="Arial" w:cs="Arial" w:ascii="Arial" w:hAnsi="Arial"/>
-        <w:b/>
-        <w:bCs/>
-        <w:i w:val="false"/>
-        <w:iCs w:val="false"/>
-        <w:caps w:val="false"/>
-        <w:smallCaps w:val="false"/>
-        <w:strike w:val="false"/>
-        <w:dstrike w:val="false"/>
-        <w:color w:val="000000"/>
-        <w:position w:val="0"/>
-        <w:sz w:val="27"/>
-        <w:sz w:val="27"/>
-        <w:szCs w:val="27"/>
-        <w:u w:val="none"/>
-        <w:shd w:fill="auto" w:val="clear"/>
-        <w:vertAlign w:val="baseline"/>
-      </w:rPr>
-      <w:t>Avaliação FINAL - 2º Semestre/2025</w:t>
-    </w:r>
-  </w:p>
-  <w:p>
-    <w:pPr>
-      <w:pStyle w:val="LOnormal"/>
-      <w:keepNext w:val="false"/>
-      <w:keepLines w:val="false"/>
-      <w:widowControl w:val="false"/>
-      <w:shd w:val="clear" w:fill="auto"/>
-      <w:tabs>
-        <w:tab w:val="clear" w:pos="720"/>
-        <w:tab w:val="center" w:pos="4252" w:leader="none"/>
-        <w:tab w:val="right" w:pos="8504" w:leader="none"/>
-        <w:tab w:val="left" w:pos="9369" w:leader="none"/>
-      </w:tabs>
-      <w:spacing w:lineRule="auto" w:line="240" w:before="0" w:after="0"/>
-      <w:ind w:left="0" w:right="0" w:hanging="0"/>
-      <w:jc w:val="left"/>
-      <w:rPr>
-        <w:rFonts w:ascii="Arial" w:hAnsi="Arial" w:eastAsia="Arial" w:cs="Arial"/>
-        <w:b/>
-        <w:b/>
-        <w:bCs/>
-        <w:i w:val="false"/>
-        <w:i w:val="false"/>
-        <w:iCs w:val="false"/>
-        <w:caps w:val="false"/>
-        <w:smallCaps w:val="false"/>
-        <w:strike w:val="false"/>
-        <w:dstrike w:val="false"/>
-        <w:color w:val="000000"/>
-        <w:position w:val="0"/>
-        <w:sz w:val="20"/>
-        <w:sz w:val="20"/>
-        <w:szCs w:val="20"/>
-        <w:u w:val="none"/>
-        <w:shd w:fill="auto" w:val="clear"/>
-        <w:vertAlign w:val="baseline"/>
-      </w:rPr>
-    </w:pPr>
-    <w:r>
-      <w:rPr>
-        <w:rFonts w:eastAsia="Arial" w:cs="Arial" w:ascii="Arial" w:hAnsi="Arial"/>
-        <w:b/>
-        <w:bCs/>
-        <w:i w:val="false"/>
-        <w:iCs w:val="false"/>
-        <w:caps w:val="false"/>
-        <w:smallCaps w:val="false"/>
-        <w:strike w:val="false"/>
-        <w:dstrike w:val="false"/>
-        <w:color w:val="000000"/>
-        <w:position w:val="0"/>
-        <w:sz w:val="27"/>
-        <w:sz w:val="27"/>
-        <w:szCs w:val="27"/>
-        <w:u w:val="none"/>
-        <w:shd w:fill="auto" w:val="clear"/>
-        <w:vertAlign w:val="baseline"/>
-      </w:rPr>
-      <w:t>Computação e Informática</w:t>
-    </w:r>
-  </w:p>
-  <w:p>
-    <w:pPr>
-      <w:pStyle w:val="LOnormal"/>
-      <w:keepNext w:val="false"/>
-      <w:keepLines w:val="false"/>
-      <w:widowControl w:val="false"/>
-      <w:shd w:val="clear" w:fill="auto"/>
-      <w:tabs>
-        <w:tab w:val="clear" w:pos="720"/>
-        <w:tab w:val="center" w:pos="4252" w:leader="none"/>
-        <w:tab w:val="right" w:pos="8504" w:leader="none"/>
-      </w:tabs>
-      <w:spacing w:lineRule="auto" w:line="240" w:before="0" w:after="0"/>
-      <w:ind w:left="0" w:right="0" w:hanging="0"/>
-      <w:jc w:val="left"/>
-      <w:rPr>
-        <w:rFonts w:ascii="Arial" w:hAnsi="Arial" w:eastAsia="Arial" w:cs="Arial"/>
-        <w:b w:val="false"/>
-        <w:b w:val="false"/>
-        <w:bCs w:val="false"/>
-        <w:i w:val="false"/>
-        <w:i w:val="false"/>
-        <w:iCs w:val="false"/>
-        <w:caps w:val="false"/>
-        <w:smallCaps w:val="false"/>
-        <w:strike w:val="false"/>
-        <w:dstrike w:val="false"/>
-        <w:color w:val="000000"/>
-        <w:position w:val="0"/>
-        <w:sz w:val="14"/>
-        <w:sz w:val="14"/>
-        <w:szCs w:val="14"/>
-        <w:u w:val="none"/>
-        <w:shd w:fill="auto" w:val="clear"/>
-        <w:vertAlign w:val="baseline"/>
-      </w:rPr>
-    </w:pPr>
-    <w:r>
-      <w:rPr>
-        <w:rFonts w:eastAsia="Arial" w:cs="Arial" w:ascii="Arial" w:hAnsi="Arial"/>
-        <w:b w:val="false"/>
-        <w:bCs w:val="false"/>
-        <w:i w:val="false"/>
-        <w:iCs w:val="false"/>
-        <w:caps w:val="false"/>
-        <w:smallCaps w:val="false"/>
-        <w:strike w:val="false"/>
-        <w:dstrike w:val="false"/>
-        <w:color w:val="000000"/>
-        <w:position w:val="0"/>
-        <w:sz w:val="14"/>
-        <w:sz w:val="14"/>
-        <w:szCs w:val="14"/>
-        <w:u w:val="none"/>
-        <w:shd w:fill="auto" w:val="clear"/>
-        <w:vertAlign w:val="baseline"/>
-      </w:rPr>
-    </w:r>
-  </w:p>
+  <w:p/>
 </w:hdr>
 </file>
 
@@ -7120,6 +7966,7 @@
     <w:qFormat/>
     <w:pPr>
       <w:widowControl w:val="false"/>
+      <w:suppressAutoHyphens w:val="true"/>
       <w:bidi w:val="0"/>
       <w:spacing w:before="0" w:after="0"/>
       <w:jc w:val="left"/>
@@ -7133,10 +7980,10 @@
       <w:lang w:val="en-US" w:eastAsia="zh-CN" w:bidi="hi-IN"/>
     </w:rPr>
   </w:style>
-  <w:style w:type="paragraph" w:styleId="Ttulo1">
+  <w:style w:type="paragraph" w:styleId="Heading1">
     <w:name w:val="Heading 1"/>
-    <w:basedOn w:val="Normal1"/>
-    <w:next w:val="Normal1"/>
+    <w:basedOn w:val="LO-normal1"/>
+    <w:next w:val="LO-normal1"/>
     <w:qFormat/>
     <w:pPr>
       <w:keepNext w:val="true"/>
@@ -7151,10 +7998,10 @@
       <w:szCs w:val="48"/>
     </w:rPr>
   </w:style>
-  <w:style w:type="paragraph" w:styleId="Ttulo2">
+  <w:style w:type="paragraph" w:styleId="Heading2">
     <w:name w:val="Heading 2"/>
-    <w:basedOn w:val="Normal1"/>
-    <w:next w:val="Normal1"/>
+    <w:basedOn w:val="LO-normal1"/>
+    <w:next w:val="LO-normal1"/>
     <w:qFormat/>
     <w:pPr>
       <w:keepNext w:val="true"/>
@@ -7169,10 +8016,10 @@
       <w:szCs w:val="36"/>
     </w:rPr>
   </w:style>
-  <w:style w:type="paragraph" w:styleId="Ttulo3">
+  <w:style w:type="paragraph" w:styleId="Heading3">
     <w:name w:val="Heading 3"/>
-    <w:basedOn w:val="Normal1"/>
-    <w:next w:val="Normal1"/>
+    <w:basedOn w:val="LO-normal1"/>
+    <w:next w:val="LO-normal1"/>
     <w:qFormat/>
     <w:pPr>
       <w:keepNext w:val="true"/>
@@ -7187,10 +8034,10 @@
       <w:szCs w:val="28"/>
     </w:rPr>
   </w:style>
-  <w:style w:type="paragraph" w:styleId="Ttulo4">
+  <w:style w:type="paragraph" w:styleId="Heading4">
     <w:name w:val="Heading 4"/>
-    <w:basedOn w:val="Normal1"/>
-    <w:next w:val="Normal1"/>
+    <w:basedOn w:val="LO-normal1"/>
+    <w:next w:val="LO-normal1"/>
     <w:qFormat/>
     <w:pPr>
       <w:keepNext w:val="true"/>
@@ -7205,10 +8052,10 @@
       <w:szCs w:val="24"/>
     </w:rPr>
   </w:style>
-  <w:style w:type="paragraph" w:styleId="Ttulo5">
+  <w:style w:type="paragraph" w:styleId="Heading5">
     <w:name w:val="Heading 5"/>
-    <w:basedOn w:val="Normal1"/>
-    <w:next w:val="Normal1"/>
+    <w:basedOn w:val="LO-normal1"/>
+    <w:next w:val="LO-normal1"/>
     <w:qFormat/>
     <w:pPr>
       <w:keepNext w:val="true"/>
@@ -7223,10 +8070,10 @@
       <w:szCs w:val="22"/>
     </w:rPr>
   </w:style>
-  <w:style w:type="paragraph" w:styleId="Ttulo6">
+  <w:style w:type="paragraph" w:styleId="Heading6">
     <w:name w:val="Heading 6"/>
-    <w:basedOn w:val="Normal1"/>
-    <w:next w:val="Normal1"/>
+    <w:basedOn w:val="LO-normal1"/>
+    <w:next w:val="LO-normal1"/>
     <w:qFormat/>
     <w:pPr>
       <w:keepNext w:val="true"/>
@@ -7288,24 +8135,24 @@
       <w:lang w:eastAsia="hi-IN" w:bidi="hi-IN"/>
     </w:rPr>
   </w:style>
-  <w:style w:type="paragraph" w:styleId="Ttulo">
-    <w:name w:val="Título"/>
-    <w:basedOn w:val="LOnormal"/>
-    <w:next w:val="Corpodotexto"/>
+  <w:style w:type="paragraph" w:styleId="Heading">
+    <w:name w:val="Heading"/>
+    <w:basedOn w:val="Normal"/>
+    <w:next w:val="BodyText"/>
     <w:qFormat/>
     <w:pPr>
       <w:keepNext w:val="true"/>
       <w:spacing w:before="240" w:after="120"/>
     </w:pPr>
     <w:rPr>
-      <w:rFonts w:ascii="Liberation Sans" w:hAnsi="Liberation Sans" w:eastAsia="Noto Sans CJK SC" w:cs="Lohit Devanagari"/>
+      <w:rFonts w:ascii="Liberation Sans" w:hAnsi="Liberation Sans" w:eastAsia="Noto Sans CJK SC" w:cs="Noto Sans Devanagari"/>
       <w:sz w:val="28"/>
       <w:szCs w:val="28"/>
     </w:rPr>
   </w:style>
-  <w:style w:type="paragraph" w:styleId="Corpodotexto">
+  <w:style w:type="paragraph" w:styleId="BodyText">
     <w:name w:val="Body Text"/>
-    <w:basedOn w:val="LOnormal"/>
+    <w:basedOn w:val="LO-normal"/>
     <w:link w:val="CorpodetextoChar"/>
     <w:rsid w:val="00110e7f"/>
     <w:pPr>
@@ -7315,17 +8162,17 @@
       <w:kern w:val="2"/>
     </w:rPr>
   </w:style>
-  <w:style w:type="paragraph" w:styleId="Lista">
+  <w:style w:type="paragraph" w:styleId="List">
     <w:name w:val="List"/>
-    <w:basedOn w:val="Corpodotexto"/>
+    <w:basedOn w:val="BodyText"/>
     <w:pPr/>
     <w:rPr>
       <w:rFonts w:cs="Lohit Devanagari"/>
     </w:rPr>
   </w:style>
-  <w:style w:type="paragraph" w:styleId="Legenda">
+  <w:style w:type="paragraph" w:styleId="Caption">
     <w:name w:val="Caption"/>
-    <w:basedOn w:val="LOnormal"/>
+    <w:basedOn w:val="LO-normal"/>
     <w:qFormat/>
     <w:pPr>
       <w:suppressLineNumbers/>
@@ -7339,9 +8186,35 @@
       <w:szCs w:val="24"/>
     </w:rPr>
   </w:style>
-  <w:style w:type="paragraph" w:styleId="Ndice">
+  <w:style w:type="paragraph" w:styleId="Index">
+    <w:name w:val="Index"/>
+    <w:basedOn w:val="Normal"/>
+    <w:qFormat/>
+    <w:pPr>
+      <w:suppressLineNumbers/>
+    </w:pPr>
+    <w:rPr>
+      <w:rFonts w:cs="Noto Sans Devanagari"/>
+    </w:rPr>
+  </w:style>
+  <w:style w:type="paragraph" w:styleId="Ttulo">
+    <w:name w:val="Título"/>
+    <w:basedOn w:val="LO-normal"/>
+    <w:next w:val="BodyText"/>
+    <w:qFormat/>
+    <w:pPr>
+      <w:keepNext w:val="true"/>
+      <w:spacing w:before="240" w:after="120"/>
+    </w:pPr>
+    <w:rPr>
+      <w:rFonts w:ascii="Liberation Sans" w:hAnsi="Liberation Sans" w:eastAsia="Noto Sans CJK SC" w:cs="Lohit Devanagari"/>
+      <w:sz w:val="28"/>
+      <w:szCs w:val="28"/>
+    </w:rPr>
+  </w:style>
+  <w:style w:type="paragraph" w:styleId="ndice">
     <w:name w:val="Índice"/>
-    <w:basedOn w:val="LOnormal"/>
+    <w:basedOn w:val="LO-normal"/>
     <w:qFormat/>
     <w:pPr>
       <w:suppressLineNumbers/>
@@ -7350,11 +8223,12 @@
       <w:rFonts w:cs="Lohit Devanagari"/>
     </w:rPr>
   </w:style>
-  <w:style w:type="paragraph" w:styleId="Normal1" w:default="1">
+  <w:style w:type="paragraph" w:styleId="LO-normal1" w:default="1">
     <w:name w:val="LO-normal1"/>
     <w:qFormat/>
     <w:pPr>
       <w:widowControl w:val="false"/>
+      <w:suppressAutoHyphens w:val="true"/>
       <w:bidi w:val="0"/>
       <w:spacing w:before="0" w:after="0"/>
       <w:jc w:val="left"/>
@@ -7368,10 +8242,10 @@
       <w:lang w:val="en-US" w:eastAsia="zh-CN" w:bidi="hi-IN"/>
     </w:rPr>
   </w:style>
-  <w:style w:type="paragraph" w:styleId="Ttulododocumento">
+  <w:style w:type="paragraph" w:styleId="Title">
     <w:name w:val="Title"/>
-    <w:basedOn w:val="Normal1"/>
-    <w:next w:val="Normal1"/>
+    <w:basedOn w:val="LO-normal1"/>
+    <w:next w:val="LO-normal1"/>
     <w:qFormat/>
     <w:pPr>
       <w:keepNext w:val="true"/>
@@ -7386,11 +8260,12 @@
       <w:szCs w:val="72"/>
     </w:rPr>
   </w:style>
-  <w:style w:type="paragraph" w:styleId="LOnormal" w:default="1">
+  <w:style w:type="paragraph" w:styleId="LO-normal" w:default="1">
     <w:name w:val="LO-normal"/>
     <w:qFormat/>
     <w:pPr>
       <w:widowControl w:val="false"/>
+      <w:suppressAutoHyphens w:val="true"/>
       <w:bidi w:val="0"/>
       <w:spacing w:before="0" w:after="0"/>
       <w:jc w:val="left"/>
@@ -7406,11 +8281,11 @@
   </w:style>
   <w:style w:type="paragraph" w:styleId="PargrafodaLista1" w:customStyle="1">
     <w:name w:val="Parágrafo da Lista1"/>
-    <w:basedOn w:val="LOnormal"/>
+    <w:basedOn w:val="LO-normal"/>
     <w:qFormat/>
     <w:rsid w:val="00ad2c1c"/>
     <w:pPr>
-      <w:ind w:left="720" w:hanging="0"/>
+      <w:ind w:hanging="0" w:left="720"/>
     </w:pPr>
     <w:rPr>
       <w:kern w:val="2"/>
@@ -7418,13 +8293,13 @@
   </w:style>
   <w:style w:type="paragraph" w:styleId="ListParagraph">
     <w:name w:val="List Paragraph"/>
-    <w:basedOn w:val="LOnormal"/>
+    <w:basedOn w:val="LO-normal"/>
     <w:uiPriority w:val="34"/>
     <w:qFormat/>
     <w:rsid w:val="00ad2c1c"/>
     <w:pPr>
       <w:spacing w:before="0" w:after="0"/>
-      <w:ind w:left="720" w:hanging="0"/>
+      <w:ind w:hanging="0" w:left="720"/>
       <w:contextualSpacing/>
     </w:pPr>
     <w:rPr>
@@ -7434,14 +8309,21 @@
   </w:style>
   <w:style w:type="paragraph" w:styleId="CabealhoeRodap">
     <w:name w:val="Cabeçalho e Rodapé"/>
-    <w:basedOn w:val="LOnormal"/>
+    <w:basedOn w:val="LO-normal"/>
     <w:qFormat/>
     <w:pPr/>
     <w:rPr/>
   </w:style>
-  <w:style w:type="paragraph" w:styleId="Cabealho">
+  <w:style w:type="paragraph" w:styleId="HeaderandFooter">
+    <w:name w:val="Header and Footer"/>
+    <w:basedOn w:val="Normal"/>
+    <w:qFormat/>
+    <w:pPr/>
+    <w:rPr/>
+  </w:style>
+  <w:style w:type="paragraph" w:styleId="Header">
     <w:name w:val="Header"/>
-    <w:basedOn w:val="LOnormal"/>
+    <w:basedOn w:val="LO-normal"/>
     <w:link w:val="CabealhoChar"/>
     <w:unhideWhenUsed/>
     <w:rsid w:val="00d50498"/>
@@ -7457,9 +8339,9 @@
       <w:szCs w:val="21"/>
     </w:rPr>
   </w:style>
-  <w:style w:type="paragraph" w:styleId="Rodap">
+  <w:style w:type="paragraph" w:styleId="Footer">
     <w:name w:val="Footer"/>
-    <w:basedOn w:val="LOnormal"/>
+    <w:basedOn w:val="LO-normal"/>
     <w:link w:val="RodapChar"/>
     <w:uiPriority w:val="99"/>
     <w:unhideWhenUsed/>
@@ -7478,7 +8360,7 @@
   </w:style>
   <w:style w:type="paragraph" w:styleId="Contedodatabela">
     <w:name w:val="Conteúdo da tabela"/>
-    <w:basedOn w:val="LOnormal"/>
+    <w:basedOn w:val="LO-normal"/>
     <w:qFormat/>
     <w:pPr>
       <w:suppressLineNumbers/>
@@ -7498,10 +8380,10 @@
       <w:bCs/>
     </w:rPr>
   </w:style>
-  <w:style w:type="paragraph" w:styleId="Subttulo">
+  <w:style w:type="paragraph" w:styleId="Subtitle">
     <w:name w:val="Subtitle"/>
-    <w:basedOn w:val="Normal1"/>
-    <w:next w:val="Normal1"/>
+    <w:basedOn w:val="LO-normal1"/>
+    <w:next w:val="LO-normal1"/>
     <w:qFormat/>
     <w:pPr>
       <w:keepNext w:val="true"/>
@@ -7516,6 +8398,25 @@
       <w:color w:val="666666"/>
       <w:sz w:val="48"/>
       <w:szCs w:val="48"/>
+    </w:rPr>
+  </w:style>
+  <w:style w:type="paragraph" w:styleId="normal1">
+    <w:name w:val="normal1"/>
+    <w:qFormat/>
+    <w:pPr>
+      <w:widowControl w:val="false"/>
+      <w:suppressAutoHyphens w:val="true"/>
+      <w:bidi w:val="0"/>
+      <w:spacing w:before="0" w:after="0"/>
+      <w:jc w:val="left"/>
+    </w:pPr>
+    <w:rPr>
+      <w:rFonts w:ascii="Liberation Serif" w:hAnsi="Liberation Serif" w:eastAsia="Liberation Serif" w:cs="Liberation Serif"/>
+      <w:color w:val="auto"/>
+      <w:kern w:val="0"/>
+      <w:sz w:val="24"/>
+      <w:szCs w:val="24"/>
+      <w:lang w:val="en-US" w:eastAsia="zh-CN" w:bidi="hi-IN"/>
     </w:rPr>
   </w:style>
   <w:style w:type="numbering" w:styleId="NoList" w:default="1">
@@ -7584,195 +8485,97 @@
 </file>
 
 <file path=word/theme/theme1.xml><?xml version="1.0" encoding="utf-8"?>
-<a:theme xmlns:a="http://schemas.openxmlformats.org/drawingml/2006/main" name="Tema do Office">
+<a:theme xmlns:a="http://schemas.openxmlformats.org/drawingml/2006/main" xmlns:r="http://schemas.openxmlformats.org/officeDocument/2006/relationships" name="Tema do Office">
   <a:themeElements>
     <a:clrScheme name="Office">
       <a:dk1>
-        <a:sysClr val="windowText" lastClr="000000"/>
+        <a:srgbClr val="000000"/>
       </a:dk1>
       <a:lt1>
-        <a:sysClr val="window" lastClr="FFFFFF"/>
+        <a:srgbClr val="ffffff"/>
       </a:lt1>
       <a:dk2>
-        <a:srgbClr val="44546A"/>
+        <a:srgbClr val="44546a"/>
       </a:dk2>
       <a:lt2>
-        <a:srgbClr val="E7E6E6"/>
+        <a:srgbClr val="e7e6e6"/>
       </a:lt2>
       <a:accent1>
-        <a:srgbClr val="4472C4"/>
+        <a:srgbClr val="4472c4"/>
       </a:accent1>
       <a:accent2>
-        <a:srgbClr val="ED7D31"/>
+        <a:srgbClr val="ed7d31"/>
       </a:accent2>
       <a:accent3>
-        <a:srgbClr val="A5A5A5"/>
+        <a:srgbClr val="a5a5a5"/>
       </a:accent3>
       <a:accent4>
-        <a:srgbClr val="FFC000"/>
+        <a:srgbClr val="ffc000"/>
       </a:accent4>
       <a:accent5>
-        <a:srgbClr val="5B9BD5"/>
+        <a:srgbClr val="5b9bd5"/>
       </a:accent5>
       <a:accent6>
-        <a:srgbClr val="70AD47"/>
+        <a:srgbClr val="70ad47"/>
       </a:accent6>
       <a:hlink>
-        <a:srgbClr val="0563C1"/>
+        <a:srgbClr val="0563c1"/>
       </a:hlink>
       <a:folHlink>
-        <a:srgbClr val="954F72"/>
+        <a:srgbClr val="954f72"/>
       </a:folHlink>
     </a:clrScheme>
     <a:fontScheme name="Office">
       <a:majorFont>
-        <a:latin typeface="Calibri Light" panose="020F0302020204030204"/>
+        <a:latin typeface="Calibri Light" panose="020F0302020204030204" pitchFamily="0" charset="1"/>
         <a:ea typeface=""/>
         <a:cs typeface=""/>
-        <a:font script="Jpan" typeface="游ゴシック Light"/>
-        <a:font script="Hang" typeface="맑은 고딕"/>
-        <a:font script="Hans" typeface="等线 Light"/>
-        <a:font script="Hant" typeface="新細明體"/>
-        <a:font script="Arab" typeface="Times New Roman"/>
-        <a:font script="Hebr" typeface="Times New Roman"/>
-        <a:font script="Thai" typeface="Angsana New"/>
-        <a:font script="Ethi" typeface="Nyala"/>
-        <a:font script="Beng" typeface="Vrinda"/>
-        <a:font script="Gujr" typeface="Shruti"/>
-        <a:font script="Khmr" typeface="MoolBoran"/>
-        <a:font script="Knda" typeface="Tunga"/>
-        <a:font script="Guru" typeface="Raavi"/>
-        <a:font script="Cans" typeface="Euphemia"/>
-        <a:font script="Cher" typeface="Plantagenet Cherokee"/>
-        <a:font script="Yiii" typeface="Microsoft Yi Baiti"/>
-        <a:font script="Tibt" typeface="Microsoft Himalaya"/>
-        <a:font script="Thaa" typeface="MV Boli"/>
-        <a:font script="Deva" typeface="Mangal"/>
-        <a:font script="Telu" typeface="Gautami"/>
-        <a:font script="Taml" typeface="Latha"/>
-        <a:font script="Syrc" typeface="Estrangelo Edessa"/>
-        <a:font script="Orya" typeface="Kalinga"/>
-        <a:font script="Mlym" typeface="Kartika"/>
-        <a:font script="Laoo" typeface="DokChampa"/>
-        <a:font script="Sinh" typeface="Iskoola Pota"/>
-        <a:font script="Mong" typeface="Mongolian Baiti"/>
-        <a:font script="Viet" typeface="Times New Roman"/>
-        <a:font script="Uigh" typeface="Microsoft Uighur"/>
-        <a:font script="Geor" typeface="Sylfaen"/>
-        <a:font script="Armn" typeface="Arial"/>
-        <a:font script="Bugi" typeface="Leelawadee UI"/>
-        <a:font script="Bopo" typeface="Microsoft JhengHei"/>
-        <a:font script="Java" typeface="Javanese Text"/>
-        <a:font script="Lisu" typeface="Segoe UI"/>
-        <a:font script="Mymr" typeface="Myanmar Text"/>
-        <a:font script="Nkoo" typeface="Ebrima"/>
-        <a:font script="Olck" typeface="Nirmala UI"/>
-        <a:font script="Osma" typeface="Ebrima"/>
-        <a:font script="Phag" typeface="Phagspa"/>
-        <a:font script="Syrn" typeface="Estrangelo Edessa"/>
-        <a:font script="Syrj" typeface="Estrangelo Edessa"/>
-        <a:font script="Syre" typeface="Estrangelo Edessa"/>
-        <a:font script="Sora" typeface="Nirmala UI"/>
-        <a:font script="Tale" typeface="Microsoft Tai Le"/>
-        <a:font script="Talu" typeface="Microsoft New Tai Lue"/>
-        <a:font script="Tfng" typeface="Ebrima"/>
       </a:majorFont>
       <a:minorFont>
-        <a:latin typeface="Calibri" panose="020F0502020204030204"/>
+        <a:latin typeface="Calibri" panose="020F0502020204030204" pitchFamily="0" charset="1"/>
         <a:ea typeface=""/>
         <a:cs typeface=""/>
-        <a:font script="Jpan" typeface="游明朝"/>
-        <a:font script="Hang" typeface="맑은 고딕"/>
-        <a:font script="Hans" typeface="等线"/>
-        <a:font script="Hant" typeface="新細明體"/>
-        <a:font script="Arab" typeface="Arial"/>
-        <a:font script="Hebr" typeface="Arial"/>
-        <a:font script="Thai" typeface="Cordia New"/>
-        <a:font script="Ethi" typeface="Nyala"/>
-        <a:font script="Beng" typeface="Vrinda"/>
-        <a:font script="Gujr" typeface="Shruti"/>
-        <a:font script="Khmr" typeface="DaunPenh"/>
-        <a:font script="Knda" typeface="Tunga"/>
-        <a:font script="Guru" typeface="Raavi"/>
-        <a:font script="Cans" typeface="Euphemia"/>
-        <a:font script="Cher" typeface="Plantagenet Cherokee"/>
-        <a:font script="Yiii" typeface="Microsoft Yi Baiti"/>
-        <a:font script="Tibt" typeface="Microsoft Himalaya"/>
-        <a:font script="Thaa" typeface="MV Boli"/>
-        <a:font script="Deva" typeface="Mangal"/>
-        <a:font script="Telu" typeface="Gautami"/>
-        <a:font script="Taml" typeface="Latha"/>
-        <a:font script="Syrc" typeface="Estrangelo Edessa"/>
-        <a:font script="Orya" typeface="Kalinga"/>
-        <a:font script="Mlym" typeface="Kartika"/>
-        <a:font script="Laoo" typeface="DokChampa"/>
-        <a:font script="Sinh" typeface="Iskoola Pota"/>
-        <a:font script="Mong" typeface="Mongolian Baiti"/>
-        <a:font script="Viet" typeface="Arial"/>
-        <a:font script="Uigh" typeface="Microsoft Uighur"/>
-        <a:font script="Geor" typeface="Sylfaen"/>
-        <a:font script="Armn" typeface="Arial"/>
-        <a:font script="Bugi" typeface="Leelawadee UI"/>
-        <a:font script="Bopo" typeface="Microsoft JhengHei"/>
-        <a:font script="Java" typeface="Javanese Text"/>
-        <a:font script="Lisu" typeface="Segoe UI"/>
-        <a:font script="Mymr" typeface="Myanmar Text"/>
-        <a:font script="Nkoo" typeface="Ebrima"/>
-        <a:font script="Olck" typeface="Nirmala UI"/>
-        <a:font script="Osma" typeface="Ebrima"/>
-        <a:font script="Phag" typeface="Phagspa"/>
-        <a:font script="Syrn" typeface="Estrangelo Edessa"/>
-        <a:font script="Syrj" typeface="Estrangelo Edessa"/>
-        <a:font script="Syre" typeface="Estrangelo Edessa"/>
-        <a:font script="Sora" typeface="Nirmala UI"/>
-        <a:font script="Tale" typeface="Microsoft Tai Le"/>
-        <a:font script="Talu" typeface="Microsoft New Tai Lue"/>
-        <a:font script="Tfng" typeface="Ebrima"/>
       </a:minorFont>
     </a:fontScheme>
-    <a:fmtScheme name="Office">
+    <a:fmtScheme>
       <a:fillStyleLst>
         <a:solidFill>
           <a:schemeClr val="phClr"/>
         </a:solidFill>
-        <a:gradFill rotWithShape="1">
+        <a:gradFill>
           <a:gsLst>
             <a:gs pos="0">
               <a:schemeClr val="phClr">
                 <a:lumMod val="110000"/>
-                <a:satMod val="105000"/>
                 <a:tint val="67000"/>
               </a:schemeClr>
             </a:gs>
             <a:gs pos="50000">
               <a:schemeClr val="phClr">
                 <a:lumMod val="105000"/>
-                <a:satMod val="103000"/>
                 <a:tint val="73000"/>
               </a:schemeClr>
             </a:gs>
             <a:gs pos="100000">
               <a:schemeClr val="phClr">
                 <a:lumMod val="105000"/>
-                <a:satMod val="109000"/>
                 <a:tint val="81000"/>
               </a:schemeClr>
             </a:gs>
           </a:gsLst>
           <a:lin ang="5400000" scaled="0"/>
+          <a:tileRect l="0" t="0" r="0" b="0"/>
         </a:gradFill>
-        <a:gradFill rotWithShape="1">
+        <a:gradFill>
           <a:gsLst>
             <a:gs pos="0">
               <a:schemeClr val="phClr">
-                <a:satMod val="103000"/>
                 <a:lumMod val="102000"/>
                 <a:tint val="94000"/>
               </a:schemeClr>
             </a:gs>
             <a:gs pos="50000">
               <a:schemeClr val="phClr">
-                <a:satMod val="110000"/>
                 <a:lumMod val="100000"/>
                 <a:shade val="100000"/>
               </a:schemeClr>
@@ -7780,33 +8583,24 @@
             <a:gs pos="100000">
               <a:schemeClr val="phClr">
                 <a:lumMod val="99000"/>
-                <a:satMod val="120000"/>
                 <a:shade val="78000"/>
               </a:schemeClr>
             </a:gs>
           </a:gsLst>
           <a:lin ang="5400000" scaled="0"/>
+          <a:tileRect l="0" t="0" r="0" b="0"/>
         </a:gradFill>
       </a:fillStyleLst>
       <a:lnStyleLst>
         <a:ln w="6350" cap="flat" cmpd="sng" algn="ctr">
-          <a:solidFill>
-            <a:schemeClr val="phClr"/>
-          </a:solidFill>
           <a:prstDash val="solid"/>
           <a:miter lim="800000"/>
         </a:ln>
         <a:ln w="12700" cap="flat" cmpd="sng" algn="ctr">
-          <a:solidFill>
-            <a:schemeClr val="phClr"/>
-          </a:solidFill>
           <a:prstDash val="solid"/>
           <a:miter lim="800000"/>
         </a:ln>
         <a:ln w="19050" cap="flat" cmpd="sng" algn="ctr">
-          <a:solidFill>
-            <a:schemeClr val="phClr"/>
-          </a:solidFill>
           <a:prstDash val="solid"/>
           <a:miter lim="800000"/>
         </a:ln>
@@ -7819,13 +8613,7 @@
           <a:effectLst/>
         </a:effectStyle>
         <a:effectStyle>
-          <a:effectLst>
-            <a:outerShdw blurRad="57150" dist="19050" dir="5400000" algn="ctr" rotWithShape="0">
-              <a:srgbClr val="000000">
-                <a:alpha val="63000"/>
-              </a:srgbClr>
-            </a:outerShdw>
-          </a:effectLst>
+          <a:effectLst/>
         </a:effectStyle>
       </a:effectStyleLst>
       <a:bgFillStyleLst>
@@ -7835,15 +8623,13 @@
         <a:solidFill>
           <a:schemeClr val="phClr">
             <a:tint val="95000"/>
-            <a:satMod val="170000"/>
           </a:schemeClr>
         </a:solidFill>
-        <a:gradFill rotWithShape="1">
+        <a:gradFill>
           <a:gsLst>
             <a:gs pos="0">
               <a:schemeClr val="phClr">
                 <a:tint val="93000"/>
-                <a:satMod val="150000"/>
                 <a:shade val="98000"/>
                 <a:lumMod val="102000"/>
               </a:schemeClr>
@@ -7851,7 +8637,6 @@
             <a:gs pos="50000">
               <a:schemeClr val="phClr">
                 <a:tint val="98000"/>
-                <a:satMod val="130000"/>
                 <a:shade val="90000"/>
                 <a:lumMod val="103000"/>
               </a:schemeClr>
@@ -7859,22 +8644,15 @@
             <a:gs pos="100000">
               <a:schemeClr val="phClr">
                 <a:shade val="63000"/>
-                <a:satMod val="120000"/>
               </a:schemeClr>
             </a:gs>
           </a:gsLst>
           <a:lin ang="5400000" scaled="0"/>
+          <a:tileRect l="0" t="0" r="0" b="0"/>
         </a:gradFill>
       </a:bgFillStyleLst>
     </a:fmtScheme>
   </a:themeElements>
-  <a:objectDefaults/>
-  <a:extraClrSchemeLst/>
-  <a:extLst>
-    <a:ext uri="{05A4C25C-085E-4340-85A3-A5531E510DB2}">
-      <thm15:themeFamily xmlns:thm15="http://schemas.microsoft.com/office/thememl/2012/main" name="Office Theme" id="{62F939B6-93AF-4DB8-9C6B-D6C7DFDC589F}" vid="{4A3C46E8-61CC-4603-A589-7422A47A8E4A}"/>
-    </a:ext>
-  </a:extLst>
 </a:theme>
 </file>
 

--- a/Modelo_AF.docx
+++ b/Modelo_AF.docx
@@ -1079,18 +1079,6 @@
         </w:rPr>
         <w:t>GABARITO</w:t>
       </w:r>
-      <w:r>
-        <w:rPr>
-          <w:rFonts w:eastAsia="Times New Roman" w:cs="Arial" w:ascii="Arial" w:hAnsi="Arial"/>
-          <w:b/>
-          <w:bCs/>
-          <w:color w:val="FF0000"/>
-          <w:kern w:val="0"/>
-          <w:lang w:eastAsia="pt-BR"/>
-          <w14:ligatures w14:val="none"/>
-        </w:rPr>
-        <w:t xml:space="preserve"> (opcional)</w:t>
-      </w:r>
     </w:p>
     <w:p>
       <w:pPr>
@@ -1139,27 +1127,27 @@
         <w:tblLook w:val="04a0" w:noHBand="0" w:noVBand="1" w:firstColumn="1" w:lastRow="0" w:lastColumn="0" w:firstRow="1"/>
       </w:tblPr>
       <w:tblGrid>
-        <w:gridCol w:w="1043"/>
+        <w:gridCol w:w="1042"/>
+        <w:gridCol w:w="444"/>
         <w:gridCol w:w="443"/>
+        <w:gridCol w:w="442"/>
+        <w:gridCol w:w="444"/>
         <w:gridCol w:w="443"/>
+        <w:gridCol w:w="442"/>
+        <w:gridCol w:w="444"/>
         <w:gridCol w:w="443"/>
+        <w:gridCol w:w="442"/>
+        <w:gridCol w:w="444"/>
         <w:gridCol w:w="443"/>
+        <w:gridCol w:w="442"/>
+        <w:gridCol w:w="444"/>
         <w:gridCol w:w="443"/>
+        <w:gridCol w:w="442"/>
+        <w:gridCol w:w="444"/>
         <w:gridCol w:w="443"/>
-        <w:gridCol w:w="443"/>
-        <w:gridCol w:w="443"/>
-        <w:gridCol w:w="443"/>
-        <w:gridCol w:w="443"/>
-        <w:gridCol w:w="443"/>
-        <w:gridCol w:w="443"/>
-        <w:gridCol w:w="443"/>
-        <w:gridCol w:w="443"/>
-        <w:gridCol w:w="443"/>
-        <w:gridCol w:w="443"/>
-        <w:gridCol w:w="443"/>
-        <w:gridCol w:w="443"/>
-        <w:gridCol w:w="443"/>
-        <w:gridCol w:w="443"/>
+        <w:gridCol w:w="442"/>
+        <w:gridCol w:w="444"/>
+        <w:gridCol w:w="440"/>
       </w:tblGrid>
       <w:tr>
         <w:trPr>
@@ -1167,7 +1155,7 @@
         </w:trPr>
         <w:tc>
           <w:tcPr>
-            <w:tcW w:w="1043" w:type="dxa"/>
+            <w:tcW w:w="1042" w:type="dxa"/>
             <w:tcBorders>
               <w:top w:val="single" w:sz="2" w:space="0" w:color="000000"/>
               <w:left w:val="single" w:sz="2" w:space="0" w:color="000000"/>
@@ -1201,7 +1189,7 @@
         </w:tc>
         <w:tc>
           <w:tcPr>
-            <w:tcW w:w="443" w:type="dxa"/>
+            <w:tcW w:w="444" w:type="dxa"/>
             <w:tcBorders>
               <w:top w:val="single" w:sz="2" w:space="0" w:color="000000"/>
               <w:left w:val="single" w:sz="2" w:space="0" w:color="000000"/>
@@ -1279,7 +1267,7 @@
         </w:tc>
         <w:tc>
           <w:tcPr>
-            <w:tcW w:w="443" w:type="dxa"/>
+            <w:tcW w:w="442" w:type="dxa"/>
             <w:tcBorders>
               <w:top w:val="single" w:sz="2" w:space="0" w:color="000000"/>
               <w:left w:val="single" w:sz="2" w:space="0" w:color="000000"/>
@@ -1318,7 +1306,7 @@
         </w:tc>
         <w:tc>
           <w:tcPr>
-            <w:tcW w:w="443" w:type="dxa"/>
+            <w:tcW w:w="444" w:type="dxa"/>
             <w:tcBorders>
               <w:top w:val="single" w:sz="2" w:space="0" w:color="000000"/>
               <w:left w:val="single" w:sz="2" w:space="0" w:color="000000"/>
@@ -1396,7 +1384,7 @@
         </w:tc>
         <w:tc>
           <w:tcPr>
-            <w:tcW w:w="443" w:type="dxa"/>
+            <w:tcW w:w="442" w:type="dxa"/>
             <w:tcBorders>
               <w:top w:val="single" w:sz="2" w:space="0" w:color="000000"/>
               <w:left w:val="single" w:sz="2" w:space="0" w:color="000000"/>
@@ -1435,7 +1423,7 @@
         </w:tc>
         <w:tc>
           <w:tcPr>
-            <w:tcW w:w="443" w:type="dxa"/>
+            <w:tcW w:w="444" w:type="dxa"/>
             <w:tcBorders>
               <w:top w:val="single" w:sz="2" w:space="0" w:color="000000"/>
               <w:left w:val="single" w:sz="2" w:space="0" w:color="000000"/>
@@ -1513,7 +1501,7 @@
         </w:tc>
         <w:tc>
           <w:tcPr>
-            <w:tcW w:w="443" w:type="dxa"/>
+            <w:tcW w:w="442" w:type="dxa"/>
             <w:tcBorders>
               <w:top w:val="single" w:sz="2" w:space="0" w:color="000000"/>
               <w:left w:val="single" w:sz="2" w:space="0" w:color="000000"/>
@@ -1552,7 +1540,7 @@
         </w:tc>
         <w:tc>
           <w:tcPr>
-            <w:tcW w:w="443" w:type="dxa"/>
+            <w:tcW w:w="444" w:type="dxa"/>
             <w:tcBorders>
               <w:top w:val="single" w:sz="2" w:space="0" w:color="000000"/>
               <w:left w:val="single" w:sz="2" w:space="0" w:color="000000"/>
@@ -1630,7 +1618,7 @@
         </w:tc>
         <w:tc>
           <w:tcPr>
-            <w:tcW w:w="443" w:type="dxa"/>
+            <w:tcW w:w="442" w:type="dxa"/>
             <w:tcBorders>
               <w:top w:val="single" w:sz="2" w:space="0" w:color="000000"/>
               <w:left w:val="single" w:sz="2" w:space="0" w:color="000000"/>
@@ -1669,7 +1657,7 @@
         </w:tc>
         <w:tc>
           <w:tcPr>
-            <w:tcW w:w="443" w:type="dxa"/>
+            <w:tcW w:w="444" w:type="dxa"/>
             <w:tcBorders>
               <w:top w:val="single" w:sz="2" w:space="0" w:color="000000"/>
               <w:left w:val="single" w:sz="2" w:space="0" w:color="000000"/>
@@ -1747,7 +1735,7 @@
         </w:tc>
         <w:tc>
           <w:tcPr>
-            <w:tcW w:w="443" w:type="dxa"/>
+            <w:tcW w:w="442" w:type="dxa"/>
             <w:tcBorders>
               <w:top w:val="single" w:sz="2" w:space="0" w:color="000000"/>
               <w:left w:val="single" w:sz="2" w:space="0" w:color="000000"/>
@@ -1786,7 +1774,7 @@
         </w:tc>
         <w:tc>
           <w:tcPr>
-            <w:tcW w:w="443" w:type="dxa"/>
+            <w:tcW w:w="444" w:type="dxa"/>
             <w:tcBorders>
               <w:top w:val="single" w:sz="2" w:space="0" w:color="000000"/>
               <w:left w:val="single" w:sz="2" w:space="0" w:color="000000"/>
@@ -1864,7 +1852,7 @@
         </w:tc>
         <w:tc>
           <w:tcPr>
-            <w:tcW w:w="443" w:type="dxa"/>
+            <w:tcW w:w="442" w:type="dxa"/>
             <w:tcBorders>
               <w:top w:val="single" w:sz="2" w:space="0" w:color="000000"/>
               <w:left w:val="single" w:sz="2" w:space="0" w:color="000000"/>
@@ -1903,7 +1891,7 @@
         </w:tc>
         <w:tc>
           <w:tcPr>
-            <w:tcW w:w="443" w:type="dxa"/>
+            <w:tcW w:w="444" w:type="dxa"/>
             <w:tcBorders>
               <w:top w:val="single" w:sz="2" w:space="0" w:color="000000"/>
               <w:left w:val="single" w:sz="2" w:space="0" w:color="000000"/>
@@ -1942,7 +1930,7 @@
         </w:tc>
         <w:tc>
           <w:tcPr>
-            <w:tcW w:w="443" w:type="dxa"/>
+            <w:tcW w:w="440" w:type="dxa"/>
             <w:tcBorders>
               <w:top w:val="single" w:sz="2" w:space="0" w:color="000000"/>
               <w:left w:val="single" w:sz="2" w:space="0" w:color="000000"/>
@@ -1987,7 +1975,7 @@
         </w:trPr>
         <w:tc>
           <w:tcPr>
-            <w:tcW w:w="1043" w:type="dxa"/>
+            <w:tcW w:w="1042" w:type="dxa"/>
             <w:tcBorders>
               <w:left w:val="single" w:sz="2" w:space="0" w:color="000000"/>
               <w:bottom w:val="single" w:sz="2" w:space="0" w:color="000000"/>
@@ -2021,6 +2009,44 @@
                 <w14:ligatures w14:val="none"/>
               </w:rPr>
               <w:t>Resposta</w:t>
+            </w:r>
+          </w:p>
+        </w:tc>
+        <w:tc>
+          <w:tcPr>
+            <w:tcW w:w="444" w:type="dxa"/>
+            <w:tcBorders>
+              <w:left w:val="single" w:sz="2" w:space="0" w:color="000000"/>
+              <w:bottom w:val="single" w:sz="2" w:space="0" w:color="000000"/>
+            </w:tcBorders>
+            <w:vAlign w:val="center"/>
+          </w:tcPr>
+          <w:p>
+            <w:pPr>
+              <w:pStyle w:val="Normal"/>
+              <w:spacing w:lineRule="auto" w:line="240" w:before="0" w:after="0"/>
+              <w:ind w:hanging="181" w:left="181"/>
+              <w:jc w:val="both"/>
+              <w:rPr>
+                <w:rFonts w:ascii="Arial" w:hAnsi="Arial" w:eastAsia="Times New Roman" w:cs="Arial"/>
+                <w:b/>
+                <w:kern w:val="0"/>
+                <w:sz w:val="18"/>
+                <w:szCs w:val="18"/>
+                <w:lang w:val="pt-PT" w:eastAsia="pt-BR"/>
+                <w14:ligatures w14:val="none"/>
+              </w:rPr>
+            </w:pPr>
+            <w:r>
+              <w:rPr>
+                <w:rFonts w:eastAsia="Times New Roman" w:cs="Arial" w:ascii="Arial" w:hAnsi="Arial"/>
+                <w:b/>
+                <w:kern w:val="0"/>
+                <w:sz w:val="18"/>
+                <w:szCs w:val="18"/>
+                <w:lang w:val="pt-PT" w:eastAsia="pt-BR"/>
+                <w14:ligatures w14:val="none"/>
+              </w:rPr>
             </w:r>
           </w:p>
         </w:tc>
@@ -2050,7 +2076,91 @@
               </w:rPr>
             </w:pPr>
             <w:r>
-              <w:rPr/>
+              <w:rPr>
+                <w:rFonts w:eastAsia="Times New Roman" w:cs="Arial" w:ascii="Arial" w:hAnsi="Arial"/>
+                <w:b/>
+                <w:kern w:val="0"/>
+                <w:sz w:val="18"/>
+                <w:szCs w:val="18"/>
+                <w:lang w:val="pt-PT" w:eastAsia="pt-BR"/>
+                <w14:ligatures w14:val="none"/>
+              </w:rPr>
+            </w:r>
+          </w:p>
+        </w:tc>
+        <w:tc>
+          <w:tcPr>
+            <w:tcW w:w="442" w:type="dxa"/>
+            <w:tcBorders>
+              <w:left w:val="single" w:sz="2" w:space="0" w:color="000000"/>
+              <w:bottom w:val="single" w:sz="2" w:space="0" w:color="000000"/>
+            </w:tcBorders>
+            <w:vAlign w:val="center"/>
+          </w:tcPr>
+          <w:p>
+            <w:pPr>
+              <w:pStyle w:val="Normal"/>
+              <w:spacing w:lineRule="auto" w:line="240" w:before="0" w:after="0"/>
+              <w:ind w:hanging="181" w:left="181"/>
+              <w:jc w:val="both"/>
+              <w:rPr>
+                <w:rFonts w:ascii="Arial" w:hAnsi="Arial" w:eastAsia="Times New Roman" w:cs="Arial"/>
+                <w:b/>
+                <w:kern w:val="0"/>
+                <w:sz w:val="18"/>
+                <w:szCs w:val="18"/>
+                <w:lang w:val="pt-PT" w:eastAsia="pt-BR"/>
+                <w14:ligatures w14:val="none"/>
+              </w:rPr>
+            </w:pPr>
+            <w:r>
+              <w:rPr>
+                <w:rFonts w:eastAsia="Times New Roman" w:cs="Arial" w:ascii="Arial" w:hAnsi="Arial"/>
+                <w:b/>
+                <w:kern w:val="0"/>
+                <w:sz w:val="18"/>
+                <w:szCs w:val="18"/>
+                <w:lang w:val="pt-PT" w:eastAsia="pt-BR"/>
+                <w14:ligatures w14:val="none"/>
+              </w:rPr>
+            </w:r>
+          </w:p>
+        </w:tc>
+        <w:tc>
+          <w:tcPr>
+            <w:tcW w:w="444" w:type="dxa"/>
+            <w:tcBorders>
+              <w:left w:val="single" w:sz="2" w:space="0" w:color="000000"/>
+              <w:bottom w:val="single" w:sz="2" w:space="0" w:color="000000"/>
+            </w:tcBorders>
+            <w:vAlign w:val="center"/>
+          </w:tcPr>
+          <w:p>
+            <w:pPr>
+              <w:pStyle w:val="Normal"/>
+              <w:spacing w:lineRule="auto" w:line="240" w:before="0" w:after="0"/>
+              <w:ind w:hanging="181" w:left="181"/>
+              <w:jc w:val="both"/>
+              <w:rPr>
+                <w:rFonts w:ascii="Arial" w:hAnsi="Arial" w:eastAsia="Times New Roman" w:cs="Arial"/>
+                <w:b/>
+                <w:kern w:val="0"/>
+                <w:sz w:val="18"/>
+                <w:szCs w:val="18"/>
+                <w:lang w:val="pt-PT" w:eastAsia="pt-BR"/>
+                <w14:ligatures w14:val="none"/>
+              </w:rPr>
+            </w:pPr>
+            <w:r>
+              <w:rPr>
+                <w:rFonts w:eastAsia="Times New Roman" w:cs="Arial" w:ascii="Arial" w:hAnsi="Arial"/>
+                <w:b/>
+                <w:kern w:val="0"/>
+                <w:sz w:val="18"/>
+                <w:szCs w:val="18"/>
+                <w:lang w:val="pt-PT" w:eastAsia="pt-BR"/>
+                <w14:ligatures w14:val="none"/>
+              </w:rPr>
             </w:r>
           </w:p>
         </w:tc>
@@ -2080,7 +2190,91 @@
               </w:rPr>
             </w:pPr>
             <w:r>
-              <w:rPr/>
+              <w:rPr>
+                <w:rFonts w:eastAsia="Times New Roman" w:cs="Arial" w:ascii="Arial" w:hAnsi="Arial"/>
+                <w:b/>
+                <w:kern w:val="0"/>
+                <w:sz w:val="18"/>
+                <w:szCs w:val="18"/>
+                <w:lang w:val="pt-PT" w:eastAsia="pt-BR"/>
+                <w14:ligatures w14:val="none"/>
+              </w:rPr>
+            </w:r>
+          </w:p>
+        </w:tc>
+        <w:tc>
+          <w:tcPr>
+            <w:tcW w:w="442" w:type="dxa"/>
+            <w:tcBorders>
+              <w:left w:val="single" w:sz="2" w:space="0" w:color="000000"/>
+              <w:bottom w:val="single" w:sz="2" w:space="0" w:color="000000"/>
+            </w:tcBorders>
+            <w:vAlign w:val="center"/>
+          </w:tcPr>
+          <w:p>
+            <w:pPr>
+              <w:pStyle w:val="Normal"/>
+              <w:spacing w:lineRule="auto" w:line="240" w:before="0" w:after="0"/>
+              <w:ind w:hanging="181" w:left="181"/>
+              <w:jc w:val="both"/>
+              <w:rPr>
+                <w:rFonts w:ascii="Arial" w:hAnsi="Arial" w:eastAsia="Times New Roman" w:cs="Arial"/>
+                <w:b/>
+                <w:kern w:val="0"/>
+                <w:sz w:val="18"/>
+                <w:szCs w:val="18"/>
+                <w:lang w:val="pt-PT" w:eastAsia="pt-BR"/>
+                <w14:ligatures w14:val="none"/>
+              </w:rPr>
+            </w:pPr>
+            <w:r>
+              <w:rPr>
+                <w:rFonts w:eastAsia="Times New Roman" w:cs="Arial" w:ascii="Arial" w:hAnsi="Arial"/>
+                <w:b/>
+                <w:kern w:val="0"/>
+                <w:sz w:val="18"/>
+                <w:szCs w:val="18"/>
+                <w:lang w:val="pt-PT" w:eastAsia="pt-BR"/>
+                <w14:ligatures w14:val="none"/>
+              </w:rPr>
+            </w:r>
+          </w:p>
+        </w:tc>
+        <w:tc>
+          <w:tcPr>
+            <w:tcW w:w="444" w:type="dxa"/>
+            <w:tcBorders>
+              <w:left w:val="single" w:sz="2" w:space="0" w:color="000000"/>
+              <w:bottom w:val="single" w:sz="2" w:space="0" w:color="000000"/>
+            </w:tcBorders>
+            <w:vAlign w:val="center"/>
+          </w:tcPr>
+          <w:p>
+            <w:pPr>
+              <w:pStyle w:val="Normal"/>
+              <w:spacing w:lineRule="auto" w:line="240" w:before="0" w:after="0"/>
+              <w:ind w:hanging="181" w:left="181"/>
+              <w:jc w:val="both"/>
+              <w:rPr>
+                <w:rFonts w:ascii="Arial" w:hAnsi="Arial" w:eastAsia="Times New Roman" w:cs="Arial"/>
+                <w:b/>
+                <w:kern w:val="0"/>
+                <w:sz w:val="18"/>
+                <w:szCs w:val="18"/>
+                <w:lang w:val="pt-PT" w:eastAsia="pt-BR"/>
+                <w14:ligatures w14:val="none"/>
+              </w:rPr>
+            </w:pPr>
+            <w:r>
+              <w:rPr>
+                <w:rFonts w:eastAsia="Times New Roman" w:cs="Arial" w:ascii="Arial" w:hAnsi="Arial"/>
+                <w:b/>
+                <w:kern w:val="0"/>
+                <w:sz w:val="18"/>
+                <w:szCs w:val="18"/>
+                <w:lang w:val="pt-PT" w:eastAsia="pt-BR"/>
+                <w14:ligatures w14:val="none"/>
+              </w:rPr>
             </w:r>
           </w:p>
         </w:tc>
@@ -2110,7 +2304,91 @@
               </w:rPr>
             </w:pPr>
             <w:r>
-              <w:rPr/>
+              <w:rPr>
+                <w:rFonts w:eastAsia="Times New Roman" w:cs="Arial" w:ascii="Arial" w:hAnsi="Arial"/>
+                <w:b/>
+                <w:kern w:val="0"/>
+                <w:sz w:val="18"/>
+                <w:szCs w:val="18"/>
+                <w:lang w:val="pt-PT" w:eastAsia="pt-BR"/>
+                <w14:ligatures w14:val="none"/>
+              </w:rPr>
+            </w:r>
+          </w:p>
+        </w:tc>
+        <w:tc>
+          <w:tcPr>
+            <w:tcW w:w="442" w:type="dxa"/>
+            <w:tcBorders>
+              <w:left w:val="single" w:sz="2" w:space="0" w:color="000000"/>
+              <w:bottom w:val="single" w:sz="2" w:space="0" w:color="000000"/>
+            </w:tcBorders>
+            <w:vAlign w:val="center"/>
+          </w:tcPr>
+          <w:p>
+            <w:pPr>
+              <w:pStyle w:val="Normal"/>
+              <w:spacing w:lineRule="auto" w:line="240" w:before="0" w:after="0"/>
+              <w:ind w:hanging="181" w:left="181"/>
+              <w:jc w:val="both"/>
+              <w:rPr>
+                <w:rFonts w:ascii="Arial" w:hAnsi="Arial" w:eastAsia="Times New Roman" w:cs="Arial"/>
+                <w:b/>
+                <w:kern w:val="0"/>
+                <w:sz w:val="18"/>
+                <w:szCs w:val="18"/>
+                <w:lang w:val="pt-PT" w:eastAsia="pt-BR"/>
+                <w14:ligatures w14:val="none"/>
+              </w:rPr>
+            </w:pPr>
+            <w:r>
+              <w:rPr>
+                <w:rFonts w:eastAsia="Times New Roman" w:cs="Arial" w:ascii="Arial" w:hAnsi="Arial"/>
+                <w:b/>
+                <w:kern w:val="0"/>
+                <w:sz w:val="18"/>
+                <w:szCs w:val="18"/>
+                <w:lang w:val="pt-PT" w:eastAsia="pt-BR"/>
+                <w14:ligatures w14:val="none"/>
+              </w:rPr>
+            </w:r>
+          </w:p>
+        </w:tc>
+        <w:tc>
+          <w:tcPr>
+            <w:tcW w:w="444" w:type="dxa"/>
+            <w:tcBorders>
+              <w:left w:val="single" w:sz="2" w:space="0" w:color="000000"/>
+              <w:bottom w:val="single" w:sz="2" w:space="0" w:color="000000"/>
+            </w:tcBorders>
+            <w:vAlign w:val="center"/>
+          </w:tcPr>
+          <w:p>
+            <w:pPr>
+              <w:pStyle w:val="Normal"/>
+              <w:spacing w:lineRule="auto" w:line="240" w:before="0" w:after="0"/>
+              <w:ind w:hanging="181" w:left="181"/>
+              <w:jc w:val="both"/>
+              <w:rPr>
+                <w:rFonts w:ascii="Arial" w:hAnsi="Arial" w:eastAsia="Times New Roman" w:cs="Arial"/>
+                <w:b/>
+                <w:kern w:val="0"/>
+                <w:sz w:val="18"/>
+                <w:szCs w:val="18"/>
+                <w:lang w:val="pt-PT" w:eastAsia="pt-BR"/>
+                <w14:ligatures w14:val="none"/>
+              </w:rPr>
+            </w:pPr>
+            <w:r>
+              <w:rPr>
+                <w:rFonts w:eastAsia="Times New Roman" w:cs="Arial" w:ascii="Arial" w:hAnsi="Arial"/>
+                <w:b/>
+                <w:kern w:val="0"/>
+                <w:sz w:val="18"/>
+                <w:szCs w:val="18"/>
+                <w:lang w:val="pt-PT" w:eastAsia="pt-BR"/>
+                <w14:ligatures w14:val="none"/>
+              </w:rPr>
             </w:r>
           </w:p>
         </w:tc>
@@ -2140,7 +2418,91 @@
               </w:rPr>
             </w:pPr>
             <w:r>
-              <w:rPr/>
+              <w:rPr>
+                <w:rFonts w:eastAsia="Times New Roman" w:cs="Arial" w:ascii="Arial" w:hAnsi="Arial"/>
+                <w:b/>
+                <w:kern w:val="0"/>
+                <w:sz w:val="18"/>
+                <w:szCs w:val="18"/>
+                <w:lang w:val="pt-PT" w:eastAsia="pt-BR"/>
+                <w14:ligatures w14:val="none"/>
+              </w:rPr>
+            </w:r>
+          </w:p>
+        </w:tc>
+        <w:tc>
+          <w:tcPr>
+            <w:tcW w:w="442" w:type="dxa"/>
+            <w:tcBorders>
+              <w:left w:val="single" w:sz="2" w:space="0" w:color="000000"/>
+              <w:bottom w:val="single" w:sz="2" w:space="0" w:color="000000"/>
+            </w:tcBorders>
+            <w:vAlign w:val="center"/>
+          </w:tcPr>
+          <w:p>
+            <w:pPr>
+              <w:pStyle w:val="Normal"/>
+              <w:spacing w:lineRule="auto" w:line="240" w:before="0" w:after="0"/>
+              <w:ind w:hanging="181" w:left="181"/>
+              <w:jc w:val="both"/>
+              <w:rPr>
+                <w:rFonts w:ascii="Arial" w:hAnsi="Arial" w:eastAsia="Times New Roman" w:cs="Arial"/>
+                <w:b/>
+                <w:kern w:val="0"/>
+                <w:sz w:val="18"/>
+                <w:szCs w:val="18"/>
+                <w:lang w:val="pt-PT" w:eastAsia="pt-BR"/>
+                <w14:ligatures w14:val="none"/>
+              </w:rPr>
+            </w:pPr>
+            <w:r>
+              <w:rPr>
+                <w:rFonts w:eastAsia="Times New Roman" w:cs="Arial" w:ascii="Arial" w:hAnsi="Arial"/>
+                <w:b/>
+                <w:kern w:val="0"/>
+                <w:sz w:val="18"/>
+                <w:szCs w:val="18"/>
+                <w:lang w:val="pt-PT" w:eastAsia="pt-BR"/>
+                <w14:ligatures w14:val="none"/>
+              </w:rPr>
+            </w:r>
+          </w:p>
+        </w:tc>
+        <w:tc>
+          <w:tcPr>
+            <w:tcW w:w="444" w:type="dxa"/>
+            <w:tcBorders>
+              <w:left w:val="single" w:sz="2" w:space="0" w:color="000000"/>
+              <w:bottom w:val="single" w:sz="2" w:space="0" w:color="000000"/>
+            </w:tcBorders>
+            <w:vAlign w:val="center"/>
+          </w:tcPr>
+          <w:p>
+            <w:pPr>
+              <w:pStyle w:val="Normal"/>
+              <w:spacing w:lineRule="auto" w:line="240" w:before="0" w:after="0"/>
+              <w:ind w:hanging="181" w:left="181"/>
+              <w:jc w:val="both"/>
+              <w:rPr>
+                <w:rFonts w:ascii="Arial" w:hAnsi="Arial" w:eastAsia="Times New Roman" w:cs="Arial"/>
+                <w:b/>
+                <w:kern w:val="0"/>
+                <w:sz w:val="18"/>
+                <w:szCs w:val="18"/>
+                <w:lang w:val="pt-PT" w:eastAsia="pt-BR"/>
+                <w14:ligatures w14:val="none"/>
+              </w:rPr>
+            </w:pPr>
+            <w:r>
+              <w:rPr>
+                <w:rFonts w:eastAsia="Times New Roman" w:cs="Arial" w:ascii="Arial" w:hAnsi="Arial"/>
+                <w:b/>
+                <w:kern w:val="0"/>
+                <w:sz w:val="18"/>
+                <w:szCs w:val="18"/>
+                <w:lang w:val="pt-PT" w:eastAsia="pt-BR"/>
+                <w14:ligatures w14:val="none"/>
+              </w:rPr>
             </w:r>
           </w:p>
         </w:tc>
@@ -2170,7 +2532,91 @@
               </w:rPr>
             </w:pPr>
             <w:r>
-              <w:rPr/>
+              <w:rPr>
+                <w:rFonts w:eastAsia="Times New Roman" w:cs="Arial" w:ascii="Arial" w:hAnsi="Arial"/>
+                <w:b/>
+                <w:kern w:val="0"/>
+                <w:sz w:val="18"/>
+                <w:szCs w:val="18"/>
+                <w:lang w:val="pt-PT" w:eastAsia="pt-BR"/>
+                <w14:ligatures w14:val="none"/>
+              </w:rPr>
+            </w:r>
+          </w:p>
+        </w:tc>
+        <w:tc>
+          <w:tcPr>
+            <w:tcW w:w="442" w:type="dxa"/>
+            <w:tcBorders>
+              <w:left w:val="single" w:sz="2" w:space="0" w:color="000000"/>
+              <w:bottom w:val="single" w:sz="2" w:space="0" w:color="000000"/>
+            </w:tcBorders>
+            <w:vAlign w:val="center"/>
+          </w:tcPr>
+          <w:p>
+            <w:pPr>
+              <w:pStyle w:val="Normal"/>
+              <w:spacing w:lineRule="auto" w:line="240" w:before="0" w:after="0"/>
+              <w:ind w:hanging="181" w:left="181"/>
+              <w:jc w:val="both"/>
+              <w:rPr>
+                <w:rFonts w:ascii="Arial" w:hAnsi="Arial" w:eastAsia="Times New Roman" w:cs="Arial"/>
+                <w:b/>
+                <w:kern w:val="0"/>
+                <w:sz w:val="18"/>
+                <w:szCs w:val="18"/>
+                <w:lang w:val="pt-PT" w:eastAsia="pt-BR"/>
+                <w14:ligatures w14:val="none"/>
+              </w:rPr>
+            </w:pPr>
+            <w:r>
+              <w:rPr>
+                <w:rFonts w:eastAsia="Times New Roman" w:cs="Arial" w:ascii="Arial" w:hAnsi="Arial"/>
+                <w:b/>
+                <w:kern w:val="0"/>
+                <w:sz w:val="18"/>
+                <w:szCs w:val="18"/>
+                <w:lang w:val="pt-PT" w:eastAsia="pt-BR"/>
+                <w14:ligatures w14:val="none"/>
+              </w:rPr>
+            </w:r>
+          </w:p>
+        </w:tc>
+        <w:tc>
+          <w:tcPr>
+            <w:tcW w:w="444" w:type="dxa"/>
+            <w:tcBorders>
+              <w:left w:val="single" w:sz="2" w:space="0" w:color="000000"/>
+              <w:bottom w:val="single" w:sz="2" w:space="0" w:color="000000"/>
+            </w:tcBorders>
+            <w:vAlign w:val="center"/>
+          </w:tcPr>
+          <w:p>
+            <w:pPr>
+              <w:pStyle w:val="Normal"/>
+              <w:spacing w:lineRule="auto" w:line="240" w:before="0" w:after="0"/>
+              <w:ind w:hanging="181" w:left="181"/>
+              <w:jc w:val="both"/>
+              <w:rPr>
+                <w:rFonts w:ascii="Arial" w:hAnsi="Arial" w:eastAsia="Times New Roman" w:cs="Arial"/>
+                <w:b/>
+                <w:kern w:val="0"/>
+                <w:sz w:val="18"/>
+                <w:szCs w:val="18"/>
+                <w:lang w:val="pt-PT" w:eastAsia="pt-BR"/>
+                <w14:ligatures w14:val="none"/>
+              </w:rPr>
+            </w:pPr>
+            <w:r>
+              <w:rPr>
+                <w:rFonts w:eastAsia="Times New Roman" w:cs="Arial" w:ascii="Arial" w:hAnsi="Arial"/>
+                <w:b/>
+                <w:kern w:val="0"/>
+                <w:sz w:val="18"/>
+                <w:szCs w:val="18"/>
+                <w:lang w:val="pt-PT" w:eastAsia="pt-BR"/>
+                <w14:ligatures w14:val="none"/>
+              </w:rPr>
             </w:r>
           </w:p>
         </w:tc>
@@ -2200,13 +2646,21 @@
               </w:rPr>
             </w:pPr>
             <w:r>
-              <w:rPr/>
+              <w:rPr>
+                <w:rFonts w:eastAsia="Times New Roman" w:cs="Arial" w:ascii="Arial" w:hAnsi="Arial"/>
+                <w:b/>
+                <w:kern w:val="0"/>
+                <w:sz w:val="18"/>
+                <w:szCs w:val="18"/>
+                <w:lang w:val="pt-PT" w:eastAsia="pt-BR"/>
+                <w14:ligatures w14:val="none"/>
+              </w:rPr>
             </w:r>
           </w:p>
         </w:tc>
         <w:tc>
           <w:tcPr>
-            <w:tcW w:w="443" w:type="dxa"/>
+            <w:tcW w:w="442" w:type="dxa"/>
             <w:tcBorders>
               <w:left w:val="single" w:sz="2" w:space="0" w:color="000000"/>
               <w:bottom w:val="single" w:sz="2" w:space="0" w:color="000000"/>
@@ -2230,343 +2684,21 @@
               </w:rPr>
             </w:pPr>
             <w:r>
-              <w:rPr/>
+              <w:rPr>
+                <w:rFonts w:eastAsia="Times New Roman" w:cs="Arial" w:ascii="Arial" w:hAnsi="Arial"/>
+                <w:b/>
+                <w:kern w:val="0"/>
+                <w:sz w:val="18"/>
+                <w:szCs w:val="18"/>
+                <w:lang w:val="pt-PT" w:eastAsia="pt-BR"/>
+                <w14:ligatures w14:val="none"/>
+              </w:rPr>
             </w:r>
           </w:p>
         </w:tc>
         <w:tc>
           <w:tcPr>
-            <w:tcW w:w="443" w:type="dxa"/>
-            <w:tcBorders>
-              <w:left w:val="single" w:sz="2" w:space="0" w:color="000000"/>
-              <w:bottom w:val="single" w:sz="2" w:space="0" w:color="000000"/>
-            </w:tcBorders>
-            <w:vAlign w:val="center"/>
-          </w:tcPr>
-          <w:p>
-            <w:pPr>
-              <w:pStyle w:val="Normal"/>
-              <w:spacing w:lineRule="auto" w:line="240" w:before="0" w:after="0"/>
-              <w:ind w:hanging="181" w:left="181"/>
-              <w:jc w:val="both"/>
-              <w:rPr>
-                <w:rFonts w:ascii="Arial" w:hAnsi="Arial" w:eastAsia="Times New Roman" w:cs="Arial"/>
-                <w:b/>
-                <w:kern w:val="0"/>
-                <w:sz w:val="18"/>
-                <w:szCs w:val="18"/>
-                <w:lang w:val="pt-PT" w:eastAsia="pt-BR"/>
-                <w14:ligatures w14:val="none"/>
-              </w:rPr>
-            </w:pPr>
-            <w:r>
-              <w:rPr/>
-            </w:r>
-          </w:p>
-        </w:tc>
-        <w:tc>
-          <w:tcPr>
-            <w:tcW w:w="443" w:type="dxa"/>
-            <w:tcBorders>
-              <w:left w:val="single" w:sz="2" w:space="0" w:color="000000"/>
-              <w:bottom w:val="single" w:sz="2" w:space="0" w:color="000000"/>
-            </w:tcBorders>
-            <w:vAlign w:val="center"/>
-          </w:tcPr>
-          <w:p>
-            <w:pPr>
-              <w:pStyle w:val="Normal"/>
-              <w:spacing w:lineRule="auto" w:line="240" w:before="0" w:after="0"/>
-              <w:ind w:hanging="181" w:left="181"/>
-              <w:jc w:val="both"/>
-              <w:rPr>
-                <w:rFonts w:ascii="Arial" w:hAnsi="Arial" w:eastAsia="Times New Roman" w:cs="Arial"/>
-                <w:b/>
-                <w:kern w:val="0"/>
-                <w:sz w:val="18"/>
-                <w:szCs w:val="18"/>
-                <w:lang w:val="pt-PT" w:eastAsia="pt-BR"/>
-                <w14:ligatures w14:val="none"/>
-              </w:rPr>
-            </w:pPr>
-            <w:r>
-              <w:rPr/>
-            </w:r>
-          </w:p>
-        </w:tc>
-        <w:tc>
-          <w:tcPr>
-            <w:tcW w:w="443" w:type="dxa"/>
-            <w:tcBorders>
-              <w:left w:val="single" w:sz="2" w:space="0" w:color="000000"/>
-              <w:bottom w:val="single" w:sz="2" w:space="0" w:color="000000"/>
-            </w:tcBorders>
-            <w:vAlign w:val="center"/>
-          </w:tcPr>
-          <w:p>
-            <w:pPr>
-              <w:pStyle w:val="Normal"/>
-              <w:spacing w:lineRule="auto" w:line="240" w:before="0" w:after="0"/>
-              <w:ind w:hanging="181" w:left="181"/>
-              <w:jc w:val="both"/>
-              <w:rPr>
-                <w:rFonts w:ascii="Arial" w:hAnsi="Arial" w:eastAsia="Times New Roman" w:cs="Arial"/>
-                <w:b/>
-                <w:kern w:val="0"/>
-                <w:sz w:val="18"/>
-                <w:szCs w:val="18"/>
-                <w:lang w:val="pt-PT" w:eastAsia="pt-BR"/>
-                <w14:ligatures w14:val="none"/>
-              </w:rPr>
-            </w:pPr>
-            <w:r>
-              <w:rPr/>
-            </w:r>
-          </w:p>
-        </w:tc>
-        <w:tc>
-          <w:tcPr>
-            <w:tcW w:w="443" w:type="dxa"/>
-            <w:tcBorders>
-              <w:left w:val="single" w:sz="2" w:space="0" w:color="000000"/>
-              <w:bottom w:val="single" w:sz="2" w:space="0" w:color="000000"/>
-            </w:tcBorders>
-            <w:vAlign w:val="center"/>
-          </w:tcPr>
-          <w:p>
-            <w:pPr>
-              <w:pStyle w:val="Normal"/>
-              <w:spacing w:lineRule="auto" w:line="240" w:before="0" w:after="0"/>
-              <w:ind w:hanging="181" w:left="181"/>
-              <w:jc w:val="both"/>
-              <w:rPr>
-                <w:rFonts w:ascii="Arial" w:hAnsi="Arial" w:eastAsia="Times New Roman" w:cs="Arial"/>
-                <w:b/>
-                <w:kern w:val="0"/>
-                <w:sz w:val="18"/>
-                <w:szCs w:val="18"/>
-                <w:lang w:val="pt-PT" w:eastAsia="pt-BR"/>
-                <w14:ligatures w14:val="none"/>
-              </w:rPr>
-            </w:pPr>
-            <w:r>
-              <w:rPr/>
-            </w:r>
-          </w:p>
-        </w:tc>
-        <w:tc>
-          <w:tcPr>
-            <w:tcW w:w="443" w:type="dxa"/>
-            <w:tcBorders>
-              <w:left w:val="single" w:sz="2" w:space="0" w:color="000000"/>
-              <w:bottom w:val="single" w:sz="2" w:space="0" w:color="000000"/>
-            </w:tcBorders>
-            <w:vAlign w:val="center"/>
-          </w:tcPr>
-          <w:p>
-            <w:pPr>
-              <w:pStyle w:val="Normal"/>
-              <w:spacing w:lineRule="auto" w:line="240" w:before="0" w:after="0"/>
-              <w:ind w:hanging="181" w:left="181"/>
-              <w:jc w:val="both"/>
-              <w:rPr>
-                <w:rFonts w:ascii="Arial" w:hAnsi="Arial" w:eastAsia="Times New Roman" w:cs="Arial"/>
-                <w:b/>
-                <w:kern w:val="0"/>
-                <w:sz w:val="18"/>
-                <w:szCs w:val="18"/>
-                <w:lang w:val="pt-PT" w:eastAsia="pt-BR"/>
-                <w14:ligatures w14:val="none"/>
-              </w:rPr>
-            </w:pPr>
-            <w:r>
-              <w:rPr/>
-            </w:r>
-          </w:p>
-        </w:tc>
-        <w:tc>
-          <w:tcPr>
-            <w:tcW w:w="443" w:type="dxa"/>
-            <w:tcBorders>
-              <w:left w:val="single" w:sz="2" w:space="0" w:color="000000"/>
-              <w:bottom w:val="single" w:sz="2" w:space="0" w:color="000000"/>
-            </w:tcBorders>
-            <w:vAlign w:val="center"/>
-          </w:tcPr>
-          <w:p>
-            <w:pPr>
-              <w:pStyle w:val="Normal"/>
-              <w:spacing w:lineRule="auto" w:line="240" w:before="0" w:after="0"/>
-              <w:ind w:hanging="181" w:left="181"/>
-              <w:jc w:val="both"/>
-              <w:rPr>
-                <w:rFonts w:ascii="Arial" w:hAnsi="Arial" w:eastAsia="Times New Roman" w:cs="Arial"/>
-                <w:b/>
-                <w:kern w:val="0"/>
-                <w:sz w:val="18"/>
-                <w:szCs w:val="18"/>
-                <w:lang w:val="pt-PT" w:eastAsia="pt-BR"/>
-                <w14:ligatures w14:val="none"/>
-              </w:rPr>
-            </w:pPr>
-            <w:r>
-              <w:rPr/>
-            </w:r>
-          </w:p>
-        </w:tc>
-        <w:tc>
-          <w:tcPr>
-            <w:tcW w:w="443" w:type="dxa"/>
-            <w:tcBorders>
-              <w:left w:val="single" w:sz="2" w:space="0" w:color="000000"/>
-              <w:bottom w:val="single" w:sz="2" w:space="0" w:color="000000"/>
-            </w:tcBorders>
-            <w:vAlign w:val="center"/>
-          </w:tcPr>
-          <w:p>
-            <w:pPr>
-              <w:pStyle w:val="Normal"/>
-              <w:spacing w:lineRule="auto" w:line="240" w:before="0" w:after="0"/>
-              <w:ind w:hanging="181" w:left="181"/>
-              <w:jc w:val="both"/>
-              <w:rPr>
-                <w:rFonts w:ascii="Arial" w:hAnsi="Arial" w:eastAsia="Times New Roman" w:cs="Arial"/>
-                <w:b/>
-                <w:kern w:val="0"/>
-                <w:sz w:val="18"/>
-                <w:szCs w:val="18"/>
-                <w:lang w:val="pt-PT" w:eastAsia="pt-BR"/>
-                <w14:ligatures w14:val="none"/>
-              </w:rPr>
-            </w:pPr>
-            <w:r>
-              <w:rPr/>
-            </w:r>
-          </w:p>
-        </w:tc>
-        <w:tc>
-          <w:tcPr>
-            <w:tcW w:w="443" w:type="dxa"/>
-            <w:tcBorders>
-              <w:left w:val="single" w:sz="2" w:space="0" w:color="000000"/>
-              <w:bottom w:val="single" w:sz="2" w:space="0" w:color="000000"/>
-            </w:tcBorders>
-            <w:vAlign w:val="center"/>
-          </w:tcPr>
-          <w:p>
-            <w:pPr>
-              <w:pStyle w:val="Normal"/>
-              <w:spacing w:lineRule="auto" w:line="240" w:before="0" w:after="0"/>
-              <w:ind w:hanging="181" w:left="181"/>
-              <w:jc w:val="both"/>
-              <w:rPr>
-                <w:rFonts w:ascii="Arial" w:hAnsi="Arial" w:eastAsia="Times New Roman" w:cs="Arial"/>
-                <w:b/>
-                <w:kern w:val="0"/>
-                <w:sz w:val="18"/>
-                <w:szCs w:val="18"/>
-                <w:lang w:val="pt-PT" w:eastAsia="pt-BR"/>
-                <w14:ligatures w14:val="none"/>
-              </w:rPr>
-            </w:pPr>
-            <w:r>
-              <w:rPr/>
-            </w:r>
-          </w:p>
-        </w:tc>
-        <w:tc>
-          <w:tcPr>
-            <w:tcW w:w="443" w:type="dxa"/>
-            <w:tcBorders>
-              <w:left w:val="single" w:sz="2" w:space="0" w:color="000000"/>
-              <w:bottom w:val="single" w:sz="2" w:space="0" w:color="000000"/>
-            </w:tcBorders>
-            <w:vAlign w:val="center"/>
-          </w:tcPr>
-          <w:p>
-            <w:pPr>
-              <w:pStyle w:val="Normal"/>
-              <w:spacing w:lineRule="auto" w:line="240" w:before="0" w:after="0"/>
-              <w:ind w:hanging="181" w:left="181"/>
-              <w:jc w:val="both"/>
-              <w:rPr>
-                <w:rFonts w:ascii="Arial" w:hAnsi="Arial" w:eastAsia="Times New Roman" w:cs="Arial"/>
-                <w:b/>
-                <w:kern w:val="0"/>
-                <w:sz w:val="18"/>
-                <w:szCs w:val="18"/>
-                <w:lang w:val="pt-PT" w:eastAsia="pt-BR"/>
-                <w14:ligatures w14:val="none"/>
-              </w:rPr>
-            </w:pPr>
-            <w:r>
-              <w:rPr/>
-            </w:r>
-          </w:p>
-        </w:tc>
-        <w:tc>
-          <w:tcPr>
-            <w:tcW w:w="443" w:type="dxa"/>
-            <w:tcBorders>
-              <w:left w:val="single" w:sz="2" w:space="0" w:color="000000"/>
-              <w:bottom w:val="single" w:sz="2" w:space="0" w:color="000000"/>
-            </w:tcBorders>
-            <w:vAlign w:val="center"/>
-          </w:tcPr>
-          <w:p>
-            <w:pPr>
-              <w:pStyle w:val="Normal"/>
-              <w:spacing w:lineRule="auto" w:line="240" w:before="0" w:after="0"/>
-              <w:ind w:hanging="181" w:left="181"/>
-              <w:jc w:val="both"/>
-              <w:rPr>
-                <w:rFonts w:ascii="Arial" w:hAnsi="Arial" w:eastAsia="Times New Roman" w:cs="Arial"/>
-                <w:b/>
-                <w:kern w:val="0"/>
-                <w:sz w:val="18"/>
-                <w:szCs w:val="18"/>
-                <w:lang w:val="pt-PT" w:eastAsia="pt-BR"/>
-                <w14:ligatures w14:val="none"/>
-              </w:rPr>
-            </w:pPr>
-            <w:r>
-              <w:rPr/>
-            </w:r>
-          </w:p>
-        </w:tc>
-        <w:tc>
-          <w:tcPr>
-            <w:tcW w:w="443" w:type="dxa"/>
-            <w:tcBorders>
-              <w:left w:val="single" w:sz="2" w:space="0" w:color="000000"/>
-              <w:bottom w:val="single" w:sz="2" w:space="0" w:color="000000"/>
-            </w:tcBorders>
-            <w:vAlign w:val="center"/>
-          </w:tcPr>
-          <w:p>
-            <w:pPr>
-              <w:pStyle w:val="Normal"/>
-              <w:spacing w:lineRule="auto" w:line="240" w:before="0" w:after="0"/>
-              <w:ind w:hanging="181" w:left="181"/>
-              <w:jc w:val="both"/>
-              <w:rPr>
-                <w:rFonts w:ascii="Arial" w:hAnsi="Arial" w:eastAsia="Times New Roman" w:cs="Arial"/>
-                <w:b/>
-                <w:kern w:val="0"/>
-                <w:sz w:val="18"/>
-                <w:szCs w:val="18"/>
-                <w:lang w:val="pt-PT" w:eastAsia="pt-BR"/>
-                <w14:ligatures w14:val="none"/>
-              </w:rPr>
-            </w:pPr>
-            <w:r>
-              <w:rPr/>
-            </w:r>
-          </w:p>
-        </w:tc>
-        <w:tc>
-          <w:tcPr>
-            <w:tcW w:w="443" w:type="dxa"/>
+            <w:tcW w:w="444" w:type="dxa"/>
             <w:tcBorders>
               <w:left w:val="single" w:sz="2" w:space="0" w:color="000000"/>
               <w:bottom w:val="single" w:sz="2" w:space="0" w:color="000000"/>
@@ -2588,7 +2720,7 @@
         </w:tc>
         <w:tc>
           <w:tcPr>
-            <w:tcW w:w="443" w:type="dxa"/>
+            <w:tcW w:w="440" w:type="dxa"/>
             <w:tcBorders>
               <w:left w:val="single" w:sz="2" w:space="0" w:color="000000"/>
               <w:bottom w:val="single" w:sz="2" w:space="0" w:color="000000"/>
@@ -2631,10 +2763,13 @@
       </w:pPr>
       <w:r>
         <w:rPr>
-          <w:rFonts w:cs="Arial" w:ascii="Arial Narrow" w:hAnsi="Arial Narrow"/>
-          <w:b/>
-          <w:bCs/>
-          <w:color w:themeColor="text1" w:val="000000"/>
+          <w:rFonts w:eastAsia="Times New Roman" w:cs="Arial" w:ascii="Arial" w:hAnsi="Arial"/>
+          <w:i/>
+          <w:kern w:val="0"/>
+          <w:sz w:val="16"/>
+          <w:szCs w:val="16"/>
+          <w:lang w:eastAsia="pt-BR"/>
+          <w14:ligatures w14:val="none"/>
         </w:rPr>
       </w:r>
     </w:p>

--- a/Modelo_AF.docx
+++ b/Modelo_AF.docx
@@ -623,30 +623,6 @@
           <w:lang w:val="pt-PT" w:eastAsia="pt-BR"/>
           <w14:ligatures w14:val="none"/>
         </w:rPr>
-        <w:t>A1</w:t>
-      </w:r>
-      <w:r>
-        <w:rPr>
-          <w:rFonts w:eastAsia="Times New Roman" w:cs="Arial" w:ascii="Arial" w:hAnsi="Arial"/>
-          <w:color w:val="000000"/>
-          <w:spacing w:val="-4"/>
-          <w:kern w:val="2"/>
-          <w:shd w:fill="D9D9D9" w:val="clear"/>
-          <w:lang w:val="pt-PT" w:eastAsia="pt-BR"/>
-          <w14:ligatures w14:val="none"/>
-        </w:rPr>
-        <w:t xml:space="preserve"> </w:t>
-      </w:r>
-      <w:r>
-        <w:rPr>
-          <w:rFonts w:eastAsia="Times New Roman" w:cs="Arial" w:ascii="Arial" w:hAnsi="Arial"/>
-          <w:color w:val="000000"/>
-          <w:spacing w:val="-2"/>
-          <w:kern w:val="2"/>
-          <w:shd w:fill="D9D9D9" w:val="clear"/>
-          <w:lang w:val="pt-PT" w:eastAsia="pt-BR"/>
-          <w14:ligatures w14:val="none"/>
-        </w:rPr>
         <w:t>{{simbolo aqui}}</w:t>
       </w:r>
       <w:r>
@@ -1132,22 +1108,22 @@
         <w:gridCol w:w="443"/>
         <w:gridCol w:w="442"/>
         <w:gridCol w:w="444"/>
+        <w:gridCol w:w="444"/>
+        <w:gridCol w:w="441"/>
+        <w:gridCol w:w="445"/>
+        <w:gridCol w:w="443"/>
+        <w:gridCol w:w="442"/>
+        <w:gridCol w:w="444"/>
+        <w:gridCol w:w="444"/>
+        <w:gridCol w:w="441"/>
+        <w:gridCol w:w="445"/>
         <w:gridCol w:w="443"/>
         <w:gridCol w:w="442"/>
         <w:gridCol w:w="444"/>
         <w:gridCol w:w="443"/>
         <w:gridCol w:w="442"/>
-        <w:gridCol w:w="444"/>
-        <w:gridCol w:w="443"/>
-        <w:gridCol w:w="442"/>
-        <w:gridCol w:w="444"/>
-        <w:gridCol w:w="443"/>
-        <w:gridCol w:w="442"/>
-        <w:gridCol w:w="444"/>
-        <w:gridCol w:w="443"/>
-        <w:gridCol w:w="442"/>
-        <w:gridCol w:w="444"/>
-        <w:gridCol w:w="440"/>
+        <w:gridCol w:w="445"/>
+        <w:gridCol w:w="437"/>
       </w:tblGrid>
       <w:tr>
         <w:trPr>
@@ -1345,7 +1321,7 @@
         </w:tc>
         <w:tc>
           <w:tcPr>
-            <w:tcW w:w="443" w:type="dxa"/>
+            <w:tcW w:w="444" w:type="dxa"/>
             <w:tcBorders>
               <w:top w:val="single" w:sz="2" w:space="0" w:color="000000"/>
               <w:left w:val="single" w:sz="2" w:space="0" w:color="000000"/>
@@ -1384,7 +1360,7 @@
         </w:tc>
         <w:tc>
           <w:tcPr>
-            <w:tcW w:w="442" w:type="dxa"/>
+            <w:tcW w:w="441" w:type="dxa"/>
             <w:tcBorders>
               <w:top w:val="single" w:sz="2" w:space="0" w:color="000000"/>
               <w:left w:val="single" w:sz="2" w:space="0" w:color="000000"/>
@@ -1423,7 +1399,7 @@
         </w:tc>
         <w:tc>
           <w:tcPr>
-            <w:tcW w:w="444" w:type="dxa"/>
+            <w:tcW w:w="445" w:type="dxa"/>
             <w:tcBorders>
               <w:top w:val="single" w:sz="2" w:space="0" w:color="000000"/>
               <w:left w:val="single" w:sz="2" w:space="0" w:color="000000"/>
@@ -1579,7 +1555,7 @@
         </w:tc>
         <w:tc>
           <w:tcPr>
-            <w:tcW w:w="443" w:type="dxa"/>
+            <w:tcW w:w="444" w:type="dxa"/>
             <w:tcBorders>
               <w:top w:val="single" w:sz="2" w:space="0" w:color="000000"/>
               <w:left w:val="single" w:sz="2" w:space="0" w:color="000000"/>
@@ -1618,7 +1594,7 @@
         </w:tc>
         <w:tc>
           <w:tcPr>
-            <w:tcW w:w="442" w:type="dxa"/>
+            <w:tcW w:w="441" w:type="dxa"/>
             <w:tcBorders>
               <w:top w:val="single" w:sz="2" w:space="0" w:color="000000"/>
               <w:left w:val="single" w:sz="2" w:space="0" w:color="000000"/>
@@ -1657,7 +1633,7 @@
         </w:tc>
         <w:tc>
           <w:tcPr>
-            <w:tcW w:w="444" w:type="dxa"/>
+            <w:tcW w:w="445" w:type="dxa"/>
             <w:tcBorders>
               <w:top w:val="single" w:sz="2" w:space="0" w:color="000000"/>
               <w:left w:val="single" w:sz="2" w:space="0" w:color="000000"/>
@@ -1891,7 +1867,7 @@
         </w:tc>
         <w:tc>
           <w:tcPr>
-            <w:tcW w:w="444" w:type="dxa"/>
+            <w:tcW w:w="445" w:type="dxa"/>
             <w:tcBorders>
               <w:top w:val="single" w:sz="2" w:space="0" w:color="000000"/>
               <w:left w:val="single" w:sz="2" w:space="0" w:color="000000"/>
@@ -1930,7 +1906,7 @@
         </w:tc>
         <w:tc>
           <w:tcPr>
-            <w:tcW w:w="440" w:type="dxa"/>
+            <w:tcW w:w="437" w:type="dxa"/>
             <w:tcBorders>
               <w:top w:val="single" w:sz="2" w:space="0" w:color="000000"/>
               <w:left w:val="single" w:sz="2" w:space="0" w:color="000000"/>
@@ -2166,6 +2142,120 @@
         </w:tc>
         <w:tc>
           <w:tcPr>
+            <w:tcW w:w="444" w:type="dxa"/>
+            <w:tcBorders>
+              <w:left w:val="single" w:sz="2" w:space="0" w:color="000000"/>
+              <w:bottom w:val="single" w:sz="2" w:space="0" w:color="000000"/>
+            </w:tcBorders>
+            <w:vAlign w:val="center"/>
+          </w:tcPr>
+          <w:p>
+            <w:pPr>
+              <w:pStyle w:val="Normal"/>
+              <w:spacing w:lineRule="auto" w:line="240" w:before="0" w:after="0"/>
+              <w:ind w:hanging="181" w:left="181"/>
+              <w:jc w:val="both"/>
+              <w:rPr>
+                <w:rFonts w:ascii="Arial" w:hAnsi="Arial" w:eastAsia="Times New Roman" w:cs="Arial"/>
+                <w:b/>
+                <w:kern w:val="0"/>
+                <w:sz w:val="18"/>
+                <w:szCs w:val="18"/>
+                <w:lang w:val="pt-PT" w:eastAsia="pt-BR"/>
+                <w14:ligatures w14:val="none"/>
+              </w:rPr>
+            </w:pPr>
+            <w:r>
+              <w:rPr>
+                <w:rFonts w:eastAsia="Times New Roman" w:cs="Arial" w:ascii="Arial" w:hAnsi="Arial"/>
+                <w:b/>
+                <w:kern w:val="0"/>
+                <w:sz w:val="18"/>
+                <w:szCs w:val="18"/>
+                <w:lang w:val="pt-PT" w:eastAsia="pt-BR"/>
+                <w14:ligatures w14:val="none"/>
+              </w:rPr>
+            </w:r>
+          </w:p>
+        </w:tc>
+        <w:tc>
+          <w:tcPr>
+            <w:tcW w:w="441" w:type="dxa"/>
+            <w:tcBorders>
+              <w:left w:val="single" w:sz="2" w:space="0" w:color="000000"/>
+              <w:bottom w:val="single" w:sz="2" w:space="0" w:color="000000"/>
+            </w:tcBorders>
+            <w:vAlign w:val="center"/>
+          </w:tcPr>
+          <w:p>
+            <w:pPr>
+              <w:pStyle w:val="Normal"/>
+              <w:spacing w:lineRule="auto" w:line="240" w:before="0" w:after="0"/>
+              <w:ind w:hanging="181" w:left="181"/>
+              <w:jc w:val="both"/>
+              <w:rPr>
+                <w:rFonts w:ascii="Arial" w:hAnsi="Arial" w:eastAsia="Times New Roman" w:cs="Arial"/>
+                <w:b/>
+                <w:kern w:val="0"/>
+                <w:sz w:val="18"/>
+                <w:szCs w:val="18"/>
+                <w:lang w:val="pt-PT" w:eastAsia="pt-BR"/>
+                <w14:ligatures w14:val="none"/>
+              </w:rPr>
+            </w:pPr>
+            <w:r>
+              <w:rPr>
+                <w:rFonts w:eastAsia="Times New Roman" w:cs="Arial" w:ascii="Arial" w:hAnsi="Arial"/>
+                <w:b/>
+                <w:kern w:val="0"/>
+                <w:sz w:val="18"/>
+                <w:szCs w:val="18"/>
+                <w:lang w:val="pt-PT" w:eastAsia="pt-BR"/>
+                <w14:ligatures w14:val="none"/>
+              </w:rPr>
+            </w:r>
+          </w:p>
+        </w:tc>
+        <w:tc>
+          <w:tcPr>
+            <w:tcW w:w="445" w:type="dxa"/>
+            <w:tcBorders>
+              <w:left w:val="single" w:sz="2" w:space="0" w:color="000000"/>
+              <w:bottom w:val="single" w:sz="2" w:space="0" w:color="000000"/>
+            </w:tcBorders>
+            <w:vAlign w:val="center"/>
+          </w:tcPr>
+          <w:p>
+            <w:pPr>
+              <w:pStyle w:val="Normal"/>
+              <w:spacing w:lineRule="auto" w:line="240" w:before="0" w:after="0"/>
+              <w:ind w:hanging="181" w:left="181"/>
+              <w:jc w:val="both"/>
+              <w:rPr>
+                <w:rFonts w:ascii="Arial" w:hAnsi="Arial" w:eastAsia="Times New Roman" w:cs="Arial"/>
+                <w:b/>
+                <w:kern w:val="0"/>
+                <w:sz w:val="18"/>
+                <w:szCs w:val="18"/>
+                <w:lang w:val="pt-PT" w:eastAsia="pt-BR"/>
+                <w14:ligatures w14:val="none"/>
+              </w:rPr>
+            </w:pPr>
+            <w:r>
+              <w:rPr>
+                <w:rFonts w:eastAsia="Times New Roman" w:cs="Arial" w:ascii="Arial" w:hAnsi="Arial"/>
+                <w:b/>
+                <w:kern w:val="0"/>
+                <w:sz w:val="18"/>
+                <w:szCs w:val="18"/>
+                <w:lang w:val="pt-PT" w:eastAsia="pt-BR"/>
+                <w14:ligatures w14:val="none"/>
+              </w:rPr>
+            </w:r>
+          </w:p>
+        </w:tc>
+        <w:tc>
+          <w:tcPr>
             <w:tcW w:w="443" w:type="dxa"/>
             <w:tcBorders>
               <w:left w:val="single" w:sz="2" w:space="0" w:color="000000"/>
@@ -2280,6 +2370,120 @@
         </w:tc>
         <w:tc>
           <w:tcPr>
+            <w:tcW w:w="444" w:type="dxa"/>
+            <w:tcBorders>
+              <w:left w:val="single" w:sz="2" w:space="0" w:color="000000"/>
+              <w:bottom w:val="single" w:sz="2" w:space="0" w:color="000000"/>
+            </w:tcBorders>
+            <w:vAlign w:val="center"/>
+          </w:tcPr>
+          <w:p>
+            <w:pPr>
+              <w:pStyle w:val="Normal"/>
+              <w:spacing w:lineRule="auto" w:line="240" w:before="0" w:after="0"/>
+              <w:ind w:hanging="181" w:left="181"/>
+              <w:jc w:val="both"/>
+              <w:rPr>
+                <w:rFonts w:ascii="Arial" w:hAnsi="Arial" w:eastAsia="Times New Roman" w:cs="Arial"/>
+                <w:b/>
+                <w:kern w:val="0"/>
+                <w:sz w:val="18"/>
+                <w:szCs w:val="18"/>
+                <w:lang w:val="pt-PT" w:eastAsia="pt-BR"/>
+                <w14:ligatures w14:val="none"/>
+              </w:rPr>
+            </w:pPr>
+            <w:r>
+              <w:rPr>
+                <w:rFonts w:eastAsia="Times New Roman" w:cs="Arial" w:ascii="Arial" w:hAnsi="Arial"/>
+                <w:b/>
+                <w:kern w:val="0"/>
+                <w:sz w:val="18"/>
+                <w:szCs w:val="18"/>
+                <w:lang w:val="pt-PT" w:eastAsia="pt-BR"/>
+                <w14:ligatures w14:val="none"/>
+              </w:rPr>
+            </w:r>
+          </w:p>
+        </w:tc>
+        <w:tc>
+          <w:tcPr>
+            <w:tcW w:w="441" w:type="dxa"/>
+            <w:tcBorders>
+              <w:left w:val="single" w:sz="2" w:space="0" w:color="000000"/>
+              <w:bottom w:val="single" w:sz="2" w:space="0" w:color="000000"/>
+            </w:tcBorders>
+            <w:vAlign w:val="center"/>
+          </w:tcPr>
+          <w:p>
+            <w:pPr>
+              <w:pStyle w:val="Normal"/>
+              <w:spacing w:lineRule="auto" w:line="240" w:before="0" w:after="0"/>
+              <w:ind w:hanging="181" w:left="181"/>
+              <w:jc w:val="both"/>
+              <w:rPr>
+                <w:rFonts w:ascii="Arial" w:hAnsi="Arial" w:eastAsia="Times New Roman" w:cs="Arial"/>
+                <w:b/>
+                <w:kern w:val="0"/>
+                <w:sz w:val="18"/>
+                <w:szCs w:val="18"/>
+                <w:lang w:val="pt-PT" w:eastAsia="pt-BR"/>
+                <w14:ligatures w14:val="none"/>
+              </w:rPr>
+            </w:pPr>
+            <w:r>
+              <w:rPr>
+                <w:rFonts w:eastAsia="Times New Roman" w:cs="Arial" w:ascii="Arial" w:hAnsi="Arial"/>
+                <w:b/>
+                <w:kern w:val="0"/>
+                <w:sz w:val="18"/>
+                <w:szCs w:val="18"/>
+                <w:lang w:val="pt-PT" w:eastAsia="pt-BR"/>
+                <w14:ligatures w14:val="none"/>
+              </w:rPr>
+            </w:r>
+          </w:p>
+        </w:tc>
+        <w:tc>
+          <w:tcPr>
+            <w:tcW w:w="445" w:type="dxa"/>
+            <w:tcBorders>
+              <w:left w:val="single" w:sz="2" w:space="0" w:color="000000"/>
+              <w:bottom w:val="single" w:sz="2" w:space="0" w:color="000000"/>
+            </w:tcBorders>
+            <w:vAlign w:val="center"/>
+          </w:tcPr>
+          <w:p>
+            <w:pPr>
+              <w:pStyle w:val="Normal"/>
+              <w:spacing w:lineRule="auto" w:line="240" w:before="0" w:after="0"/>
+              <w:ind w:hanging="181" w:left="181"/>
+              <w:jc w:val="both"/>
+              <w:rPr>
+                <w:rFonts w:ascii="Arial" w:hAnsi="Arial" w:eastAsia="Times New Roman" w:cs="Arial"/>
+                <w:b/>
+                <w:kern w:val="0"/>
+                <w:sz w:val="18"/>
+                <w:szCs w:val="18"/>
+                <w:lang w:val="pt-PT" w:eastAsia="pt-BR"/>
+                <w14:ligatures w14:val="none"/>
+              </w:rPr>
+            </w:pPr>
+            <w:r>
+              <w:rPr>
+                <w:rFonts w:eastAsia="Times New Roman" w:cs="Arial" w:ascii="Arial" w:hAnsi="Arial"/>
+                <w:b/>
+                <w:kern w:val="0"/>
+                <w:sz w:val="18"/>
+                <w:szCs w:val="18"/>
+                <w:lang w:val="pt-PT" w:eastAsia="pt-BR"/>
+                <w14:ligatures w14:val="none"/>
+              </w:rPr>
+            </w:r>
+          </w:p>
+        </w:tc>
+        <w:tc>
+          <w:tcPr>
             <w:tcW w:w="443" w:type="dxa"/>
             <w:tcBorders>
               <w:left w:val="single" w:sz="2" w:space="0" w:color="000000"/>
@@ -2470,235 +2674,7 @@
         </w:tc>
         <w:tc>
           <w:tcPr>
-            <w:tcW w:w="444" w:type="dxa"/>
-            <w:tcBorders>
-              <w:left w:val="single" w:sz="2" w:space="0" w:color="000000"/>
-              <w:bottom w:val="single" w:sz="2" w:space="0" w:color="000000"/>
-            </w:tcBorders>
-            <w:vAlign w:val="center"/>
-          </w:tcPr>
-          <w:p>
-            <w:pPr>
-              <w:pStyle w:val="Normal"/>
-              <w:spacing w:lineRule="auto" w:line="240" w:before="0" w:after="0"/>
-              <w:ind w:hanging="181" w:left="181"/>
-              <w:jc w:val="both"/>
-              <w:rPr>
-                <w:rFonts w:ascii="Arial" w:hAnsi="Arial" w:eastAsia="Times New Roman" w:cs="Arial"/>
-                <w:b/>
-                <w:kern w:val="0"/>
-                <w:sz w:val="18"/>
-                <w:szCs w:val="18"/>
-                <w:lang w:val="pt-PT" w:eastAsia="pt-BR"/>
-                <w14:ligatures w14:val="none"/>
-              </w:rPr>
-            </w:pPr>
-            <w:r>
-              <w:rPr>
-                <w:rFonts w:eastAsia="Times New Roman" w:cs="Arial" w:ascii="Arial" w:hAnsi="Arial"/>
-                <w:b/>
-                <w:kern w:val="0"/>
-                <w:sz w:val="18"/>
-                <w:szCs w:val="18"/>
-                <w:lang w:val="pt-PT" w:eastAsia="pt-BR"/>
-                <w14:ligatures w14:val="none"/>
-              </w:rPr>
-            </w:r>
-          </w:p>
-        </w:tc>
-        <w:tc>
-          <w:tcPr>
-            <w:tcW w:w="443" w:type="dxa"/>
-            <w:tcBorders>
-              <w:left w:val="single" w:sz="2" w:space="0" w:color="000000"/>
-              <w:bottom w:val="single" w:sz="2" w:space="0" w:color="000000"/>
-            </w:tcBorders>
-            <w:vAlign w:val="center"/>
-          </w:tcPr>
-          <w:p>
-            <w:pPr>
-              <w:pStyle w:val="Normal"/>
-              <w:spacing w:lineRule="auto" w:line="240" w:before="0" w:after="0"/>
-              <w:ind w:hanging="181" w:left="181"/>
-              <w:jc w:val="both"/>
-              <w:rPr>
-                <w:rFonts w:ascii="Arial" w:hAnsi="Arial" w:eastAsia="Times New Roman" w:cs="Arial"/>
-                <w:b/>
-                <w:kern w:val="0"/>
-                <w:sz w:val="18"/>
-                <w:szCs w:val="18"/>
-                <w:lang w:val="pt-PT" w:eastAsia="pt-BR"/>
-                <w14:ligatures w14:val="none"/>
-              </w:rPr>
-            </w:pPr>
-            <w:r>
-              <w:rPr>
-                <w:rFonts w:eastAsia="Times New Roman" w:cs="Arial" w:ascii="Arial" w:hAnsi="Arial"/>
-                <w:b/>
-                <w:kern w:val="0"/>
-                <w:sz w:val="18"/>
-                <w:szCs w:val="18"/>
-                <w:lang w:val="pt-PT" w:eastAsia="pt-BR"/>
-                <w14:ligatures w14:val="none"/>
-              </w:rPr>
-            </w:r>
-          </w:p>
-        </w:tc>
-        <w:tc>
-          <w:tcPr>
-            <w:tcW w:w="442" w:type="dxa"/>
-            <w:tcBorders>
-              <w:left w:val="single" w:sz="2" w:space="0" w:color="000000"/>
-              <w:bottom w:val="single" w:sz="2" w:space="0" w:color="000000"/>
-            </w:tcBorders>
-            <w:vAlign w:val="center"/>
-          </w:tcPr>
-          <w:p>
-            <w:pPr>
-              <w:pStyle w:val="Normal"/>
-              <w:spacing w:lineRule="auto" w:line="240" w:before="0" w:after="0"/>
-              <w:ind w:hanging="181" w:left="181"/>
-              <w:jc w:val="both"/>
-              <w:rPr>
-                <w:rFonts w:ascii="Arial" w:hAnsi="Arial" w:eastAsia="Times New Roman" w:cs="Arial"/>
-                <w:b/>
-                <w:kern w:val="0"/>
-                <w:sz w:val="18"/>
-                <w:szCs w:val="18"/>
-                <w:lang w:val="pt-PT" w:eastAsia="pt-BR"/>
-                <w14:ligatures w14:val="none"/>
-              </w:rPr>
-            </w:pPr>
-            <w:r>
-              <w:rPr>
-                <w:rFonts w:eastAsia="Times New Roman" w:cs="Arial" w:ascii="Arial" w:hAnsi="Arial"/>
-                <w:b/>
-                <w:kern w:val="0"/>
-                <w:sz w:val="18"/>
-                <w:szCs w:val="18"/>
-                <w:lang w:val="pt-PT" w:eastAsia="pt-BR"/>
-                <w14:ligatures w14:val="none"/>
-              </w:rPr>
-            </w:r>
-          </w:p>
-        </w:tc>
-        <w:tc>
-          <w:tcPr>
-            <w:tcW w:w="444" w:type="dxa"/>
-            <w:tcBorders>
-              <w:left w:val="single" w:sz="2" w:space="0" w:color="000000"/>
-              <w:bottom w:val="single" w:sz="2" w:space="0" w:color="000000"/>
-            </w:tcBorders>
-            <w:vAlign w:val="center"/>
-          </w:tcPr>
-          <w:p>
-            <w:pPr>
-              <w:pStyle w:val="Normal"/>
-              <w:spacing w:lineRule="auto" w:line="240" w:before="0" w:after="0"/>
-              <w:ind w:hanging="181" w:left="181"/>
-              <w:jc w:val="both"/>
-              <w:rPr>
-                <w:rFonts w:ascii="Arial" w:hAnsi="Arial" w:eastAsia="Times New Roman" w:cs="Arial"/>
-                <w:b/>
-                <w:kern w:val="0"/>
-                <w:sz w:val="18"/>
-                <w:szCs w:val="18"/>
-                <w:lang w:val="pt-PT" w:eastAsia="pt-BR"/>
-                <w14:ligatures w14:val="none"/>
-              </w:rPr>
-            </w:pPr>
-            <w:r>
-              <w:rPr>
-                <w:rFonts w:eastAsia="Times New Roman" w:cs="Arial" w:ascii="Arial" w:hAnsi="Arial"/>
-                <w:b/>
-                <w:kern w:val="0"/>
-                <w:sz w:val="18"/>
-                <w:szCs w:val="18"/>
-                <w:lang w:val="pt-PT" w:eastAsia="pt-BR"/>
-                <w14:ligatures w14:val="none"/>
-              </w:rPr>
-            </w:r>
-          </w:p>
-        </w:tc>
-        <w:tc>
-          <w:tcPr>
-            <w:tcW w:w="443" w:type="dxa"/>
-            <w:tcBorders>
-              <w:left w:val="single" w:sz="2" w:space="0" w:color="000000"/>
-              <w:bottom w:val="single" w:sz="2" w:space="0" w:color="000000"/>
-            </w:tcBorders>
-            <w:vAlign w:val="center"/>
-          </w:tcPr>
-          <w:p>
-            <w:pPr>
-              <w:pStyle w:val="Normal"/>
-              <w:spacing w:lineRule="auto" w:line="240" w:before="0" w:after="0"/>
-              <w:ind w:hanging="181" w:left="181"/>
-              <w:jc w:val="both"/>
-              <w:rPr>
-                <w:rFonts w:ascii="Arial" w:hAnsi="Arial" w:eastAsia="Times New Roman" w:cs="Arial"/>
-                <w:b/>
-                <w:kern w:val="0"/>
-                <w:sz w:val="18"/>
-                <w:szCs w:val="18"/>
-                <w:lang w:val="pt-PT" w:eastAsia="pt-BR"/>
-                <w14:ligatures w14:val="none"/>
-              </w:rPr>
-            </w:pPr>
-            <w:r>
-              <w:rPr>
-                <w:rFonts w:eastAsia="Times New Roman" w:cs="Arial" w:ascii="Arial" w:hAnsi="Arial"/>
-                <w:b/>
-                <w:kern w:val="0"/>
-                <w:sz w:val="18"/>
-                <w:szCs w:val="18"/>
-                <w:lang w:val="pt-PT" w:eastAsia="pt-BR"/>
-                <w14:ligatures w14:val="none"/>
-              </w:rPr>
-            </w:r>
-          </w:p>
-        </w:tc>
-        <w:tc>
-          <w:tcPr>
-            <w:tcW w:w="442" w:type="dxa"/>
-            <w:tcBorders>
-              <w:left w:val="single" w:sz="2" w:space="0" w:color="000000"/>
-              <w:bottom w:val="single" w:sz="2" w:space="0" w:color="000000"/>
-            </w:tcBorders>
-            <w:vAlign w:val="center"/>
-          </w:tcPr>
-          <w:p>
-            <w:pPr>
-              <w:pStyle w:val="Normal"/>
-              <w:spacing w:lineRule="auto" w:line="240" w:before="0" w:after="0"/>
-              <w:ind w:hanging="181" w:left="181"/>
-              <w:jc w:val="both"/>
-              <w:rPr>
-                <w:rFonts w:ascii="Arial" w:hAnsi="Arial" w:eastAsia="Times New Roman" w:cs="Arial"/>
-                <w:b/>
-                <w:kern w:val="0"/>
-                <w:sz w:val="18"/>
-                <w:szCs w:val="18"/>
-                <w:lang w:val="pt-PT" w:eastAsia="pt-BR"/>
-                <w14:ligatures w14:val="none"/>
-              </w:rPr>
-            </w:pPr>
-            <w:r>
-              <w:rPr>
-                <w:rFonts w:eastAsia="Times New Roman" w:cs="Arial" w:ascii="Arial" w:hAnsi="Arial"/>
-                <w:b/>
-                <w:kern w:val="0"/>
-                <w:sz w:val="18"/>
-                <w:szCs w:val="18"/>
-                <w:lang w:val="pt-PT" w:eastAsia="pt-BR"/>
-                <w14:ligatures w14:val="none"/>
-              </w:rPr>
-            </w:r>
-          </w:p>
-        </w:tc>
-        <w:tc>
-          <w:tcPr>
-            <w:tcW w:w="444" w:type="dxa"/>
+            <w:tcW w:w="445" w:type="dxa"/>
             <w:tcBorders>
               <w:left w:val="single" w:sz="2" w:space="0" w:color="000000"/>
               <w:bottom w:val="single" w:sz="2" w:space="0" w:color="000000"/>
@@ -2720,7 +2696,7 @@
         </w:tc>
         <w:tc>
           <w:tcPr>
-            <w:tcW w:w="440" w:type="dxa"/>
+            <w:tcW w:w="437" w:type="dxa"/>
             <w:tcBorders>
               <w:left w:val="single" w:sz="2" w:space="0" w:color="000000"/>
               <w:bottom w:val="single" w:sz="2" w:space="0" w:color="000000"/>
